--- a/spa/docx/54.content.docx
+++ b/spa/docx/54.content.docx
@@ -11,6 +11,15 @@
         <w:pStyle w:val="Heading2"/>
       </w:pPr>
       <w:r>
+        <w:t>Resource: Notas de Estudio (Tyndale)</w:t>
+      </w:r>
+      <w:r/>
+    </w:p>
+    <w:p>
+      <w:pPr>
+        <w:pStyle w:val="Heading2"/>
+      </w:pPr>
+      <w:r>
         <w:t>License Information</w:t>
       </w:r>
       <w:r/>
@@ -21,7 +30,7 @@
         <w:rPr>
           <w:b/>
         </w:rPr>
-        <w:t>Study Notes (Tyndale)</w:t>
+        <w:t>Notas de Estudio (Tyndale)</w:t>
       </w:r>
       <w:r>
         <w:t xml:space="preserve"> (Spanish) is based on</w:t>
@@ -74,7 +83,7 @@
         <w:pStyle w:val="Heading1"/>
       </w:pPr>
       <w:r>
-        <w:t>Study Notes (Tyndale)</w:t>
+        <w:t>Notas de Estudio (Tyndale)</w:t>
       </w:r>
     </w:p>
     <w:p>
@@ -83,6 +92,51 @@
           <w:headerReference w:type="even" r:id="rId8"/>
           <w:headerReference w:type="default" r:id="rId9"/>
           <w:footerReference w:type="default" r:id="rId10"/>
+          <w:footnotePr>
+            <w:numRestart w:val="eachSect"/>
+          </w:footnotePr>
+          <w:type w:val="continuous"/>
+          <w:pgSz w:w="12240" w:h="15840" w:code="1"/>
+          <w:pgMar w:top="1440" w:right="1440" w:bottom="1440" w:left="1440" w:header="504" w:footer="504" w:gutter="0"/>
+          <w:cols w:space="708"/>
+          <w:titlePg/>
+          <w:docGrid w:linePitch="360"/>
+        </w:sectPr>
+      </w:pPr>
+    </w:p>
+    <w:p>
+      <w:r/>
+    </w:p>
+    <w:p>
+      <w:pPr>
+        <w:pStyle w:val="Heading2"/>
+      </w:pPr>
+      <w:r>
+        <w:t>1TI</w:t>
+      </w:r>
+      <w:r/>
+    </w:p>
+    <w:p>
+      <w:r/>
+      <w:r>
+        <w:rPr>
+          <w:i/>
+        </w:rPr>
+        <w:t>1 Timoteo 1:1, 1 Timoteo 1:1–2, 1 Timoteo 1:2, 1 Timoteo 1:3, 1 Timoteo 1:3–11, 1 Timoteo 1:4, 1 Timoteo 1:5, 1 Timoteo 1:6, 1 Timoteo 1:6–11, 1 Timoteo 1:7, 1 Timoteo 1:9, 1 Timoteo 1:10, 1 Timoteo 1:11, 1 Timoteo 1:12–17, 1 Timoteo 1:15, 1 Timoteo 1:18, 1 Timoteo 1:18–20, 1 Timoteo 1:19, 1 Timoteo 1:20, 1 Timoteo 2:1, 1 Timoteo 2:1–7, 1 Timoteo 2:1–15, 1 Timoteo 2:1–3.13, 1 Timoteo 2:2, 1 Timoteo 2:5, 1 Timoteo 2:5–6, 1 Timoteo 2:8, 1 Timoteo 2:9–10, 1 Timoteo 2:11–15, 1 Timoteo 2:12, 1 Timoteo 2:13, 1 Timoteo 2:15, 1 Timoteo 3:1, 1 Timoteo 3:1–13, 1 Timoteo 3:2, 1 Timoteo 3:4–5, 1 Timoteo 3:7, 1 Timoteo 3:8, 1 Timoteo 3:8–13, 1 Timoteo 3:11, 1 Timoteo 3:14–4:16, 1 Timoteo 3:15, 1 Timoteo 3:16, 1 Timoteo 4:1, 1 Timoteo 4:1–5, 1 Timoteo 4:2, 1 Timoteo 4:6, 1 Timoteo 4:6–16, 1 Timoteo 4:8–9, 1 Timoteo 4:12, 1 Timoteo 4:14, 1 Timoteo 5:1–6.2, 1 Timoteo 5:3–16, 1 Timoteo 5:5, 1 Timoteo 5:6, 1 Timoteo 5:8, 1 Timoteo 5:9, 1 Timoteo 5:10, 1 Timoteo 5:11–12, 1 Timoteo 5:11–15, 1 Timoteo 5:13, 1 Timoteo 5:14, 1 Timoteo 5:15, 1 Timoteo 5:16, 1 Timoteo 5:17–18, 1 Timoteo 5:17–25, 1 Timoteo 5:19–21, 1 Timoteo 5:20, 1 Timoteo 5:21, 1 Timoteo 5:22, 1 Timoteo 5:23, 1 Timoteo 5:24–25, 1 Timoteo 6:1, 1 Timoteo 6:2–10, 1 Timoteo 6:2–21, 1 Timoteo 6:4, 1 Timoteo 6:5, 1 Timoteo 6:6, 1 Timoteo 6:11–16, 1 Timoteo 6:12, 1 Timoteo 6:13, 1 Timoteo 6:14, 1 Timoteo 6:15–16, 1 Timoteo 6:17–18, 1 Timoteo 6:17–19, 1 Timoteo 6:20, 1 Timoteo 6:20–21, 1 Timoteo 6:21</w:t>
+      </w:r>
+      <w:r/>
+    </w:p>
+    <w:p>
+      <w:r/>
+      <w:r>
+        <w:t xml:space="preserve"> </w:t>
+      </w:r>
+      <w:r/>
+      <w:r/>
+    </w:p>
+    <w:p>
+      <w:pPr>
+        <w:sectPr>
           <w:footnotePr>
             <w:numRestart w:val="eachSect"/>
           </w:footnotePr>

--- a/spa/docx/54.content.docx
+++ b/spa/docx/54.content.docx
@@ -163,13 +163,6 @@
         <w:rPr>
           <w:lang w:val="es_ES" w:bidi="es_ES"/>
         </w:rPr>
-      </w:r>
-      <w:r>
-        <w:rPr>
-          <w:i/>
-          <w:lang w:val="es_ES" w:bidi="es_ES"/>
-        </w:rPr>
-        <w:t>1 Timoteo 1:1, 1 Timoteo 1:1–2, 1 Timoteo 1:2, 1 Timoteo 1:3, 1 Timoteo 1:3–11, 1 Timoteo 1:4, 1 Timoteo 1:5, 1 Timoteo 1:6, 1 Timoteo 1:6–11, 1 Timoteo 1:7, 1 Timoteo 1:9, 1 Timoteo 1:10, 1 Timoteo 1:11, 1 Timoteo 1:12–17, 1 Timoteo 1:15, 1 Timoteo 1:18, 1 Timoteo 1:18–20, 1 Timoteo 1:19, 1 Timoteo 1:20, 1 Timoteo 2:1, 1 Timoteo 2:1–7, 1 Timoteo 2:1–15, 1 Timoteo 2:1–3.13, 1 Timoteo 2:2, 1 Timoteo 2:5, 1 Timoteo 2:5–6, 1 Timoteo 2:8, 1 Timoteo 2:9–10, 1 Timoteo 2:11–15, 1 Timoteo 2:12, 1 Timoteo 2:13, 1 Timoteo 2:15, 1 Timoteo 3:1, 1 Timoteo 3:1–13, 1 Timoteo 3:2, 1 Timoteo 3:4–5, 1 Timoteo 3:7, 1 Timoteo 3:8, 1 Timoteo 3:8–13, 1 Timoteo 3:11, 1 Timoteo 3:14–4:16, 1 Timoteo 3:15, 1 Timoteo 3:16, 1 Timoteo 4:1, 1 Timoteo 4:1–5, 1 Timoteo 4:2, 1 Timoteo 4:6, 1 Timoteo 4:6–16, 1 Timoteo 4:8–9, 1 Timoteo 4:12, 1 Timoteo 4:14, 1 Timoteo 5:1–6.2, 1 Timoteo 5:3–16, 1 Timoteo 5:5, 1 Timoteo 5:6, 1 Timoteo 5:8, 1 Timoteo 5:9, 1 Timoteo 5:10, 1 Timoteo 5:11–12, 1 Timoteo 5:11–15, 1 Timoteo 5:13, 1 Timoteo 5:14, 1 Timoteo 5:15, 1 Timoteo 5:16, 1 Timoteo 5:17–18, 1 Timoteo 5:17–25, 1 Timoteo 5:19–21, 1 Timoteo 5:20, 1 Timoteo 5:21, 1 Timoteo 5:22, 1 Timoteo 5:23, 1 Timoteo 5:24–25, 1 Timoteo 6:1, 1 Timoteo 6:2–10, 1 Timoteo 6:2–21, 1 Timoteo 6:4, 1 Timoteo 6:5, 1 Timoteo 6:6, 1 Timoteo 6:11–16, 1 Timoteo 6:12, 1 Timoteo 6:13, 1 Timoteo 6:14, 1 Timoteo 6:15–16, 1 Timoteo 6:17–18, 1 Timoteo 6:17–19, 1 Timoteo 6:20, 1 Timoteo 6:20–21, 1 Timoteo 6:21</w:t>
       </w:r>
       <w:r>
         <w:rPr>

--- a/spa/docx/54.content.docx
+++ b/spa/docx/54.content.docx
@@ -150,19 +150,6 @@
           <w:lang w:val="es_ES" w:bidi="es_ES"/>
         </w:rPr>
         <w:t>1TI</w:t>
-      </w:r>
-      <w:r>
-        <w:rPr>
-          <w:lang w:val="es_ES" w:bidi="es_ES"/>
-        </w:rPr>
-      </w:r>
-    </w:p>
-    <w:p>
-      <w:pPr/>
-      <w:r>
-        <w:rPr>
-          <w:lang w:val="es_ES" w:bidi="es_ES"/>
-        </w:rPr>
       </w:r>
       <w:r>
         <w:rPr>

--- a/spa/docx/54.content.docx
+++ b/spa/docx/54.content.docx
@@ -19,7 +19,7 @@
         <w:rPr>
           <w:lang w:val="es_ES" w:bidi="es_ES"/>
         </w:rPr>
-        <w:t>Resource: Notas de Estudio (Tyndale)</w:t>
+        <w:t>Resource: Tyndale Open Study Notes</w:t>
       </w:r>
       <w:r>
         <w:rPr>
@@ -112,7 +112,7 @@
         <w:rPr>
           <w:lang w:val="es_ES" w:bidi="es_ES"/>
         </w:rPr>
-        <w:t>Notas de Estudio (Tyndale)</w:t>
+        <w:t>Tyndale Open Study Notes</w:t>
       </w:r>
     </w:p>
     <w:p>

--- a/spa/docx/54.content.docx
+++ b/spa/docx/54.content.docx
@@ -19,7 +19,7 @@
         <w:rPr>
           <w:lang w:val="es_ES" w:bidi="es_ES"/>
         </w:rPr>
-        <w:t>Resource: Tyndale Open Study Notes</w:t>
+        <w:t>Resource: Aquifer Open Study Notes</w:t>
       </w:r>
       <w:r>
         <w:rPr>
@@ -112,7 +112,7 @@
         <w:rPr>
           <w:lang w:val="es_ES" w:bidi="es_ES"/>
         </w:rPr>
-        <w:t>Tyndale Open Study Notes</w:t>
+        <w:t>Aquifer Open Study Notes</w:t>
       </w:r>
     </w:p>
     <w:p>

--- a/spa/docx/54.content.docx
+++ b/spa/docx/54.content.docx
@@ -246,162 +246,108 @@
         </w:rPr>
         <w:t xml:space="preserve"> aquí usado para Dios, se aplica igualmente a Cristo Jesús (</w:t>
       </w:r>
-      <w:hyperlink r:id="rId13">
-        <w:r>
-          <w:rPr>
-            <w:lang w:val="es_ES" w:bidi="es_ES"/>
-          </w:rPr>
-          <w:rPr>
-            <w:color w:val="0000EE"/>
-            <w:u w:val="single"/>
-          </w:rPr>
-          <w:t>1:15</w:t>
-        </w:r>
-      </w:hyperlink>
+      <w:r>
+        <w:rPr>
+          <w:lang w:val="es_ES" w:bidi="es_ES"/>
+        </w:rPr>
+        <w:t>1:15</w:t>
+      </w:r>
       <w:r>
         <w:rPr>
           <w:lang w:val="es_ES" w:bidi="es_ES"/>
         </w:rPr>
         <w:t xml:space="preserve">; </w:t>
       </w:r>
-      <w:hyperlink r:id="rId14">
-        <w:r>
-          <w:rPr>
-            <w:lang w:val="es_ES" w:bidi="es_ES"/>
-          </w:rPr>
-          <w:rPr>
-            <w:color w:val="0000EE"/>
-            <w:u w:val="single"/>
-          </w:rPr>
-          <w:t>2:3–4</w:t>
-        </w:r>
-      </w:hyperlink>
+      <w:r>
+        <w:rPr>
+          <w:lang w:val="es_ES" w:bidi="es_ES"/>
+        </w:rPr>
+        <w:t>2:3–4</w:t>
+      </w:r>
       <w:r>
         <w:rPr>
           <w:lang w:val="es_ES" w:bidi="es_ES"/>
         </w:rPr>
         <w:t xml:space="preserve">; ver </w:t>
       </w:r>
-      <w:hyperlink r:id="rId15">
-        <w:r>
-          <w:rPr>
-            <w:lang w:val="es_ES" w:bidi="es_ES"/>
-          </w:rPr>
-          <w:rPr>
-            <w:color w:val="0000EE"/>
-            <w:u w:val="single"/>
-          </w:rPr>
-          <w:t>2 Tm 1:9–10</w:t>
-        </w:r>
-      </w:hyperlink>
+      <w:r>
+        <w:rPr>
+          <w:lang w:val="es_ES" w:bidi="es_ES"/>
+        </w:rPr>
+        <w:t>2 Tm 1:9–10</w:t>
+      </w:r>
       <w:r>
         <w:rPr>
           <w:lang w:val="es_ES" w:bidi="es_ES"/>
         </w:rPr>
         <w:t xml:space="preserve">; </w:t>
       </w:r>
-      <w:hyperlink r:id="rId16">
-        <w:r>
-          <w:rPr>
-            <w:lang w:val="es_ES" w:bidi="es_ES"/>
-          </w:rPr>
-          <w:rPr>
-            <w:color w:val="0000EE"/>
-            <w:u w:val="single"/>
-          </w:rPr>
-          <w:t>Tt 1:3–4</w:t>
-        </w:r>
-      </w:hyperlink>
+      <w:r>
+        <w:rPr>
+          <w:lang w:val="es_ES" w:bidi="es_ES"/>
+        </w:rPr>
+        <w:t>Tt 1:3–4</w:t>
+      </w:r>
       <w:r>
         <w:rPr>
           <w:lang w:val="es_ES" w:bidi="es_ES"/>
         </w:rPr>
         <w:t xml:space="preserve">; </w:t>
       </w:r>
-      <w:hyperlink r:id="rId17">
-        <w:r>
-          <w:rPr>
-            <w:lang w:val="es_ES" w:bidi="es_ES"/>
-          </w:rPr>
-          <w:rPr>
-            <w:color w:val="0000EE"/>
-            <w:u w:val="single"/>
-          </w:rPr>
-          <w:t>2:10</w:t>
-        </w:r>
-      </w:hyperlink>
+      <w:r>
+        <w:rPr>
+          <w:lang w:val="es_ES" w:bidi="es_ES"/>
+        </w:rPr>
+        <w:t>2:10</w:t>
+      </w:r>
       <w:r>
         <w:rPr>
           <w:lang w:val="es_ES" w:bidi="es_ES"/>
         </w:rPr>
         <w:t>,</w:t>
       </w:r>
-      <w:hyperlink r:id="rId18">
-        <w:r>
-          <w:rPr>
-            <w:lang w:val="es_ES" w:bidi="es_ES"/>
-          </w:rPr>
-          <w:rPr>
-            <w:color w:val="0000EE"/>
-            <w:u w:val="single"/>
-          </w:rPr>
-          <w:t>13</w:t>
-        </w:r>
-      </w:hyperlink>
+      <w:r>
+        <w:rPr>
+          <w:lang w:val="es_ES" w:bidi="es_ES"/>
+        </w:rPr>
+        <w:t>13</w:t>
+      </w:r>
       <w:r>
         <w:rPr>
           <w:lang w:val="es_ES" w:bidi="es_ES"/>
         </w:rPr>
         <w:t>). • La esperanza se basa en Dios en contraste con otros objetos como la riqueza (</w:t>
       </w:r>
-      <w:hyperlink r:id="rId19">
-        <w:r>
-          <w:rPr>
-            <w:lang w:val="es_ES" w:bidi="es_ES"/>
-          </w:rPr>
-          <w:rPr>
-            <w:color w:val="0000EE"/>
-            <w:u w:val="single"/>
-          </w:rPr>
-          <w:t>1 Tm 4:10</w:t>
-        </w:r>
-      </w:hyperlink>
+      <w:r>
+        <w:rPr>
+          <w:lang w:val="es_ES" w:bidi="es_ES"/>
+        </w:rPr>
+        <w:t>1 Tm 4:10</w:t>
+      </w:r>
       <w:r>
         <w:rPr>
           <w:lang w:val="es_ES" w:bidi="es_ES"/>
         </w:rPr>
         <w:t xml:space="preserve">; </w:t>
       </w:r>
-      <w:hyperlink r:id="rId20">
-        <w:r>
-          <w:rPr>
-            <w:lang w:val="es_ES" w:bidi="es_ES"/>
-          </w:rPr>
-          <w:rPr>
-            <w:color w:val="0000EE"/>
-            <w:u w:val="single"/>
-          </w:rPr>
-          <w:t>5:5</w:t>
-        </w:r>
-      </w:hyperlink>
+      <w:r>
+        <w:rPr>
+          <w:lang w:val="es_ES" w:bidi="es_ES"/>
+        </w:rPr>
+        <w:t>5:5</w:t>
+      </w:r>
       <w:r>
         <w:rPr>
           <w:lang w:val="es_ES" w:bidi="es_ES"/>
         </w:rPr>
         <w:t xml:space="preserve">; </w:t>
       </w:r>
-      <w:hyperlink r:id="rId21">
-        <w:r>
-          <w:rPr>
-            <w:lang w:val="es_ES" w:bidi="es_ES"/>
-          </w:rPr>
-          <w:rPr>
-            <w:color w:val="0000EE"/>
-            <w:u w:val="single"/>
-          </w:rPr>
-          <w:t>6:17</w:t>
-        </w:r>
-      </w:hyperlink>
+      <w:r>
+        <w:rPr>
+          <w:lang w:val="es_ES" w:bidi="es_ES"/>
+        </w:rPr>
+        <w:t>6:17</w:t>
+      </w:r>
       <w:r>
         <w:rPr>
           <w:lang w:val="es_ES" w:bidi="es_ES"/>
@@ -456,72 +402,48 @@
         </w:rPr>
         <w:t xml:space="preserve">Esta apertura tiene los componentes estándar de una carta: remitente, destinatario y saludo. Las adiciones al patrón básico subrayan el mensaje autoritativo de Pablo (ver también </w:t>
       </w:r>
-      <w:hyperlink r:id="rId22">
-        <w:r>
-          <w:rPr>
-            <w:lang w:val="es_ES" w:bidi="es_ES"/>
-          </w:rPr>
-          <w:rPr>
-            <w:color w:val="0000EE"/>
-            <w:u w:val="single"/>
-          </w:rPr>
-          <w:t>Ro 1:1–7</w:t>
-        </w:r>
-      </w:hyperlink>
+      <w:r>
+        <w:rPr>
+          <w:lang w:val="es_ES" w:bidi="es_ES"/>
+        </w:rPr>
+        <w:t>Ro 1:1–7</w:t>
+      </w:r>
       <w:r>
         <w:rPr>
           <w:lang w:val="es_ES" w:bidi="es_ES"/>
         </w:rPr>
         <w:t xml:space="preserve">, </w:t>
       </w:r>
-      <w:hyperlink r:id="rId23">
-        <w:r>
-          <w:rPr>
-            <w:lang w:val="es_ES" w:bidi="es_ES"/>
-          </w:rPr>
-          <w:rPr>
-            <w:color w:val="0000EE"/>
-            <w:u w:val="single"/>
-          </w:rPr>
-          <w:t>1 Co 1:1–3</w:t>
-        </w:r>
-      </w:hyperlink>
+      <w:r>
+        <w:rPr>
+          <w:lang w:val="es_ES" w:bidi="es_ES"/>
+        </w:rPr>
+        <w:t>1 Co 1:1–3</w:t>
+      </w:r>
       <w:r>
         <w:rPr>
           <w:lang w:val="es_ES" w:bidi="es_ES"/>
         </w:rPr>
         <w:t xml:space="preserve">, </w:t>
       </w:r>
-      <w:hyperlink r:id="rId24">
-        <w:r>
-          <w:rPr>
-            <w:lang w:val="es_ES" w:bidi="es_ES"/>
-          </w:rPr>
-          <w:rPr>
-            <w:color w:val="0000EE"/>
-            <w:u w:val="single"/>
-          </w:rPr>
-          <w:t>Ga 1:1–5</w:t>
-        </w:r>
-      </w:hyperlink>
+      <w:r>
+        <w:rPr>
+          <w:lang w:val="es_ES" w:bidi="es_ES"/>
+        </w:rPr>
+        <w:t>Ga 1:1–5</w:t>
+      </w:r>
       <w:r>
         <w:rPr>
           <w:lang w:val="es_ES" w:bidi="es_ES"/>
         </w:rPr>
         <w:t xml:space="preserve">, </w:t>
       </w:r>
-      <w:hyperlink r:id="rId25">
-        <w:r>
-          <w:rPr>
-            <w:lang w:val="es_ES" w:bidi="es_ES"/>
-          </w:rPr>
-          <w:rPr>
-            <w:color w:val="0000EE"/>
-            <w:u w:val="single"/>
-          </w:rPr>
-          <w:t>Tt 1:1–4</w:t>
-        </w:r>
-      </w:hyperlink>
+      <w:r>
+        <w:rPr>
+          <w:lang w:val="es_ES" w:bidi="es_ES"/>
+        </w:rPr>
+        <w:t>Tt 1:1–4</w:t>
+      </w:r>
       <w:r>
         <w:rPr>
           <w:lang w:val="es_ES" w:bidi="es_ES"/>
@@ -588,54 +510,36 @@
         </w:rPr>
         <w:t xml:space="preserve">, “Contexto”). • Timoteo era el verdadero hijo de Pablo en la fe (ver </w:t>
       </w:r>
-      <w:hyperlink r:id="rId26">
-        <w:r>
-          <w:rPr>
-            <w:lang w:val="es_ES" w:bidi="es_ES"/>
-          </w:rPr>
-          <w:rPr>
-            <w:color w:val="0000EE"/>
-            <w:u w:val="single"/>
-          </w:rPr>
-          <w:t>Fil 2:20</w:t>
-        </w:r>
-      </w:hyperlink>
+      <w:r>
+        <w:rPr>
+          <w:lang w:val="es_ES" w:bidi="es_ES"/>
+        </w:rPr>
+        <w:t>Fil 2:20</w:t>
+      </w:r>
       <w:r>
         <w:rPr>
           <w:lang w:val="es_ES" w:bidi="es_ES"/>
         </w:rPr>
         <w:t xml:space="preserve">, cp. </w:t>
       </w:r>
-      <w:hyperlink r:id="rId27">
-        <w:r>
-          <w:rPr>
-            <w:lang w:val="es_ES" w:bidi="es_ES"/>
-          </w:rPr>
-          <w:rPr>
-            <w:color w:val="0000EE"/>
-            <w:u w:val="single"/>
-          </w:rPr>
-          <w:t>Tt 1:4</w:t>
-        </w:r>
-      </w:hyperlink>
+      <w:r>
+        <w:rPr>
+          <w:lang w:val="es_ES" w:bidi="es_ES"/>
+        </w:rPr>
+        <w:t>Tt 1:4</w:t>
+      </w:r>
       <w:r>
         <w:rPr>
           <w:lang w:val="es_ES" w:bidi="es_ES"/>
         </w:rPr>
         <w:t xml:space="preserve">), pero probablemente no era un convertido directo de Pablo (ver </w:t>
       </w:r>
-      <w:hyperlink r:id="rId28">
-        <w:r>
-          <w:rPr>
-            <w:lang w:val="es_ES" w:bidi="es_ES"/>
-          </w:rPr>
-          <w:rPr>
-            <w:color w:val="0000EE"/>
-            <w:u w:val="single"/>
-          </w:rPr>
-          <w:t>Hc 16:1</w:t>
-        </w:r>
-      </w:hyperlink>
+      <w:r>
+        <w:rPr>
+          <w:lang w:val="es_ES" w:bidi="es_ES"/>
+        </w:rPr>
+        <w:t>Hc 16:1</w:t>
+      </w:r>
       <w:r>
         <w:rPr>
           <w:lang w:val="es_ES" w:bidi="es_ES"/>
@@ -696,18 +600,12 @@
         </w:rPr>
         <w:t>: Así como Pablo había advertido anteriormente (</w:t>
       </w:r>
-      <w:hyperlink r:id="rId29">
-        <w:r>
-          <w:rPr>
-            <w:lang w:val="es_ES" w:bidi="es_ES"/>
-          </w:rPr>
-          <w:rPr>
-            <w:color w:val="0000EE"/>
-            <w:u w:val="single"/>
-          </w:rPr>
-          <w:t>Hc 20:29–31</w:t>
-        </w:r>
-      </w:hyperlink>
+      <w:r>
+        <w:rPr>
+          <w:lang w:val="es_ES" w:bidi="es_ES"/>
+        </w:rPr>
+        <w:t>Hc 20:29–31</w:t>
+      </w:r>
       <w:r>
         <w:rPr>
           <w:lang w:val="es_ES" w:bidi="es_ES"/>
@@ -841,198 +739,132 @@
         </w:rPr>
         <w:t>: Pablo podría estar desestimando sus enseñanzas como triviales, o podría estar rechazando la naturaleza fantasiosa de sus interpretaciones (</w:t>
       </w:r>
-      <w:hyperlink r:id="rId30">
-        <w:r>
-          <w:rPr>
-            <w:lang w:val="es_ES" w:bidi="es_ES"/>
-          </w:rPr>
-          <w:rPr>
-            <w:color w:val="0000EE"/>
-            <w:u w:val="single"/>
-          </w:rPr>
-          <w:t>1:7</w:t>
-        </w:r>
-      </w:hyperlink>
+      <w:r>
+        <w:rPr>
+          <w:lang w:val="es_ES" w:bidi="es_ES"/>
+        </w:rPr>
+        <w:t>1:7</w:t>
+      </w:r>
       <w:r>
         <w:rPr>
           <w:lang w:val="es_ES" w:bidi="es_ES"/>
         </w:rPr>
         <w:t xml:space="preserve">; ver también </w:t>
       </w:r>
-      <w:hyperlink r:id="rId31">
-        <w:r>
-          <w:rPr>
-            <w:lang w:val="es_ES" w:bidi="es_ES"/>
-          </w:rPr>
-          <w:rPr>
-            <w:color w:val="0000EE"/>
-            <w:u w:val="single"/>
-          </w:rPr>
-          <w:t>2 Tm 4:3–4</w:t>
-        </w:r>
-      </w:hyperlink>
+      <w:r>
+        <w:rPr>
+          <w:lang w:val="es_ES" w:bidi="es_ES"/>
+        </w:rPr>
+        <w:t>2 Tm 4:3–4</w:t>
+      </w:r>
       <w:r>
         <w:rPr>
           <w:lang w:val="es_ES" w:bidi="es_ES"/>
         </w:rPr>
         <w:t xml:space="preserve">, </w:t>
       </w:r>
-      <w:hyperlink r:id="rId32">
-        <w:r>
-          <w:rPr>
-            <w:lang w:val="es_ES" w:bidi="es_ES"/>
-          </w:rPr>
-          <w:rPr>
-            <w:color w:val="0000EE"/>
-            <w:u w:val="single"/>
-          </w:rPr>
-          <w:t>Tt 1:14</w:t>
-        </w:r>
-      </w:hyperlink>
+      <w:r>
+        <w:rPr>
+          <w:lang w:val="es_ES" w:bidi="es_ES"/>
+        </w:rPr>
+        <w:t>Tt 1:14</w:t>
+      </w:r>
       <w:r>
         <w:rPr>
           <w:lang w:val="es_ES" w:bidi="es_ES"/>
         </w:rPr>
         <w:t xml:space="preserve">; </w:t>
       </w:r>
-      <w:hyperlink r:id="rId33">
-        <w:r>
-          <w:rPr>
-            <w:lang w:val="es_ES" w:bidi="es_ES"/>
-          </w:rPr>
-          <w:rPr>
-            <w:color w:val="0000EE"/>
-            <w:u w:val="single"/>
-          </w:rPr>
-          <w:t>3:9</w:t>
-        </w:r>
-      </w:hyperlink>
+      <w:r>
+        <w:rPr>
+          <w:lang w:val="es_ES" w:bidi="es_ES"/>
+        </w:rPr>
+        <w:t>3:9</w:t>
+      </w:r>
       <w:r>
         <w:rPr>
           <w:lang w:val="es_ES" w:bidi="es_ES"/>
         </w:rPr>
         <w:t xml:space="preserve">, </w:t>
       </w:r>
-      <w:hyperlink r:id="rId34">
-        <w:r>
-          <w:rPr>
-            <w:lang w:val="es_ES" w:bidi="es_ES"/>
-          </w:rPr>
-          <w:rPr>
-            <w:color w:val="0000EE"/>
-            <w:u w:val="single"/>
-          </w:rPr>
-          <w:t>2 Pe 1:16</w:t>
-        </w:r>
-      </w:hyperlink>
+      <w:r>
+        <w:rPr>
+          <w:lang w:val="es_ES" w:bidi="es_ES"/>
+        </w:rPr>
+        <w:t>2 Pe 1:16</w:t>
+      </w:r>
       <w:r>
         <w:rPr>
           <w:lang w:val="es_ES" w:bidi="es_ES"/>
         </w:rPr>
         <w:t>) y sus justificaciones de comportamiento inmoral (</w:t>
       </w:r>
-      <w:hyperlink r:id="rId35">
-        <w:r>
-          <w:rPr>
-            <w:lang w:val="es_ES" w:bidi="es_ES"/>
-          </w:rPr>
-          <w:rPr>
-            <w:color w:val="0000EE"/>
-            <w:u w:val="single"/>
-          </w:rPr>
-          <w:t>1 Tm 1:8–11</w:t>
-        </w:r>
-      </w:hyperlink>
+      <w:r>
+        <w:rPr>
+          <w:lang w:val="es_ES" w:bidi="es_ES"/>
+        </w:rPr>
+        <w:t>1 Tm 1:8–11</w:t>
+      </w:r>
       <w:r>
         <w:rPr>
           <w:lang w:val="es_ES" w:bidi="es_ES"/>
         </w:rPr>
         <w:t xml:space="preserve">; </w:t>
       </w:r>
-      <w:hyperlink r:id="rId36">
-        <w:r>
-          <w:rPr>
-            <w:lang w:val="es_ES" w:bidi="es_ES"/>
-          </w:rPr>
-          <w:rPr>
-            <w:color w:val="0000EE"/>
-            <w:u w:val="single"/>
-          </w:rPr>
-          <w:t>4:1–2</w:t>
-        </w:r>
-      </w:hyperlink>
+      <w:r>
+        <w:rPr>
+          <w:lang w:val="es_ES" w:bidi="es_ES"/>
+        </w:rPr>
+        <w:t>4:1–2</w:t>
+      </w:r>
       <w:r>
         <w:rPr>
           <w:lang w:val="es_ES" w:bidi="es_ES"/>
         </w:rPr>
         <w:t xml:space="preserve">, </w:t>
       </w:r>
-      <w:hyperlink r:id="rId37">
-        <w:r>
-          <w:rPr>
-            <w:lang w:val="es_ES" w:bidi="es_ES"/>
-          </w:rPr>
-          <w:rPr>
-            <w:color w:val="0000EE"/>
-            <w:u w:val="single"/>
-          </w:rPr>
-          <w:t>7</w:t>
-        </w:r>
-      </w:hyperlink>
+      <w:r>
+        <w:rPr>
+          <w:lang w:val="es_ES" w:bidi="es_ES"/>
+        </w:rPr>
+        <w:t>7</w:t>
+      </w:r>
       <w:r>
         <w:rPr>
           <w:lang w:val="es_ES" w:bidi="es_ES"/>
         </w:rPr>
         <w:t xml:space="preserve">; ver también </w:t>
       </w:r>
-      <w:hyperlink r:id="rId38">
-        <w:r>
-          <w:rPr>
-            <w:lang w:val="es_ES" w:bidi="es_ES"/>
-          </w:rPr>
-          <w:rPr>
-            <w:color w:val="0000EE"/>
-            <w:u w:val="single"/>
-          </w:rPr>
-          <w:t>Tt 1:15–16</w:t>
-        </w:r>
-      </w:hyperlink>
+      <w:r>
+        <w:rPr>
+          <w:lang w:val="es_ES" w:bidi="es_ES"/>
+        </w:rPr>
+        <w:t>Tt 1:15–16</w:t>
+      </w:r>
       <w:r>
         <w:rPr>
           <w:lang w:val="es_ES" w:bidi="es_ES"/>
         </w:rPr>
         <w:t>). • genealogías sin término: En el judaísmo, la genealogía de cada persona establecía su pedigree espiritual; los falsos maestros podrían haber estado obsesionados con esto. Probablemente también estaban explotando las genealogías del Antiguo Testamento (</w:t>
       </w:r>
-      <w:hyperlink r:id="rId39">
-        <w:r>
-          <w:rPr>
-            <w:lang w:val="es_ES" w:bidi="es_ES"/>
-          </w:rPr>
-          <w:rPr>
-            <w:color w:val="0000EE"/>
-            <w:u w:val="single"/>
-          </w:rPr>
-          <w:t>Ge 2–4</w:t>
-        </w:r>
-      </w:hyperlink>
+      <w:r>
+        <w:rPr>
+          <w:lang w:val="es_ES" w:bidi="es_ES"/>
+        </w:rPr>
+        <w:t>Ge 2–4</w:t>
+      </w:r>
       <w:r>
         <w:rPr>
           <w:lang w:val="es_ES" w:bidi="es_ES"/>
         </w:rPr>
         <w:t xml:space="preserve">; </w:t>
       </w:r>
-      <w:hyperlink r:id="rId40">
-        <w:r>
-          <w:rPr>
-            <w:lang w:val="es_ES" w:bidi="es_ES"/>
-          </w:rPr>
-          <w:rPr>
-            <w:color w:val="0000EE"/>
-            <w:u w:val="single"/>
-          </w:rPr>
-          <w:t>5:1–32</w:t>
-        </w:r>
-      </w:hyperlink>
+      <w:r>
+        <w:rPr>
+          <w:lang w:val="es_ES" w:bidi="es_ES"/>
+        </w:rPr>
+        <w:t>5:1–32</w:t>
+      </w:r>
       <w:r>
         <w:rPr>
           <w:lang w:val="es_ES" w:bidi="es_ES"/>
@@ -1064,18 +896,12 @@
         </w:rPr>
         <w:t xml:space="preserve">): El griego utiliza una palabra importante (“administración,” “gestión del hogar”) que tiene que ver con el hogar (ver </w:t>
       </w:r>
-      <w:hyperlink r:id="rId41">
-        <w:r>
-          <w:rPr>
-            <w:lang w:val="es_ES" w:bidi="es_ES"/>
-          </w:rPr>
-          <w:rPr>
-            <w:color w:val="0000EE"/>
-            <w:u w:val="single"/>
-          </w:rPr>
-          <w:t>1 Tm 3:15</w:t>
-        </w:r>
-      </w:hyperlink>
+      <w:r>
+        <w:rPr>
+          <w:lang w:val="es_ES" w:bidi="es_ES"/>
+        </w:rPr>
+        <w:t>1 Tm 3:15</w:t>
+      </w:r>
       <w:r>
         <w:rPr>
           <w:lang w:val="es_ES" w:bidi="es_ES"/>
@@ -1136,108 +962,72 @@
         </w:rPr>
         <w:t xml:space="preserve">: Pablo busca la piedad que surge de una fe y renovación sólida (ver </w:t>
       </w:r>
-      <w:hyperlink r:id="rId42">
-        <w:r>
-          <w:rPr>
-            <w:lang w:val="es_ES" w:bidi="es_ES"/>
-          </w:rPr>
-          <w:rPr>
-            <w:color w:val="0000EE"/>
-            <w:u w:val="single"/>
-          </w:rPr>
-          <w:t>Tt 3:5</w:t>
-        </w:r>
-      </w:hyperlink>
+      <w:r>
+        <w:rPr>
+          <w:lang w:val="es_ES" w:bidi="es_ES"/>
+        </w:rPr>
+        <w:t>Tt 3:5</w:t>
+      </w:r>
       <w:r>
         <w:rPr>
           <w:lang w:val="es_ES" w:bidi="es_ES"/>
         </w:rPr>
         <w:t xml:space="preserve">; ver también </w:t>
       </w:r>
-      <w:hyperlink r:id="rId43">
-        <w:r>
-          <w:rPr>
-            <w:lang w:val="es_ES" w:bidi="es_ES"/>
-          </w:rPr>
-          <w:rPr>
-            <w:color w:val="0000EE"/>
-            <w:u w:val="single"/>
-          </w:rPr>
-          <w:t>1 Co 13:1–13;</w:t>
-        </w:r>
-      </w:hyperlink>
+      <w:r>
+        <w:rPr>
+          <w:lang w:val="es_ES" w:bidi="es_ES"/>
+        </w:rPr>
+        <w:t>1 Co 13:1–13;</w:t>
+      </w:r>
       <w:r>
         <w:rPr>
           <w:lang w:val="es_ES" w:bidi="es_ES"/>
         </w:rPr>
         <w:t xml:space="preserve"> </w:t>
       </w:r>
-      <w:hyperlink r:id="rId44">
-        <w:r>
-          <w:rPr>
-            <w:lang w:val="es_ES" w:bidi="es_ES"/>
-          </w:rPr>
-          <w:rPr>
-            <w:color w:val="0000EE"/>
-            <w:u w:val="single"/>
-          </w:rPr>
-          <w:t>Col 3:14</w:t>
-        </w:r>
-      </w:hyperlink>
+      <w:r>
+        <w:rPr>
+          <w:lang w:val="es_ES" w:bidi="es_ES"/>
+        </w:rPr>
+        <w:t>Col 3:14</w:t>
+      </w:r>
       <w:r>
         <w:rPr>
           <w:lang w:val="es_ES" w:bidi="es_ES"/>
         </w:rPr>
         <w:t xml:space="preserve">). • En 1 Timoteo y Tito, todas las alusiones a una conciencia clara están en contraste con las conciencias muertas de los falsos maestros (por ejemplo, </w:t>
       </w:r>
-      <w:hyperlink r:id="rId45">
-        <w:r>
-          <w:rPr>
-            <w:lang w:val="es_ES" w:bidi="es_ES"/>
-          </w:rPr>
-          <w:rPr>
-            <w:color w:val="0000EE"/>
-            <w:u w:val="single"/>
-          </w:rPr>
-          <w:t>1 Tm 1:19,</w:t>
-        </w:r>
-      </w:hyperlink>
+      <w:r>
+        <w:rPr>
+          <w:lang w:val="es_ES" w:bidi="es_ES"/>
+        </w:rPr>
+        <w:t>1 Tm 1:19,</w:t>
+      </w:r>
       <w:r>
         <w:rPr>
           <w:lang w:val="es_ES" w:bidi="es_ES"/>
         </w:rPr>
         <w:t xml:space="preserve"> </w:t>
       </w:r>
-      <w:hyperlink r:id="rId46">
-        <w:r>
-          <w:rPr>
-            <w:lang w:val="es_ES" w:bidi="es_ES"/>
-          </w:rPr>
-          <w:rPr>
-            <w:color w:val="0000EE"/>
-            <w:u w:val="single"/>
-          </w:rPr>
-          <w:t>4:2;</w:t>
-        </w:r>
-      </w:hyperlink>
+      <w:r>
+        <w:rPr>
+          <w:lang w:val="es_ES" w:bidi="es_ES"/>
+        </w:rPr>
+        <w:t>4:2;</w:t>
+      </w:r>
       <w:r>
         <w:rPr>
           <w:lang w:val="es_ES" w:bidi="es_ES"/>
         </w:rPr>
         <w:t xml:space="preserve"> </w:t>
       </w:r>
-      <w:hyperlink r:id="rId47">
-        <w:r>
-          <w:rPr>
-            <w:lang w:val="es_ES" w:bidi="es_ES"/>
-          </w:rPr>
-          <w:rPr>
-            <w:color w:val="0000EE"/>
-            <w:u w:val="single"/>
-          </w:rPr>
-          <w:t>Tt 1:15</w:t>
-        </w:r>
-      </w:hyperlink>
+      <w:r>
+        <w:rPr>
+          <w:lang w:val="es_ES" w:bidi="es_ES"/>
+        </w:rPr>
+        <w:t>Tt 1:15</w:t>
+      </w:r>
       <w:r>
         <w:rPr>
           <w:lang w:val="es_ES" w:bidi="es_ES"/>
@@ -1292,72 +1082,48 @@
         </w:rPr>
         <w:t xml:space="preserve">"Algunos" es probablemente un menosprecio, degradando a los falsos maestros a una clase general de oponentes de las Buenas Nuevas (cp. </w:t>
       </w:r>
-      <w:hyperlink r:id="rId48">
-        <w:r>
-          <w:rPr>
-            <w:lang w:val="es_ES" w:bidi="es_ES"/>
-          </w:rPr>
-          <w:rPr>
-            <w:color w:val="0000EE"/>
-            <w:u w:val="single"/>
-          </w:rPr>
-          <w:t>Ro 3:8</w:t>
-        </w:r>
-      </w:hyperlink>
+      <w:r>
+        <w:rPr>
+          <w:lang w:val="es_ES" w:bidi="es_ES"/>
+        </w:rPr>
+        <w:t>Ro 3:8</w:t>
+      </w:r>
       <w:r>
         <w:rPr>
           <w:lang w:val="es_ES" w:bidi="es_ES"/>
         </w:rPr>
         <w:t xml:space="preserve">; </w:t>
       </w:r>
-      <w:hyperlink r:id="rId49">
-        <w:r>
-          <w:rPr>
-            <w:lang w:val="es_ES" w:bidi="es_ES"/>
-          </w:rPr>
-          <w:rPr>
-            <w:color w:val="0000EE"/>
-            <w:u w:val="single"/>
-          </w:rPr>
-          <w:t>1 Co 4:18</w:t>
-        </w:r>
-      </w:hyperlink>
+      <w:r>
+        <w:rPr>
+          <w:lang w:val="es_ES" w:bidi="es_ES"/>
+        </w:rPr>
+        <w:t>1 Co 4:18</w:t>
+      </w:r>
       <w:r>
         <w:rPr>
           <w:lang w:val="es_ES" w:bidi="es_ES"/>
         </w:rPr>
         <w:t xml:space="preserve">; </w:t>
       </w:r>
-      <w:hyperlink r:id="rId50">
-        <w:r>
-          <w:rPr>
-            <w:lang w:val="es_ES" w:bidi="es_ES"/>
-          </w:rPr>
-          <w:rPr>
-            <w:color w:val="0000EE"/>
-            <w:u w:val="single"/>
-          </w:rPr>
-          <w:t>2 Co 3:1</w:t>
-        </w:r>
-      </w:hyperlink>
+      <w:r>
+        <w:rPr>
+          <w:lang w:val="es_ES" w:bidi="es_ES"/>
+        </w:rPr>
+        <w:t>2 Co 3:1</w:t>
+      </w:r>
       <w:r>
         <w:rPr>
           <w:lang w:val="es_ES" w:bidi="es_ES"/>
         </w:rPr>
         <w:t xml:space="preserve">; </w:t>
       </w:r>
-      <w:hyperlink r:id="rId51">
-        <w:r>
-          <w:rPr>
-            <w:lang w:val="es_ES" w:bidi="es_ES"/>
-          </w:rPr>
-          <w:rPr>
-            <w:color w:val="0000EE"/>
-            <w:u w:val="single"/>
-          </w:rPr>
-          <w:t>Ga 1:7</w:t>
-        </w:r>
-      </w:hyperlink>
+      <w:r>
+        <w:rPr>
+          <w:lang w:val="es_ES" w:bidi="es_ES"/>
+        </w:rPr>
+        <w:t>Ga 1:7</w:t>
+      </w:r>
       <w:r>
         <w:rPr>
           <w:lang w:val="es_ES" w:bidi="es_ES"/>
@@ -1460,18 +1226,12 @@
         </w:rPr>
         <w:t xml:space="preserve">Sus aspiraciones de ser maestros de la ley de Moisés eran irónicas; su manejo de la ley era deficiente a la luz de las Buenas Nuevas, y no entendían ni cumplían la ley (ver </w:t>
       </w:r>
-      <w:hyperlink r:id="rId35">
-        <w:r>
-          <w:rPr>
-            <w:lang w:val="es_ES" w:bidi="es_ES"/>
-          </w:rPr>
-          <w:rPr>
-            <w:color w:val="0000EE"/>
-            <w:u w:val="single"/>
-          </w:rPr>
-          <w:t>1:8–11</w:t>
-        </w:r>
-      </w:hyperlink>
+      <w:r>
+        <w:rPr>
+          <w:lang w:val="es_ES" w:bidi="es_ES"/>
+        </w:rPr>
+        <w:t>1:8–11</w:t>
+      </w:r>
       <w:r>
         <w:rPr>
           <w:lang w:val="es_ES" w:bidi="es_ES"/>
@@ -1532,90 +1292,60 @@
         </w:rPr>
         <w:t xml:space="preserve">: Como principio general, la persona virtuosa no necesita ley. Para los cristianos, una vida justa resulta de la fe aparte de la ley (ver </w:t>
       </w:r>
-      <w:hyperlink r:id="rId52">
-        <w:r>
-          <w:rPr>
-            <w:lang w:val="es_ES" w:bidi="es_ES"/>
-          </w:rPr>
-          <w:rPr>
-            <w:color w:val="0000EE"/>
-            <w:u w:val="single"/>
-          </w:rPr>
-          <w:t>Ga 5:16–26</w:t>
-        </w:r>
-      </w:hyperlink>
+      <w:r>
+        <w:rPr>
+          <w:lang w:val="es_ES" w:bidi="es_ES"/>
+        </w:rPr>
+        <w:t>Ga 5:16–26</w:t>
+      </w:r>
       <w:r>
         <w:rPr>
           <w:lang w:val="es_ES" w:bidi="es_ES"/>
         </w:rPr>
         <w:t xml:space="preserve">, </w:t>
       </w:r>
-      <w:hyperlink r:id="rId53">
-        <w:r>
-          <w:rPr>
-            <w:lang w:val="es_ES" w:bidi="es_ES"/>
-          </w:rPr>
-          <w:rPr>
-            <w:color w:val="0000EE"/>
-            <w:u w:val="single"/>
-          </w:rPr>
-          <w:t>Ef 2:11–14</w:t>
-        </w:r>
-      </w:hyperlink>
+      <w:r>
+        <w:rPr>
+          <w:lang w:val="es_ES" w:bidi="es_ES"/>
+        </w:rPr>
+        <w:t>Ef 2:11–14</w:t>
+      </w:r>
       <w:r>
         <w:rPr>
           <w:lang w:val="es_ES" w:bidi="es_ES"/>
         </w:rPr>
         <w:t xml:space="preserve">, </w:t>
       </w:r>
-      <w:hyperlink r:id="rId54">
-        <w:r>
-          <w:rPr>
-            <w:lang w:val="es_ES" w:bidi="es_ES"/>
-          </w:rPr>
-          <w:rPr>
-            <w:color w:val="0000EE"/>
-            <w:u w:val="single"/>
-          </w:rPr>
-          <w:t>Tt 2:11–14</w:t>
-        </w:r>
-      </w:hyperlink>
+      <w:r>
+        <w:rPr>
+          <w:lang w:val="es_ES" w:bidi="es_ES"/>
+        </w:rPr>
+        <w:t>Tt 2:11–14</w:t>
+      </w:r>
       <w:r>
         <w:rPr>
           <w:lang w:val="es_ES" w:bidi="es_ES"/>
         </w:rPr>
         <w:t xml:space="preserve">, cp. </w:t>
       </w:r>
-      <w:hyperlink r:id="rId55">
-        <w:r>
-          <w:rPr>
-            <w:lang w:val="es_ES" w:bidi="es_ES"/>
-          </w:rPr>
-          <w:rPr>
-            <w:color w:val="0000EE"/>
-            <w:u w:val="single"/>
-          </w:rPr>
-          <w:t>Ro 8:1–17</w:t>
-        </w:r>
-      </w:hyperlink>
+      <w:r>
+        <w:rPr>
+          <w:lang w:val="es_ES" w:bidi="es_ES"/>
+        </w:rPr>
+        <w:t>Ro 8:1–17</w:t>
+      </w:r>
       <w:r>
         <w:rPr>
           <w:lang w:val="es_ES" w:bidi="es_ES"/>
         </w:rPr>
         <w:t xml:space="preserve">, </w:t>
       </w:r>
-      <w:hyperlink r:id="rId56">
-        <w:r>
-          <w:rPr>
-            <w:lang w:val="es_ES" w:bidi="es_ES"/>
-          </w:rPr>
-          <w:rPr>
-            <w:color w:val="0000EE"/>
-            <w:u w:val="single"/>
-          </w:rPr>
-          <w:t>St 2:14–16</w:t>
-        </w:r>
-      </w:hyperlink>
+      <w:r>
+        <w:rPr>
+          <w:lang w:val="es_ES" w:bidi="es_ES"/>
+        </w:rPr>
+        <w:t>St 2:14–16</w:t>
+      </w:r>
       <w:r>
         <w:rPr>
           <w:lang w:val="es_ES" w:bidi="es_ES"/>
@@ -1670,36 +1400,24 @@
         </w:rPr>
         <w:t xml:space="preserve">Este listado muestra las tendencias finales de las enseñanzas de los falsos maestros, su estado espiritual subyacente y la justicia superior de las Buenas Nuevas (ver </w:t>
       </w:r>
-      <w:hyperlink r:id="rId57">
-        <w:r>
-          <w:rPr>
-            <w:lang w:val="es_ES" w:bidi="es_ES"/>
-          </w:rPr>
-          <w:rPr>
-            <w:color w:val="0000EE"/>
-            <w:u w:val="single"/>
-          </w:rPr>
-          <w:t>Mt 5:20</w:t>
-        </w:r>
-      </w:hyperlink>
+      <w:r>
+        <w:rPr>
+          <w:lang w:val="es_ES" w:bidi="es_ES"/>
+        </w:rPr>
+        <w:t>Mt 5:20</w:t>
+      </w:r>
       <w:r>
         <w:rPr>
           <w:lang w:val="es_ES" w:bidi="es_ES"/>
         </w:rPr>
         <w:t xml:space="preserve">; </w:t>
       </w:r>
-      <w:hyperlink r:id="rId58">
-        <w:r>
-          <w:rPr>
-            <w:lang w:val="es_ES" w:bidi="es_ES"/>
-          </w:rPr>
-          <w:rPr>
-            <w:color w:val="0000EE"/>
-            <w:u w:val="single"/>
-          </w:rPr>
-          <w:t>Ga 5:22–23</w:t>
-        </w:r>
-      </w:hyperlink>
+      <w:r>
+        <w:rPr>
+          <w:lang w:val="es_ES" w:bidi="es_ES"/>
+        </w:rPr>
+        <w:t>Ga 5:22–23</w:t>
+      </w:r>
       <w:r>
         <w:rPr>
           <w:lang w:val="es_ES" w:bidi="es_ES"/>
@@ -1731,126 +1449,84 @@
         </w:rPr>
         <w:t xml:space="preserve">): Ver también </w:t>
       </w:r>
-      <w:hyperlink r:id="rId59">
-        <w:r>
-          <w:rPr>
-            <w:lang w:val="es_ES" w:bidi="es_ES"/>
-          </w:rPr>
-          <w:rPr>
-            <w:color w:val="0000EE"/>
-            <w:u w:val="single"/>
-          </w:rPr>
-          <w:t>1 Tm 6:3–4;</w:t>
-        </w:r>
-      </w:hyperlink>
+      <w:r>
+        <w:rPr>
+          <w:lang w:val="es_ES" w:bidi="es_ES"/>
+        </w:rPr>
+        <w:t>1 Tm 6:3–4;</w:t>
+      </w:r>
       <w:r>
         <w:rPr>
           <w:lang w:val="es_ES" w:bidi="es_ES"/>
         </w:rPr>
         <w:t xml:space="preserve"> </w:t>
       </w:r>
-      <w:hyperlink r:id="rId60">
-        <w:r>
-          <w:rPr>
-            <w:lang w:val="es_ES" w:bidi="es_ES"/>
-          </w:rPr>
-          <w:rPr>
-            <w:color w:val="0000EE"/>
-            <w:u w:val="single"/>
-          </w:rPr>
-          <w:t>2 Tm 1:13,</w:t>
-        </w:r>
-      </w:hyperlink>
+      <w:r>
+        <w:rPr>
+          <w:lang w:val="es_ES" w:bidi="es_ES"/>
+        </w:rPr>
+        <w:t>2 Tm 1:13,</w:t>
+      </w:r>
       <w:r>
         <w:rPr>
           <w:lang w:val="es_ES" w:bidi="es_ES"/>
         </w:rPr>
         <w:t xml:space="preserve"> </w:t>
       </w:r>
-      <w:hyperlink r:id="rId61">
-        <w:r>
-          <w:rPr>
-            <w:lang w:val="es_ES" w:bidi="es_ES"/>
-          </w:rPr>
-          <w:rPr>
-            <w:color w:val="0000EE"/>
-            <w:u w:val="single"/>
-          </w:rPr>
-          <w:t>4:3;</w:t>
-        </w:r>
-      </w:hyperlink>
+      <w:r>
+        <w:rPr>
+          <w:lang w:val="es_ES" w:bidi="es_ES"/>
+        </w:rPr>
+        <w:t>4:3;</w:t>
+      </w:r>
       <w:r>
         <w:rPr>
           <w:lang w:val="es_ES" w:bidi="es_ES"/>
         </w:rPr>
         <w:t xml:space="preserve"> </w:t>
       </w:r>
-      <w:hyperlink r:id="rId62">
-        <w:r>
-          <w:rPr>
-            <w:lang w:val="es_ES" w:bidi="es_ES"/>
-          </w:rPr>
-          <w:rPr>
-            <w:color w:val="0000EE"/>
-            <w:u w:val="single"/>
-          </w:rPr>
-          <w:t>Tt 1:9</w:t>
-        </w:r>
-      </w:hyperlink>
+      <w:r>
+        <w:rPr>
+          <w:lang w:val="es_ES" w:bidi="es_ES"/>
+        </w:rPr>
+        <w:t>Tt 1:9</w:t>
+      </w:r>
       <w:r>
         <w:rPr>
           <w:lang w:val="es_ES" w:bidi="es_ES"/>
         </w:rPr>
         <w:t>,</w:t>
       </w:r>
-      <w:hyperlink r:id="rId63">
-        <w:r>
-          <w:rPr>
-            <w:lang w:val="es_ES" w:bidi="es_ES"/>
-          </w:rPr>
-          <w:rPr>
-            <w:color w:val="0000EE"/>
-            <w:u w:val="single"/>
-          </w:rPr>
-          <w:t>13</w:t>
-        </w:r>
-      </w:hyperlink>
+      <w:r>
+        <w:rPr>
+          <w:lang w:val="es_ES" w:bidi="es_ES"/>
+        </w:rPr>
+        <w:t>13</w:t>
+      </w:r>
       <w:r>
         <w:rPr>
           <w:lang w:val="es_ES" w:bidi="es_ES"/>
         </w:rPr>
         <w:t xml:space="preserve">; </w:t>
       </w:r>
-      <w:hyperlink r:id="rId64">
-        <w:r>
-          <w:rPr>
-            <w:lang w:val="es_ES" w:bidi="es_ES"/>
-          </w:rPr>
-          <w:rPr>
-            <w:color w:val="0000EE"/>
-            <w:u w:val="single"/>
-          </w:rPr>
-          <w:t>2:1</w:t>
-        </w:r>
-      </w:hyperlink>
+      <w:r>
+        <w:rPr>
+          <w:lang w:val="es_ES" w:bidi="es_ES"/>
+        </w:rPr>
+        <w:t>2:1</w:t>
+      </w:r>
       <w:r>
         <w:rPr>
           <w:lang w:val="es_ES" w:bidi="es_ES"/>
         </w:rPr>
         <w:t>,</w:t>
       </w:r>
-      <w:hyperlink r:id="rId65">
-        <w:r>
-          <w:rPr>
-            <w:lang w:val="es_ES" w:bidi="es_ES"/>
-          </w:rPr>
-          <w:rPr>
-            <w:color w:val="0000EE"/>
-            <w:u w:val="single"/>
-          </w:rPr>
-          <w:t>8</w:t>
-        </w:r>
-      </w:hyperlink>
+      <w:r>
+        <w:rPr>
+          <w:lang w:val="es_ES" w:bidi="es_ES"/>
+        </w:rPr>
+        <w:t>8</w:t>
+      </w:r>
       <w:r>
         <w:rPr>
           <w:lang w:val="es_ES" w:bidi="es_ES"/>
@@ -1899,18 +1575,12 @@
           <w:lang w:val="es_ES" w:bidi="es_ES"/>
         </w:rPr>
       </w:r>
-      <w:hyperlink r:id="rId54">
-        <w:r>
-          <w:rPr>
-            <w:lang w:val="es_ES" w:bidi="es_ES"/>
-          </w:rPr>
-          <w:rPr>
-            <w:color w:val="0000EE"/>
-            <w:u w:val="single"/>
-          </w:rPr>
-          <w:t>Tito 2:11–14</w:t>
-        </w:r>
-      </w:hyperlink>
+      <w:r>
+        <w:rPr>
+          <w:lang w:val="es_ES" w:bidi="es_ES"/>
+        </w:rPr>
+        <w:t>Tito 2:11–14</w:t>
+      </w:r>
       <w:r>
         <w:rPr>
           <w:lang w:val="es_ES" w:bidi="es_ES"/>
@@ -1965,144 +1635,96 @@
         </w:rPr>
         <w:t>Esta expresión de gratitud es un paréntesis del encargo de Pablo a Timoteo (</w:t>
       </w:r>
-      <w:hyperlink r:id="rId66">
-        <w:r>
-          <w:rPr>
-            <w:lang w:val="es_ES" w:bidi="es_ES"/>
-          </w:rPr>
-          <w:rPr>
-            <w:color w:val="0000EE"/>
-            <w:u w:val="single"/>
-          </w:rPr>
-          <w:t>1:3–11</w:t>
-        </w:r>
-      </w:hyperlink>
+      <w:r>
+        <w:rPr>
+          <w:lang w:val="es_ES" w:bidi="es_ES"/>
+        </w:rPr>
+        <w:t>1:3–11</w:t>
+      </w:r>
       <w:r>
         <w:rPr>
           <w:lang w:val="es_ES" w:bidi="es_ES"/>
         </w:rPr>
         <w:t>,</w:t>
       </w:r>
-      <w:hyperlink r:id="rId67">
-        <w:r>
-          <w:rPr>
-            <w:lang w:val="es_ES" w:bidi="es_ES"/>
-          </w:rPr>
-          <w:rPr>
-            <w:color w:val="0000EE"/>
-            <w:u w:val="single"/>
-          </w:rPr>
-          <w:t>18–20</w:t>
-        </w:r>
-      </w:hyperlink>
+      <w:r>
+        <w:rPr>
+          <w:lang w:val="es_ES" w:bidi="es_ES"/>
+        </w:rPr>
+        <w:t>18–20</w:t>
+      </w:r>
       <w:r>
         <w:rPr>
           <w:lang w:val="es_ES" w:bidi="es_ES"/>
         </w:rPr>
         <w:t>). Provocada por la mención del papel de Pablo (</w:t>
       </w:r>
-      <w:hyperlink r:id="rId68">
-        <w:r>
-          <w:rPr>
-            <w:lang w:val="es_ES" w:bidi="es_ES"/>
-          </w:rPr>
-          <w:rPr>
-            <w:color w:val="0000EE"/>
-            <w:u w:val="single"/>
-          </w:rPr>
-          <w:t>1:11</w:t>
-        </w:r>
-      </w:hyperlink>
+      <w:r>
+        <w:rPr>
+          <w:lang w:val="es_ES" w:bidi="es_ES"/>
+        </w:rPr>
+        <w:t>1:11</w:t>
+      </w:r>
       <w:r>
         <w:rPr>
           <w:lang w:val="es_ES" w:bidi="es_ES"/>
         </w:rPr>
         <w:t xml:space="preserve">), ofrece una perspectiva sobre la fuente de la gratitud de Pablo y proporciona un modelo para sus lectores. Al hablar de su propio trabajo, Pablo dirige la gloria a Dios y deja claro que está haciendo la obra de Dios (ver también </w:t>
       </w:r>
-      <w:hyperlink r:id="rId69">
-        <w:r>
-          <w:rPr>
-            <w:lang w:val="es_ES" w:bidi="es_ES"/>
-          </w:rPr>
-          <w:rPr>
-            <w:color w:val="0000EE"/>
-            <w:u w:val="single"/>
-          </w:rPr>
-          <w:t>2 Co 1:21–22</w:t>
-        </w:r>
-      </w:hyperlink>
+      <w:r>
+        <w:rPr>
+          <w:lang w:val="es_ES" w:bidi="es_ES"/>
+        </w:rPr>
+        <w:t>2 Co 1:21–22</w:t>
+      </w:r>
       <w:r>
         <w:rPr>
           <w:lang w:val="es_ES" w:bidi="es_ES"/>
         </w:rPr>
         <w:t xml:space="preserve">; </w:t>
       </w:r>
-      <w:hyperlink r:id="rId70">
-        <w:r>
-          <w:rPr>
-            <w:lang w:val="es_ES" w:bidi="es_ES"/>
-          </w:rPr>
-          <w:rPr>
-            <w:color w:val="0000EE"/>
-            <w:u w:val="single"/>
-          </w:rPr>
-          <w:t>2:14–17</w:t>
-        </w:r>
-      </w:hyperlink>
+      <w:r>
+        <w:rPr>
+          <w:lang w:val="es_ES" w:bidi="es_ES"/>
+        </w:rPr>
+        <w:t>2:14–17</w:t>
+      </w:r>
       <w:r>
         <w:rPr>
           <w:lang w:val="es_ES" w:bidi="es_ES"/>
         </w:rPr>
         <w:t xml:space="preserve">; </w:t>
       </w:r>
-      <w:hyperlink r:id="rId71">
-        <w:r>
-          <w:rPr>
-            <w:lang w:val="es_ES" w:bidi="es_ES"/>
-          </w:rPr>
-          <w:rPr>
-            <w:color w:val="0000EE"/>
-            <w:u w:val="single"/>
-          </w:rPr>
-          <w:t>3:4–6</w:t>
-        </w:r>
-      </w:hyperlink>
+      <w:r>
+        <w:rPr>
+          <w:lang w:val="es_ES" w:bidi="es_ES"/>
+        </w:rPr>
+        <w:t>3:4–6</w:t>
+      </w:r>
       <w:r>
         <w:rPr>
           <w:lang w:val="es_ES" w:bidi="es_ES"/>
         </w:rPr>
         <w:t xml:space="preserve">; </w:t>
       </w:r>
-      <w:hyperlink r:id="rId72">
-        <w:r>
-          <w:rPr>
-            <w:lang w:val="es_ES" w:bidi="es_ES"/>
-          </w:rPr>
-          <w:rPr>
-            <w:color w:val="0000EE"/>
-            <w:u w:val="single"/>
-          </w:rPr>
-          <w:t>4:7</w:t>
-        </w:r>
-      </w:hyperlink>
+      <w:r>
+        <w:rPr>
+          <w:lang w:val="es_ES" w:bidi="es_ES"/>
+        </w:rPr>
+        <w:t>4:7</w:t>
+      </w:r>
       <w:r>
         <w:rPr>
           <w:lang w:val="es_ES" w:bidi="es_ES"/>
         </w:rPr>
         <w:t xml:space="preserve">; </w:t>
       </w:r>
-      <w:hyperlink r:id="rId73">
-        <w:r>
-          <w:rPr>
-            <w:lang w:val="es_ES" w:bidi="es_ES"/>
-          </w:rPr>
-          <w:rPr>
-            <w:color w:val="0000EE"/>
-            <w:u w:val="single"/>
-          </w:rPr>
-          <w:t>12:9–10</w:t>
-        </w:r>
-      </w:hyperlink>
+      <w:r>
+        <w:rPr>
+          <w:lang w:val="es_ES" w:bidi="es_ES"/>
+        </w:rPr>
+        <w:t>12:9–10</w:t>
+      </w:r>
       <w:r>
         <w:rPr>
           <w:lang w:val="es_ES" w:bidi="es_ES"/>
@@ -2163,162 +1785,108 @@
         </w:rPr>
         <w:t xml:space="preserve"> Esta expresión ocurre solo en las cartas a Timoteo y Tito (</w:t>
       </w:r>
-      <w:hyperlink r:id="rId74">
-        <w:r>
-          <w:rPr>
-            <w:lang w:val="es_ES" w:bidi="es_ES"/>
-          </w:rPr>
-          <w:rPr>
-            <w:color w:val="0000EE"/>
-            <w:u w:val="single"/>
-          </w:rPr>
-          <w:t>1 Tm 3:1</w:t>
-        </w:r>
-      </w:hyperlink>
+      <w:r>
+        <w:rPr>
+          <w:lang w:val="es_ES" w:bidi="es_ES"/>
+        </w:rPr>
+        <w:t>1 Tm 3:1</w:t>
+      </w:r>
       <w:r>
         <w:rPr>
           <w:lang w:val="es_ES" w:bidi="es_ES"/>
         </w:rPr>
         <w:t xml:space="preserve">; </w:t>
       </w:r>
-      <w:hyperlink r:id="rId75">
-        <w:r>
-          <w:rPr>
-            <w:lang w:val="es_ES" w:bidi="es_ES"/>
-          </w:rPr>
-          <w:rPr>
-            <w:color w:val="0000EE"/>
-            <w:u w:val="single"/>
-          </w:rPr>
-          <w:t>4:8–9</w:t>
-        </w:r>
-      </w:hyperlink>
+      <w:r>
+        <w:rPr>
+          <w:lang w:val="es_ES" w:bidi="es_ES"/>
+        </w:rPr>
+        <w:t>4:8–9</w:t>
+      </w:r>
       <w:r>
         <w:rPr>
           <w:lang w:val="es_ES" w:bidi="es_ES"/>
         </w:rPr>
         <w:t xml:space="preserve">; </w:t>
       </w:r>
-      <w:hyperlink r:id="rId76">
-        <w:r>
-          <w:rPr>
-            <w:lang w:val="es_ES" w:bidi="es_ES"/>
-          </w:rPr>
-          <w:rPr>
-            <w:color w:val="0000EE"/>
-            <w:u w:val="single"/>
-          </w:rPr>
-          <w:t>2 Tm 2:11–13</w:t>
-        </w:r>
-      </w:hyperlink>
+      <w:r>
+        <w:rPr>
+          <w:lang w:val="es_ES" w:bidi="es_ES"/>
+        </w:rPr>
+        <w:t>2 Tm 2:11–13</w:t>
+      </w:r>
       <w:r>
         <w:rPr>
           <w:lang w:val="es_ES" w:bidi="es_ES"/>
         </w:rPr>
         <w:t xml:space="preserve">; </w:t>
       </w:r>
-      <w:hyperlink r:id="rId77">
-        <w:r>
-          <w:rPr>
-            <w:lang w:val="es_ES" w:bidi="es_ES"/>
-          </w:rPr>
-          <w:rPr>
-            <w:color w:val="0000EE"/>
-            <w:u w:val="single"/>
-          </w:rPr>
-          <w:t>Tt 3:4–8</w:t>
-        </w:r>
-      </w:hyperlink>
+      <w:r>
+        <w:rPr>
+          <w:lang w:val="es_ES" w:bidi="es_ES"/>
+        </w:rPr>
+        <w:t>Tt 3:4–8</w:t>
+      </w:r>
       <w:r>
         <w:rPr>
           <w:lang w:val="es_ES" w:bidi="es_ES"/>
         </w:rPr>
         <w:t>). Estos dichos son probablemente citas de la tradición que Pablo ha adaptado a la situación actual; aquí, además de la forma en que el dicho subraya la misericordia mostrada a Pablo, probablemente corrige a los falsos maestros. El énfasis de este dicho cae sobre la entrada de Cristo en la historia para la salvación de los pecadores, lo cual probablemente estaba siendo marginado por los falsos maestros, quienes enfatizaban la ley (</w:t>
       </w:r>
-      <w:hyperlink r:id="rId30">
-        <w:r>
-          <w:rPr>
-            <w:lang w:val="es_ES" w:bidi="es_ES"/>
-          </w:rPr>
-          <w:rPr>
-            <w:color w:val="0000EE"/>
-            <w:u w:val="single"/>
-          </w:rPr>
-          <w:t>1 Tm 1:7</w:t>
-        </w:r>
-      </w:hyperlink>
+      <w:r>
+        <w:rPr>
+          <w:lang w:val="es_ES" w:bidi="es_ES"/>
+        </w:rPr>
+        <w:t>1 Tm 1:7</w:t>
+      </w:r>
       <w:r>
         <w:rPr>
           <w:lang w:val="es_ES" w:bidi="es_ES"/>
         </w:rPr>
         <w:t>), el conocimiento especial (</w:t>
       </w:r>
-      <w:hyperlink r:id="rId78">
-        <w:r>
-          <w:rPr>
-            <w:lang w:val="es_ES" w:bidi="es_ES"/>
-          </w:rPr>
-          <w:rPr>
-            <w:color w:val="0000EE"/>
-            <w:u w:val="single"/>
-          </w:rPr>
-          <w:t>6:20</w:t>
-        </w:r>
-      </w:hyperlink>
+      <w:r>
+        <w:rPr>
+          <w:lang w:val="es_ES" w:bidi="es_ES"/>
+        </w:rPr>
+        <w:t>6:20</w:t>
+      </w:r>
       <w:r>
         <w:rPr>
           <w:lang w:val="es_ES" w:bidi="es_ES"/>
         </w:rPr>
         <w:t xml:space="preserve">; cp. </w:t>
       </w:r>
-      <w:hyperlink r:id="rId79">
-        <w:r>
-          <w:rPr>
-            <w:lang w:val="es_ES" w:bidi="es_ES"/>
-          </w:rPr>
-          <w:rPr>
-            <w:color w:val="0000EE"/>
-            <w:u w:val="single"/>
-          </w:rPr>
-          <w:t>Tt 1:16</w:t>
-        </w:r>
-      </w:hyperlink>
+      <w:r>
+        <w:rPr>
+          <w:lang w:val="es_ES" w:bidi="es_ES"/>
+        </w:rPr>
+        <w:t>Tt 1:16</w:t>
+      </w:r>
       <w:r>
         <w:rPr>
           <w:lang w:val="es_ES" w:bidi="es_ES"/>
         </w:rPr>
         <w:t xml:space="preserve">), y estipulaciones como las de </w:t>
       </w:r>
-      <w:hyperlink r:id="rId80">
-        <w:r>
-          <w:rPr>
-            <w:lang w:val="es_ES" w:bidi="es_ES"/>
-          </w:rPr>
-          <w:rPr>
-            <w:color w:val="0000EE"/>
-            <w:u w:val="single"/>
-          </w:rPr>
-          <w:t>1 Tm 4:3</w:t>
-        </w:r>
-      </w:hyperlink>
+      <w:r>
+        <w:rPr>
+          <w:lang w:val="es_ES" w:bidi="es_ES"/>
+        </w:rPr>
+        <w:t>1 Tm 4:3</w:t>
+      </w:r>
       <w:r>
         <w:rPr>
           <w:lang w:val="es_ES" w:bidi="es_ES"/>
         </w:rPr>
         <w:t xml:space="preserve"> (cp. </w:t>
       </w:r>
-      <w:hyperlink r:id="rId81">
-        <w:r>
-          <w:rPr>
-            <w:lang w:val="es_ES" w:bidi="es_ES"/>
-          </w:rPr>
-          <w:rPr>
-            <w:color w:val="0000EE"/>
-            <w:u w:val="single"/>
-          </w:rPr>
-          <w:t>Col 2:16–23</w:t>
-        </w:r>
-      </w:hyperlink>
+      <w:r>
+        <w:rPr>
+          <w:lang w:val="es_ES" w:bidi="es_ES"/>
+        </w:rPr>
+        <w:t>Col 2:16–23</w:t>
+      </w:r>
       <w:r>
         <w:rPr>
           <w:lang w:val="es_ES" w:bidi="es_ES"/>
@@ -2379,54 +1947,36 @@
         </w:rPr>
         <w:t xml:space="preserve">: Esto fue probablemente en la comisión de Timoteo (ver </w:t>
       </w:r>
-      <w:hyperlink r:id="rId82">
-        <w:r>
-          <w:rPr>
-            <w:lang w:val="es_ES" w:bidi="es_ES"/>
-          </w:rPr>
-          <w:rPr>
-            <w:color w:val="0000EE"/>
-            <w:u w:val="single"/>
-          </w:rPr>
-          <w:t>4:14</w:t>
-        </w:r>
-      </w:hyperlink>
+      <w:r>
+        <w:rPr>
+          <w:lang w:val="es_ES" w:bidi="es_ES"/>
+        </w:rPr>
+        <w:t>4:14</w:t>
+      </w:r>
       <w:r>
         <w:rPr>
           <w:lang w:val="es_ES" w:bidi="es_ES"/>
         </w:rPr>
         <w:t xml:space="preserve">, </w:t>
       </w:r>
-      <w:hyperlink r:id="rId83">
-        <w:r>
-          <w:rPr>
-            <w:lang w:val="es_ES" w:bidi="es_ES"/>
-          </w:rPr>
-          <w:rPr>
-            <w:color w:val="0000EE"/>
-            <w:u w:val="single"/>
-          </w:rPr>
-          <w:t>2 Tm 1:6</w:t>
-        </w:r>
-      </w:hyperlink>
+      <w:r>
+        <w:rPr>
+          <w:lang w:val="es_ES" w:bidi="es_ES"/>
+        </w:rPr>
+        <w:t>2 Tm 1:6</w:t>
+      </w:r>
       <w:r>
         <w:rPr>
           <w:lang w:val="es_ES" w:bidi="es_ES"/>
         </w:rPr>
         <w:t xml:space="preserve">, cp. </w:t>
       </w:r>
-      <w:hyperlink r:id="rId84">
-        <w:r>
-          <w:rPr>
-            <w:lang w:val="es_ES" w:bidi="es_ES"/>
-          </w:rPr>
-          <w:rPr>
-            <w:color w:val="0000EE"/>
-            <w:u w:val="single"/>
-          </w:rPr>
-          <w:t>Hc 13:2–3</w:t>
-        </w:r>
-      </w:hyperlink>
+      <w:r>
+        <w:rPr>
+          <w:lang w:val="es_ES" w:bidi="es_ES"/>
+        </w:rPr>
+        <w:t>Hc 13:2–3</w:t>
+      </w:r>
       <w:r>
         <w:rPr>
           <w:lang w:val="es_ES" w:bidi="es_ES"/>
@@ -2481,18 +2031,12 @@
         </w:rPr>
         <w:t>Pablo continúa su encargo a Timoteo (</w:t>
       </w:r>
-      <w:hyperlink r:id="rId66">
-        <w:r>
-          <w:rPr>
-            <w:lang w:val="es_ES" w:bidi="es_ES"/>
-          </w:rPr>
-          <w:rPr>
-            <w:color w:val="0000EE"/>
-            <w:u w:val="single"/>
-          </w:rPr>
-          <w:t>1:3–11</w:t>
-        </w:r>
-      </w:hyperlink>
+      <w:r>
+        <w:rPr>
+          <w:lang w:val="es_ES" w:bidi="es_ES"/>
+        </w:rPr>
+        <w:t>1:3–11</w:t>
+      </w:r>
       <w:r>
         <w:rPr>
           <w:lang w:val="es_ES" w:bidi="es_ES"/>
@@ -2559,54 +2103,36 @@
         </w:rPr>
         <w:t xml:space="preserve">Véase también </w:t>
       </w:r>
-      <w:hyperlink r:id="rId85">
-        <w:r>
-          <w:rPr>
-            <w:lang w:val="es_ES" w:bidi="es_ES"/>
-          </w:rPr>
-          <w:rPr>
-            <w:color w:val="0000EE"/>
-            <w:u w:val="single"/>
-          </w:rPr>
-          <w:t>1:5–6,</w:t>
-        </w:r>
-      </w:hyperlink>
+      <w:r>
+        <w:rPr>
+          <w:lang w:val="es_ES" w:bidi="es_ES"/>
+        </w:rPr>
+        <w:t>1:5–6,</w:t>
+      </w:r>
       <w:r>
         <w:rPr>
           <w:lang w:val="es_ES" w:bidi="es_ES"/>
         </w:rPr>
         <w:t xml:space="preserve"> </w:t>
       </w:r>
-      <w:hyperlink r:id="rId86">
-        <w:r>
-          <w:rPr>
-            <w:lang w:val="es_ES" w:bidi="es_ES"/>
-          </w:rPr>
-          <w:rPr>
-            <w:color w:val="0000EE"/>
-            <w:u w:val="single"/>
-          </w:rPr>
-          <w:t>6:20–21;</w:t>
-        </w:r>
-      </w:hyperlink>
+      <w:r>
+        <w:rPr>
+          <w:lang w:val="es_ES" w:bidi="es_ES"/>
+        </w:rPr>
+        <w:t>6:20–21;</w:t>
+      </w:r>
       <w:r>
         <w:rPr>
           <w:lang w:val="es_ES" w:bidi="es_ES"/>
         </w:rPr>
         <w:t xml:space="preserve"> </w:t>
       </w:r>
-      <w:hyperlink r:id="rId87">
-        <w:r>
-          <w:rPr>
-            <w:lang w:val="es_ES" w:bidi="es_ES"/>
-          </w:rPr>
-          <w:rPr>
-            <w:color w:val="0000EE"/>
-            <w:u w:val="single"/>
-          </w:rPr>
-          <w:t>2 Tm 2:15–18</w:t>
-        </w:r>
-      </w:hyperlink>
+      <w:r>
+        <w:rPr>
+          <w:lang w:val="es_ES" w:bidi="es_ES"/>
+        </w:rPr>
+        <w:t>2 Tm 2:15–18</w:t>
+      </w:r>
       <w:r>
         <w:rPr>
           <w:lang w:val="es_ES" w:bidi="es_ES"/>
@@ -2686,162 +2212,108 @@
         </w:rPr>
         <w:t xml:space="preserve">Himeneo y Alejandro podrían haber sido ancianos en Éfeso (ver también </w:t>
       </w:r>
-      <w:hyperlink r:id="rId88">
-        <w:r>
-          <w:rPr>
-            <w:lang w:val="es_ES" w:bidi="es_ES"/>
-          </w:rPr>
-          <w:rPr>
-            <w:color w:val="0000EE"/>
-            <w:u w:val="single"/>
-          </w:rPr>
-          <w:t>2 Tm 2:17,</w:t>
-        </w:r>
-      </w:hyperlink>
+      <w:r>
+        <w:rPr>
+          <w:lang w:val="es_ES" w:bidi="es_ES"/>
+        </w:rPr>
+        <w:t>2 Tm 2:17,</w:t>
+      </w:r>
       <w:r>
         <w:rPr>
           <w:lang w:val="es_ES" w:bidi="es_ES"/>
         </w:rPr>
         <w:t xml:space="preserve"> </w:t>
       </w:r>
-      <w:hyperlink r:id="rId89">
-        <w:r>
-          <w:rPr>
-            <w:lang w:val="es_ES" w:bidi="es_ES"/>
-          </w:rPr>
-          <w:rPr>
-            <w:color w:val="0000EE"/>
-            <w:u w:val="single"/>
-          </w:rPr>
-          <w:t>4:14;</w:t>
-        </w:r>
-      </w:hyperlink>
+      <w:r>
+        <w:rPr>
+          <w:lang w:val="es_ES" w:bidi="es_ES"/>
+        </w:rPr>
+        <w:t>4:14;</w:t>
+      </w:r>
       <w:r>
         <w:rPr>
           <w:lang w:val="es_ES" w:bidi="es_ES"/>
         </w:rPr>
         <w:t xml:space="preserve"> cp. </w:t>
       </w:r>
-      <w:hyperlink r:id="rId90">
-        <w:r>
-          <w:rPr>
-            <w:lang w:val="es_ES" w:bidi="es_ES"/>
-          </w:rPr>
-          <w:rPr>
-            <w:color w:val="0000EE"/>
-            <w:u w:val="single"/>
-          </w:rPr>
-          <w:t>Hc 19:33,</w:t>
-        </w:r>
-      </w:hyperlink>
+      <w:r>
+        <w:rPr>
+          <w:lang w:val="es_ES" w:bidi="es_ES"/>
+        </w:rPr>
+        <w:t>Hc 19:33,</w:t>
+      </w:r>
       <w:r>
         <w:rPr>
           <w:lang w:val="es_ES" w:bidi="es_ES"/>
         </w:rPr>
         <w:t xml:space="preserve"> </w:t>
       </w:r>
-      <w:hyperlink r:id="rId29">
-        <w:r>
-          <w:rPr>
-            <w:lang w:val="es_ES" w:bidi="es_ES"/>
-          </w:rPr>
-          <w:rPr>
-            <w:color w:val="0000EE"/>
-            <w:u w:val="single"/>
-          </w:rPr>
-          <w:t>20:29–31</w:t>
-        </w:r>
-      </w:hyperlink>
+      <w:r>
+        <w:rPr>
+          <w:lang w:val="es_ES" w:bidi="es_ES"/>
+        </w:rPr>
+        <w:t>20:29–31</w:t>
+      </w:r>
       <w:r>
         <w:rPr>
           <w:lang w:val="es_ES" w:bidi="es_ES"/>
         </w:rPr>
         <w:t xml:space="preserve">). • Pablo los entregó a Satanás al removerlos de la iglesia, el ámbito de la supervisión del Espíritu (ver también </w:t>
       </w:r>
-      <w:hyperlink r:id="rId91">
-        <w:r>
-          <w:rPr>
-            <w:lang w:val="es_ES" w:bidi="es_ES"/>
-          </w:rPr>
-          <w:rPr>
-            <w:color w:val="0000EE"/>
-            <w:u w:val="single"/>
-          </w:rPr>
-          <w:t>2 Tm 2:25–26;</w:t>
-        </w:r>
-      </w:hyperlink>
+      <w:r>
+        <w:rPr>
+          <w:lang w:val="es_ES" w:bidi="es_ES"/>
+        </w:rPr>
+        <w:t>2 Tm 2:25–26;</w:t>
+      </w:r>
       <w:r>
         <w:rPr>
           <w:lang w:val="es_ES" w:bidi="es_ES"/>
         </w:rPr>
         <w:t xml:space="preserve"> </w:t>
       </w:r>
-      <w:hyperlink r:id="rId92">
-        <w:r>
-          <w:rPr>
-            <w:lang w:val="es_ES" w:bidi="es_ES"/>
-          </w:rPr>
-          <w:rPr>
-            <w:color w:val="0000EE"/>
-            <w:u w:val="single"/>
-          </w:rPr>
-          <w:t>Jb 2:6;</w:t>
-        </w:r>
-      </w:hyperlink>
+      <w:r>
+        <w:rPr>
+          <w:lang w:val="es_ES" w:bidi="es_ES"/>
+        </w:rPr>
+        <w:t>Jb 2:6;</w:t>
+      </w:r>
       <w:r>
         <w:rPr>
           <w:lang w:val="es_ES" w:bidi="es_ES"/>
         </w:rPr>
         <w:t xml:space="preserve"> </w:t>
       </w:r>
-      <w:hyperlink r:id="rId93">
-        <w:r>
-          <w:rPr>
-            <w:lang w:val="es_ES" w:bidi="es_ES"/>
-          </w:rPr>
-          <w:rPr>
-            <w:color w:val="0000EE"/>
-            <w:u w:val="single"/>
-          </w:rPr>
-          <w:t>Mt 18:17–20;</w:t>
-        </w:r>
-      </w:hyperlink>
+      <w:r>
+        <w:rPr>
+          <w:lang w:val="es_ES" w:bidi="es_ES"/>
+        </w:rPr>
+        <w:t>Mt 18:17–20;</w:t>
+      </w:r>
       <w:r>
         <w:rPr>
           <w:lang w:val="es_ES" w:bidi="es_ES"/>
         </w:rPr>
         <w:t xml:space="preserve"> </w:t>
       </w:r>
-      <w:hyperlink r:id="rId94">
-        <w:r>
-          <w:rPr>
-            <w:lang w:val="es_ES" w:bidi="es_ES"/>
-          </w:rPr>
-          <w:rPr>
-            <w:color w:val="0000EE"/>
-            <w:u w:val="single"/>
-          </w:rPr>
-          <w:t>1 Co 5:2–5;</w:t>
-        </w:r>
-      </w:hyperlink>
+      <w:r>
+        <w:rPr>
+          <w:lang w:val="es_ES" w:bidi="es_ES"/>
+        </w:rPr>
+        <w:t>1 Co 5:2–5;</w:t>
+      </w:r>
       <w:r>
         <w:rPr>
           <w:lang w:val="es_ES" w:bidi="es_ES"/>
         </w:rPr>
         <w:t xml:space="preserve"> </w:t>
       </w:r>
-      <w:hyperlink r:id="rId95">
-        <w:r>
-          <w:rPr>
-            <w:lang w:val="es_ES" w:bidi="es_ES"/>
-          </w:rPr>
-          <w:rPr>
-            <w:color w:val="0000EE"/>
-            <w:u w:val="single"/>
-          </w:rPr>
-          <w:t>2 Co 2:5–11</w:t>
-        </w:r>
-      </w:hyperlink>
+      <w:r>
+        <w:rPr>
+          <w:lang w:val="es_ES" w:bidi="es_ES"/>
+        </w:rPr>
+        <w:t>2 Co 2:5–11</w:t>
+      </w:r>
       <w:r>
         <w:rPr>
           <w:lang w:val="es_ES" w:bidi="es_ES"/>
@@ -2860,72 +2332,48 @@
         </w:rPr>
         <w:t xml:space="preserve">: Atacaron y difamaron las verdaderas Buenas Nuevas, y por lo tanto al mismo Dios (ver </w:t>
       </w:r>
-      <w:hyperlink r:id="rId96">
-        <w:r>
-          <w:rPr>
-            <w:lang w:val="es_ES" w:bidi="es_ES"/>
-          </w:rPr>
-          <w:rPr>
-            <w:color w:val="0000EE"/>
-            <w:u w:val="single"/>
-          </w:rPr>
-          <w:t>1 Tm 1:13</w:t>
-        </w:r>
-      </w:hyperlink>
+      <w:r>
+        <w:rPr>
+          <w:lang w:val="es_ES" w:bidi="es_ES"/>
+        </w:rPr>
+        <w:t>1 Tm 1:13</w:t>
+      </w:r>
       <w:r>
         <w:rPr>
           <w:lang w:val="es_ES" w:bidi="es_ES"/>
         </w:rPr>
         <w:t xml:space="preserve">; cp. </w:t>
       </w:r>
-      <w:hyperlink r:id="rId97">
-        <w:r>
-          <w:rPr>
-            <w:lang w:val="es_ES" w:bidi="es_ES"/>
-          </w:rPr>
-          <w:rPr>
-            <w:color w:val="0000EE"/>
-            <w:u w:val="single"/>
-          </w:rPr>
-          <w:t>6:1;</w:t>
-        </w:r>
-      </w:hyperlink>
+      <w:r>
+        <w:rPr>
+          <w:lang w:val="es_ES" w:bidi="es_ES"/>
+        </w:rPr>
+        <w:t>6:1;</w:t>
+      </w:r>
       <w:r>
         <w:rPr>
           <w:lang w:val="es_ES" w:bidi="es_ES"/>
         </w:rPr>
         <w:t xml:space="preserve"> </w:t>
       </w:r>
-      <w:hyperlink r:id="rId98">
-        <w:r>
-          <w:rPr>
-            <w:lang w:val="es_ES" w:bidi="es_ES"/>
-          </w:rPr>
-          <w:rPr>
-            <w:color w:val="0000EE"/>
-            <w:u w:val="single"/>
-          </w:rPr>
-          <w:t>Tt 2:5;</w:t>
-        </w:r>
-      </w:hyperlink>
+      <w:r>
+        <w:rPr>
+          <w:lang w:val="es_ES" w:bidi="es_ES"/>
+        </w:rPr>
+        <w:t>Tt 2:5;</w:t>
+      </w:r>
       <w:r>
         <w:rPr>
           <w:lang w:val="es_ES" w:bidi="es_ES"/>
         </w:rPr>
         <w:t xml:space="preserve"> </w:t>
       </w:r>
-      <w:hyperlink r:id="rId99">
-        <w:r>
-          <w:rPr>
-            <w:lang w:val="es_ES" w:bidi="es_ES"/>
-          </w:rPr>
-          <w:rPr>
-            <w:color w:val="0000EE"/>
-            <w:u w:val="single"/>
-          </w:rPr>
-          <w:t>2 Pe 2:2</w:t>
-        </w:r>
-      </w:hyperlink>
+      <w:r>
+        <w:rPr>
+          <w:lang w:val="es_ES" w:bidi="es_ES"/>
+        </w:rPr>
+        <w:t>2 Pe 2:2</w:t>
+      </w:r>
       <w:r>
         <w:rPr>
           <w:lang w:val="es_ES" w:bidi="es_ES"/>
@@ -2986,18 +2434,12 @@
         </w:rPr>
         <w:t>: Las oraciones de los falsos maestros y sus discípulos evidentemente no estaban en consonancia con la voluntad de Dios de salvar a todo tipo de personas (</w:t>
       </w:r>
-      <w:hyperlink r:id="rId14">
-        <w:r>
-          <w:rPr>
-            <w:lang w:val="es_ES" w:bidi="es_ES"/>
-          </w:rPr>
-          <w:rPr>
-            <w:color w:val="0000EE"/>
-            <w:u w:val="single"/>
-          </w:rPr>
-          <w:t>2:3–4</w:t>
-        </w:r>
-      </w:hyperlink>
+      <w:r>
+        <w:rPr>
+          <w:lang w:val="es_ES" w:bidi="es_ES"/>
+        </w:rPr>
+        <w:t>2:3–4</w:t>
+      </w:r>
       <w:r>
         <w:rPr>
           <w:lang w:val="es_ES" w:bidi="es_ES"/>
@@ -3052,48 +2494,30 @@
         </w:rPr>
         <w:t xml:space="preserve">Aquí, la oración se centra en la misión de la iglesia, lo que sugiere que los falsos maestros habían desacreditado a la iglesia en la sociedad general (cf. </w:t>
       </w:r>
-      <w:hyperlink r:id="rId100">
-        <w:r>
-          <w:rPr>
-            <w:lang w:val="es_ES" w:bidi="es_ES"/>
-          </w:rPr>
-          <w:rPr>
-            <w:color w:val="0000EE"/>
-            <w:u w:val="single"/>
-          </w:rPr>
-          <w:t xml:space="preserve">3:6–7, </w:t>
-        </w:r>
-      </w:hyperlink>
-      <w:hyperlink r:id="rId97">
-        <w:r>
-          <w:rPr>
-            <w:lang w:val="es_ES" w:bidi="es_ES"/>
-          </w:rPr>
-          <w:rPr>
-            <w:color w:val="0000EE"/>
-            <w:u w:val="single"/>
-          </w:rPr>
-          <w:t>6:1;</w:t>
-        </w:r>
-      </w:hyperlink>
+      <w:r>
+        <w:rPr>
+          <w:lang w:val="es_ES" w:bidi="es_ES"/>
+        </w:rPr>
+        <w:t xml:space="preserve">3:6–7, </w:t>
+      </w:r>
+      <w:r>
+        <w:rPr>
+          <w:lang w:val="es_ES" w:bidi="es_ES"/>
+        </w:rPr>
+        <w:t>6:1;</w:t>
+      </w:r>
       <w:r>
         <w:rPr>
           <w:lang w:val="es_ES" w:bidi="es_ES"/>
         </w:rPr>
         <w:t xml:space="preserve"> </w:t>
       </w:r>
-      <w:hyperlink r:id="rId98">
-        <w:r>
-          <w:rPr>
-            <w:lang w:val="es_ES" w:bidi="es_ES"/>
-          </w:rPr>
-          <w:rPr>
-            <w:color w:val="0000EE"/>
-            <w:u w:val="single"/>
-          </w:rPr>
-          <w:t>Tt 2:5</w:t>
-        </w:r>
-      </w:hyperlink>
+      <w:r>
+        <w:rPr>
+          <w:lang w:val="es_ES" w:bidi="es_ES"/>
+        </w:rPr>
+        <w:t>Tt 2:5</w:t>
+      </w:r>
       <w:r>
         <w:rPr>
           <w:lang w:val="es_ES" w:bidi="es_ES"/>
@@ -3148,54 +2572,36 @@
         </w:rPr>
         <w:t>Esta unidad trata primero sobre la oración (</w:t>
       </w:r>
-      <w:hyperlink r:id="rId101">
-        <w:r>
-          <w:rPr>
-            <w:lang w:val="es_ES" w:bidi="es_ES"/>
-          </w:rPr>
-          <w:rPr>
-            <w:color w:val="0000EE"/>
-            <w:u w:val="single"/>
-          </w:rPr>
-          <w:t>2:1–7</w:t>
-        </w:r>
-      </w:hyperlink>
+      <w:r>
+        <w:rPr>
+          <w:lang w:val="es_ES" w:bidi="es_ES"/>
+        </w:rPr>
+        <w:t>2:1–7</w:t>
+      </w:r>
       <w:r>
         <w:rPr>
           <w:lang w:val="es_ES" w:bidi="es_ES"/>
         </w:rPr>
         <w:t>) y sobre el comportamiento de los hombres y las mujeres (</w:t>
       </w:r>
-      <w:hyperlink r:id="rId102">
-        <w:r>
-          <w:rPr>
-            <w:lang w:val="es_ES" w:bidi="es_ES"/>
-          </w:rPr>
-          <w:rPr>
-            <w:color w:val="0000EE"/>
-            <w:u w:val="single"/>
-          </w:rPr>
-          <w:t>2:8–10</w:t>
-        </w:r>
-      </w:hyperlink>
+      <w:r>
+        <w:rPr>
+          <w:lang w:val="es_ES" w:bidi="es_ES"/>
+        </w:rPr>
+        <w:t>2:8–10</w:t>
+      </w:r>
       <w:r>
         <w:rPr>
           <w:lang w:val="es_ES" w:bidi="es_ES"/>
         </w:rPr>
         <w:t>). Concluye con la cuestión sobre las mujeres y la enseñanza (</w:t>
       </w:r>
-      <w:hyperlink r:id="rId103">
-        <w:r>
-          <w:rPr>
-            <w:lang w:val="es_ES" w:bidi="es_ES"/>
-          </w:rPr>
-          <w:rPr>
-            <w:color w:val="0000EE"/>
-            <w:u w:val="single"/>
-          </w:rPr>
-          <w:t>2:11–15</w:t>
-        </w:r>
-      </w:hyperlink>
+      <w:r>
+        <w:rPr>
+          <w:lang w:val="es_ES" w:bidi="es_ES"/>
+        </w:rPr>
+        <w:t>2:11–15</w:t>
+      </w:r>
       <w:r>
         <w:rPr>
           <w:lang w:val="es_ES" w:bidi="es_ES"/>
@@ -3250,54 +2656,36 @@
         </w:rPr>
         <w:t>Pablo se dirige a las áreas de conducta en el hogar de Dios que fueron afectadas por los falsos maestros (</w:t>
       </w:r>
-      <w:hyperlink r:id="rId41">
-        <w:r>
-          <w:rPr>
-            <w:lang w:val="es_ES" w:bidi="es_ES"/>
-          </w:rPr>
-          <w:rPr>
-            <w:color w:val="0000EE"/>
-            <w:u w:val="single"/>
-          </w:rPr>
-          <w:t>3:15</w:t>
-        </w:r>
-      </w:hyperlink>
+      <w:r>
+        <w:rPr>
+          <w:lang w:val="es_ES" w:bidi="es_ES"/>
+        </w:rPr>
+        <w:t>3:15</w:t>
+      </w:r>
       <w:r>
         <w:rPr>
           <w:lang w:val="es_ES" w:bidi="es_ES"/>
         </w:rPr>
         <w:t>). La vida comunitaria había sido corrompida en la adoración, los roles de género (</w:t>
       </w:r>
-      <w:hyperlink r:id="rId104">
-        <w:r>
-          <w:rPr>
-            <w:lang w:val="es_ES" w:bidi="es_ES"/>
-          </w:rPr>
-          <w:rPr>
-            <w:color w:val="0000EE"/>
-            <w:u w:val="single"/>
-          </w:rPr>
-          <w:t>2:1–15</w:t>
-        </w:r>
-      </w:hyperlink>
+      <w:r>
+        <w:rPr>
+          <w:lang w:val="es_ES" w:bidi="es_ES"/>
+        </w:rPr>
+        <w:t>2:1–15</w:t>
+      </w:r>
       <w:r>
         <w:rPr>
           <w:lang w:val="es_ES" w:bidi="es_ES"/>
         </w:rPr>
         <w:t>) y liderazgo (</w:t>
       </w:r>
-      <w:hyperlink r:id="rId105">
-        <w:r>
-          <w:rPr>
-            <w:lang w:val="es_ES" w:bidi="es_ES"/>
-          </w:rPr>
-          <w:rPr>
-            <w:color w:val="0000EE"/>
-            <w:u w:val="single"/>
-          </w:rPr>
-          <w:t>3:1–13</w:t>
-        </w:r>
-      </w:hyperlink>
+      <w:r>
+        <w:rPr>
+          <w:lang w:val="es_ES" w:bidi="es_ES"/>
+        </w:rPr>
+        <w:t>3:1–13</w:t>
+      </w:r>
       <w:r>
         <w:rPr>
           <w:lang w:val="es_ES" w:bidi="es_ES"/>
@@ -3358,36 +2746,24 @@
         </w:rPr>
         <w:t xml:space="preserve">: Aquellos que tenían el poder para perseguir o proteger a la iglesia (ver también </w:t>
       </w:r>
-      <w:hyperlink r:id="rId106">
-        <w:r>
-          <w:rPr>
-            <w:lang w:val="es_ES" w:bidi="es_ES"/>
-          </w:rPr>
-          <w:rPr>
-            <w:color w:val="0000EE"/>
-            <w:u w:val="single"/>
-          </w:rPr>
-          <w:t>Ro 13:1–7;</w:t>
-        </w:r>
-      </w:hyperlink>
+      <w:r>
+        <w:rPr>
+          <w:lang w:val="es_ES" w:bidi="es_ES"/>
+        </w:rPr>
+        <w:t>Ro 13:1–7;</w:t>
+      </w:r>
       <w:r>
         <w:rPr>
           <w:lang w:val="es_ES" w:bidi="es_ES"/>
         </w:rPr>
         <w:t xml:space="preserve"> </w:t>
       </w:r>
-      <w:hyperlink r:id="rId107">
-        <w:r>
-          <w:rPr>
-            <w:lang w:val="es_ES" w:bidi="es_ES"/>
-          </w:rPr>
-          <w:rPr>
-            <w:color w:val="0000EE"/>
-            <w:u w:val="single"/>
-          </w:rPr>
-          <w:t>1 Pe 2:13–17</w:t>
-        </w:r>
-      </w:hyperlink>
+      <w:r>
+        <w:rPr>
+          <w:lang w:val="es_ES" w:bidi="es_ES"/>
+        </w:rPr>
+        <w:t>1 Pe 2:13–17</w:t>
+      </w:r>
       <w:r>
         <w:rPr>
           <w:lang w:val="es_ES" w:bidi="es_ES"/>
@@ -3406,144 +2782,96 @@
         </w:rPr>
         <w:t xml:space="preserve">: El objetivo no era que los cristianos se mezclaran y pasaran desapercibidos, sino mostrar la belleza de las Buenas Nuevas y permitir que la misión de la iglesia avanzara sin complicaciones innecesarias (cp. </w:t>
       </w:r>
-      <w:hyperlink r:id="rId108">
-        <w:r>
-          <w:rPr>
-            <w:lang w:val="es_ES" w:bidi="es_ES"/>
-          </w:rPr>
-          <w:rPr>
-            <w:color w:val="0000EE"/>
-            <w:u w:val="single"/>
-          </w:rPr>
-          <w:t>2 Tm 3:12;</w:t>
-        </w:r>
-      </w:hyperlink>
+      <w:r>
+        <w:rPr>
+          <w:lang w:val="es_ES" w:bidi="es_ES"/>
+        </w:rPr>
+        <w:t>2 Tm 3:12;</w:t>
+      </w:r>
       <w:r>
         <w:rPr>
           <w:lang w:val="es_ES" w:bidi="es_ES"/>
         </w:rPr>
         <w:t xml:space="preserve"> </w:t>
       </w:r>
-      <w:hyperlink r:id="rId109">
-        <w:r>
-          <w:rPr>
-            <w:lang w:val="es_ES" w:bidi="es_ES"/>
-          </w:rPr>
-          <w:rPr>
-            <w:color w:val="0000EE"/>
-            <w:u w:val="single"/>
-          </w:rPr>
-          <w:t>1 Pe 3:13–17</w:t>
-        </w:r>
-      </w:hyperlink>
+      <w:r>
+        <w:rPr>
+          <w:lang w:val="es_ES" w:bidi="es_ES"/>
+        </w:rPr>
+        <w:t>1 Pe 3:13–17</w:t>
+      </w:r>
       <w:r>
         <w:rPr>
           <w:lang w:val="es_ES" w:bidi="es_ES"/>
         </w:rPr>
         <w:t xml:space="preserve">). • La palabra piedad y sus similares (también en </w:t>
       </w:r>
-      <w:hyperlink r:id="rId110">
-        <w:r>
-          <w:rPr>
-            <w:lang w:val="es_ES" w:bidi="es_ES"/>
-          </w:rPr>
-          <w:rPr>
-            <w:color w:val="0000EE"/>
-            <w:u w:val="single"/>
-          </w:rPr>
-          <w:t>1 Tm 3:16</w:t>
-        </w:r>
-      </w:hyperlink>
+      <w:r>
+        <w:rPr>
+          <w:lang w:val="es_ES" w:bidi="es_ES"/>
+        </w:rPr>
+        <w:t>1 Tm 3:16</w:t>
+      </w:r>
       <w:r>
         <w:rPr>
           <w:lang w:val="es_ES" w:bidi="es_ES"/>
         </w:rPr>
         <w:t xml:space="preserve">; </w:t>
       </w:r>
-      <w:hyperlink r:id="rId111">
-        <w:r>
-          <w:rPr>
-            <w:lang w:val="es_ES" w:bidi="es_ES"/>
-          </w:rPr>
-          <w:rPr>
-            <w:color w:val="0000EE"/>
-            <w:u w:val="single"/>
-          </w:rPr>
-          <w:t>4:7–8</w:t>
-        </w:r>
-      </w:hyperlink>
+      <w:r>
+        <w:rPr>
+          <w:lang w:val="es_ES" w:bidi="es_ES"/>
+        </w:rPr>
+        <w:t>4:7–8</w:t>
+      </w:r>
       <w:r>
         <w:rPr>
           <w:lang w:val="es_ES" w:bidi="es_ES"/>
         </w:rPr>
         <w:t xml:space="preserve">; </w:t>
       </w:r>
-      <w:hyperlink r:id="rId112">
-        <w:r>
-          <w:rPr>
-            <w:lang w:val="es_ES" w:bidi="es_ES"/>
-          </w:rPr>
-          <w:rPr>
-            <w:color w:val="0000EE"/>
-            <w:u w:val="single"/>
-          </w:rPr>
-          <w:t>5:4</w:t>
-        </w:r>
-      </w:hyperlink>
+      <w:r>
+        <w:rPr>
+          <w:lang w:val="es_ES" w:bidi="es_ES"/>
+        </w:rPr>
+        <w:t>5:4</w:t>
+      </w:r>
       <w:r>
         <w:rPr>
           <w:lang w:val="es_ES" w:bidi="es_ES"/>
         </w:rPr>
         <w:t xml:space="preserve">; </w:t>
       </w:r>
-      <w:hyperlink r:id="rId113">
-        <w:r>
-          <w:rPr>
-            <w:lang w:val="es_ES" w:bidi="es_ES"/>
-          </w:rPr>
-          <w:rPr>
-            <w:color w:val="0000EE"/>
-            <w:u w:val="single"/>
-          </w:rPr>
-          <w:t>6:3</w:t>
-        </w:r>
-      </w:hyperlink>
+      <w:r>
+        <w:rPr>
+          <w:lang w:val="es_ES" w:bidi="es_ES"/>
+        </w:rPr>
+        <w:t>6:3</w:t>
+      </w:r>
       <w:r>
         <w:rPr>
           <w:lang w:val="es_ES" w:bidi="es_ES"/>
         </w:rPr>
         <w:t>,</w:t>
       </w:r>
-      <w:hyperlink r:id="rId114">
-        <w:r>
-          <w:rPr>
-            <w:lang w:val="es_ES" w:bidi="es_ES"/>
-          </w:rPr>
-          <w:rPr>
-            <w:color w:val="0000EE"/>
-            <w:u w:val="single"/>
-          </w:rPr>
-          <w:t>5–6</w:t>
-        </w:r>
-      </w:hyperlink>
+      <w:r>
+        <w:rPr>
+          <w:lang w:val="es_ES" w:bidi="es_ES"/>
+        </w:rPr>
+        <w:t>5–6</w:t>
+      </w:r>
       <w:r>
         <w:rPr>
           <w:lang w:val="es_ES" w:bidi="es_ES"/>
         </w:rPr>
         <w:t>,</w:t>
       </w:r>
-      <w:hyperlink r:id="rId115">
-        <w:r>
-          <w:rPr>
-            <w:lang w:val="es_ES" w:bidi="es_ES"/>
-          </w:rPr>
-          <w:rPr>
-            <w:color w:val="0000EE"/>
-            <w:u w:val="single"/>
-          </w:rPr>
-          <w:t>11</w:t>
-        </w:r>
-      </w:hyperlink>
+      <w:r>
+        <w:rPr>
+          <w:lang w:val="es_ES" w:bidi="es_ES"/>
+        </w:rPr>
+        <w:t>11</w:t>
+      </w:r>
       <w:r>
         <w:rPr>
           <w:lang w:val="es_ES" w:bidi="es_ES"/>
@@ -3598,36 +2926,24 @@
         </w:rPr>
         <w:t>Hay un Dios y, por lo tanto, una misión que abarca a todas las personas (</w:t>
       </w:r>
-      <w:hyperlink r:id="rId116">
-        <w:r>
-          <w:rPr>
-            <w:lang w:val="es_ES" w:bidi="es_ES"/>
-          </w:rPr>
-          <w:rPr>
-            <w:color w:val="0000EE"/>
-            <w:u w:val="single"/>
-          </w:rPr>
-          <w:t>Ro 3:29–30</w:t>
-        </w:r>
-      </w:hyperlink>
+      <w:r>
+        <w:rPr>
+          <w:lang w:val="es_ES" w:bidi="es_ES"/>
+        </w:rPr>
+        <w:t>Ro 3:29–30</w:t>
+      </w:r>
       <w:r>
         <w:rPr>
           <w:lang w:val="es_ES" w:bidi="es_ES"/>
         </w:rPr>
         <w:t xml:space="preserve">, </w:t>
       </w:r>
-      <w:hyperlink r:id="rId117">
-        <w:r>
-          <w:rPr>
-            <w:lang w:val="es_ES" w:bidi="es_ES"/>
-          </w:rPr>
-          <w:rPr>
-            <w:color w:val="0000EE"/>
-            <w:u w:val="single"/>
-          </w:rPr>
-          <w:t>Ga 3:26–29</w:t>
-        </w:r>
-      </w:hyperlink>
+      <w:r>
+        <w:rPr>
+          <w:lang w:val="es_ES" w:bidi="es_ES"/>
+        </w:rPr>
+        <w:t>Ga 3:26–29</w:t>
+      </w:r>
       <w:r>
         <w:rPr>
           <w:lang w:val="es_ES" w:bidi="es_ES"/>
@@ -3647,48 +2963,30 @@
         </w:rPr>
         <w:t xml:space="preserve"> sugiere una declaración fundamental de la fe cristiana, análoga a los fundamentos de la fe judía (</w:t>
       </w:r>
-      <w:hyperlink r:id="rId118">
-        <w:r>
-          <w:rPr>
-            <w:lang w:val="es_ES" w:bidi="es_ES"/>
-          </w:rPr>
-          <w:rPr>
-            <w:color w:val="0000EE"/>
-            <w:u w:val="single"/>
-          </w:rPr>
-          <w:t>Dt 6:4</w:t>
-        </w:r>
-      </w:hyperlink>
+      <w:r>
+        <w:rPr>
+          <w:lang w:val="es_ES" w:bidi="es_ES"/>
+        </w:rPr>
+        <w:t>Dt 6:4</w:t>
+      </w:r>
       <w:r>
         <w:rPr>
           <w:lang w:val="es_ES" w:bidi="es_ES"/>
         </w:rPr>
         <w:t xml:space="preserve">). • Hay un mediador de la alianza de Dios, el hombre Cristo Jesús. Él es completamente humano y completamente Dios, y por lo tanto capaz de reconciliar a Dios y la humanidad (ver </w:t>
       </w:r>
-      <w:hyperlink r:id="rId119">
-        <w:r>
-          <w:rPr>
-            <w:lang w:val="es_ES" w:bidi="es_ES"/>
-          </w:rPr>
-          <w:rPr>
-            <w:color w:val="0000EE"/>
-            <w:u w:val="single"/>
-          </w:rPr>
-          <w:t xml:space="preserve">1 Co 8:6, </w:t>
-        </w:r>
-      </w:hyperlink>
-      <w:hyperlink r:id="rId120">
-        <w:r>
-          <w:rPr>
-            <w:lang w:val="es_ES" w:bidi="es_ES"/>
-          </w:rPr>
-          <w:rPr>
-            <w:color w:val="0000EE"/>
-            <w:u w:val="single"/>
-          </w:rPr>
-          <w:t>Ef 4:5–6</w:t>
-        </w:r>
-      </w:hyperlink>
+      <w:r>
+        <w:rPr>
+          <w:lang w:val="es_ES" w:bidi="es_ES"/>
+        </w:rPr>
+        <w:t xml:space="preserve">1 Co 8:6, </w:t>
+      </w:r>
+      <w:r>
+        <w:rPr>
+          <w:lang w:val="es_ES" w:bidi="es_ES"/>
+        </w:rPr>
+        <w:t>Ef 4:5–6</w:t>
+      </w:r>
       <w:r>
         <w:rPr>
           <w:lang w:val="es_ES" w:bidi="es_ES"/>
@@ -3743,84 +3041,54 @@
         </w:rPr>
         <w:t xml:space="preserve">Las enseñanzas compactas, como en este pasaje, aparecen a lo largo de las cartas a Timoteo y Tito (ver también </w:t>
       </w:r>
-      <w:hyperlink r:id="rId110">
-        <w:r>
-          <w:rPr>
-            <w:lang w:val="es_ES" w:bidi="es_ES"/>
-          </w:rPr>
-          <w:rPr>
-            <w:color w:val="0000EE"/>
-            <w:u w:val="single"/>
-          </w:rPr>
-          <w:t>1 Tm 3:16;</w:t>
-        </w:r>
-      </w:hyperlink>
+      <w:r>
+        <w:rPr>
+          <w:lang w:val="es_ES" w:bidi="es_ES"/>
+        </w:rPr>
+        <w:t>1 Tm 3:16;</w:t>
+      </w:r>
       <w:r>
         <w:rPr>
           <w:lang w:val="es_ES" w:bidi="es_ES"/>
         </w:rPr>
         <w:t xml:space="preserve"> </w:t>
       </w:r>
-      <w:hyperlink r:id="rId15">
-        <w:r>
-          <w:rPr>
-            <w:lang w:val="es_ES" w:bidi="es_ES"/>
-          </w:rPr>
-          <w:rPr>
-            <w:color w:val="0000EE"/>
-            <w:u w:val="single"/>
-          </w:rPr>
-          <w:t xml:space="preserve">2 Tm 1:9–10; </w:t>
-        </w:r>
-      </w:hyperlink>
-      <w:hyperlink r:id="rId121">
-        <w:r>
-          <w:rPr>
-            <w:lang w:val="es_ES" w:bidi="es_ES"/>
-          </w:rPr>
-          <w:rPr>
-            <w:color w:val="0000EE"/>
-            <w:u w:val="single"/>
-          </w:rPr>
-          <w:t>2:8</w:t>
-        </w:r>
-      </w:hyperlink>
+      <w:r>
+        <w:rPr>
+          <w:lang w:val="es_ES" w:bidi="es_ES"/>
+        </w:rPr>
+        <w:t xml:space="preserve">2 Tm 1:9–10; </w:t>
+      </w:r>
+      <w:r>
+        <w:rPr>
+          <w:lang w:val="es_ES" w:bidi="es_ES"/>
+        </w:rPr>
+        <w:t>2:8</w:t>
+      </w:r>
       <w:r>
         <w:rPr>
           <w:lang w:val="es_ES" w:bidi="es_ES"/>
         </w:rPr>
         <w:t>,</w:t>
       </w:r>
-      <w:hyperlink r:id="rId76">
-        <w:r>
-          <w:rPr>
-            <w:lang w:val="es_ES" w:bidi="es_ES"/>
-          </w:rPr>
-          <w:rPr>
-            <w:color w:val="0000EE"/>
-            <w:u w:val="single"/>
-          </w:rPr>
-          <w:t>11–13;</w:t>
-        </w:r>
-      </w:hyperlink>
+      <w:r>
+        <w:rPr>
+          <w:lang w:val="es_ES" w:bidi="es_ES"/>
+        </w:rPr>
+        <w:t>11–13;</w:t>
+      </w:r>
       <w:r>
         <w:rPr>
           <w:lang w:val="es_ES" w:bidi="es_ES"/>
         </w:rPr>
         <w:t xml:space="preserve"> </w:t>
       </w:r>
-      <w:hyperlink r:id="rId122">
-        <w:r>
-          <w:rPr>
-            <w:lang w:val="es_ES" w:bidi="es_ES"/>
-          </w:rPr>
-          <w:rPr>
-            <w:color w:val="0000EE"/>
-            <w:u w:val="single"/>
-          </w:rPr>
-          <w:t>Tt 3:4–7</w:t>
-        </w:r>
-      </w:hyperlink>
+      <w:r>
+        <w:rPr>
+          <w:lang w:val="es_ES" w:bidi="es_ES"/>
+        </w:rPr>
+        <w:t>Tt 3:4–7</w:t>
+      </w:r>
       <w:r>
         <w:rPr>
           <w:lang w:val="es_ES" w:bidi="es_ES"/>
@@ -3875,72 +3143,48 @@
         </w:rPr>
         <w:t xml:space="preserve">La oración genuina evidentemente se había deteriorado entre los efesios debido a la influencia de los falsos maestros (ver </w:t>
       </w:r>
-      <w:hyperlink r:id="rId123">
-        <w:r>
-          <w:rPr>
-            <w:lang w:val="es_ES" w:bidi="es_ES"/>
-          </w:rPr>
-          <w:rPr>
-            <w:color w:val="0000EE"/>
-            <w:u w:val="single"/>
-          </w:rPr>
-          <w:t>1 Tm 6:4–5;</w:t>
-        </w:r>
-      </w:hyperlink>
+      <w:r>
+        <w:rPr>
+          <w:lang w:val="es_ES" w:bidi="es_ES"/>
+        </w:rPr>
+        <w:t>1 Tm 6:4–5;</w:t>
+      </w:r>
       <w:r>
         <w:rPr>
           <w:lang w:val="es_ES" w:bidi="es_ES"/>
         </w:rPr>
         <w:t xml:space="preserve"> </w:t>
       </w:r>
-      <w:hyperlink r:id="rId124">
-        <w:r>
-          <w:rPr>
-            <w:lang w:val="es_ES" w:bidi="es_ES"/>
-          </w:rPr>
-          <w:rPr>
-            <w:color w:val="0000EE"/>
-            <w:u w:val="single"/>
-          </w:rPr>
-          <w:t>1:4</w:t>
-        </w:r>
-      </w:hyperlink>
+      <w:r>
+        <w:rPr>
+          <w:lang w:val="es_ES" w:bidi="es_ES"/>
+        </w:rPr>
+        <w:t>1:4</w:t>
+      </w:r>
       <w:r>
         <w:rPr>
           <w:lang w:val="es_ES" w:bidi="es_ES"/>
         </w:rPr>
         <w:t xml:space="preserve">, cp. </w:t>
       </w:r>
-      <w:hyperlink r:id="rId125">
-        <w:r>
-          <w:rPr>
-            <w:lang w:val="es_ES" w:bidi="es_ES"/>
-          </w:rPr>
-          <w:rPr>
-            <w:color w:val="0000EE"/>
-            <w:u w:val="single"/>
-          </w:rPr>
-          <w:t>2 Tm 3:1–5;</w:t>
-        </w:r>
-      </w:hyperlink>
+      <w:r>
+        <w:rPr>
+          <w:lang w:val="es_ES" w:bidi="es_ES"/>
+        </w:rPr>
+        <w:t>2 Tm 3:1–5;</w:t>
+      </w:r>
       <w:r>
         <w:rPr>
           <w:lang w:val="es_ES" w:bidi="es_ES"/>
         </w:rPr>
         <w:t xml:space="preserve"> </w:t>
       </w:r>
-      <w:hyperlink r:id="rId126">
-        <w:r>
-          <w:rPr>
-            <w:lang w:val="es_ES" w:bidi="es_ES"/>
-          </w:rPr>
-          <w:rPr>
-            <w:color w:val="0000EE"/>
-            <w:u w:val="single"/>
-          </w:rPr>
-          <w:t>Tt 3:9–11</w:t>
-        </w:r>
-      </w:hyperlink>
+      <w:r>
+        <w:rPr>
+          <w:lang w:val="es_ES" w:bidi="es_ES"/>
+        </w:rPr>
+        <w:t>Tt 3:9–11</w:t>
+      </w:r>
       <w:r>
         <w:rPr>
           <w:lang w:val="es_ES" w:bidi="es_ES"/>
@@ -3959,120 +3203,78 @@
         </w:rPr>
         <w:t xml:space="preserve">: Cp. </w:t>
       </w:r>
-      <w:hyperlink r:id="rId127">
-        <w:r>
-          <w:rPr>
-            <w:lang w:val="es_ES" w:bidi="es_ES"/>
-          </w:rPr>
-          <w:rPr>
-            <w:color w:val="0000EE"/>
-            <w:u w:val="single"/>
-          </w:rPr>
-          <w:t>Is 1:15–17</w:t>
-        </w:r>
-      </w:hyperlink>
+      <w:r>
+        <w:rPr>
+          <w:lang w:val="es_ES" w:bidi="es_ES"/>
+        </w:rPr>
+        <w:t>Is 1:15–17</w:t>
+      </w:r>
       <w:r>
         <w:rPr>
           <w:lang w:val="es_ES" w:bidi="es_ES"/>
         </w:rPr>
         <w:t xml:space="preserve">. Una antigua postura de alabanza y súplica (ver </w:t>
       </w:r>
-      <w:hyperlink r:id="rId128">
-        <w:r>
-          <w:rPr>
-            <w:lang w:val="es_ES" w:bidi="es_ES"/>
-          </w:rPr>
-          <w:rPr>
-            <w:color w:val="0000EE"/>
-            <w:u w:val="single"/>
-          </w:rPr>
-          <w:t>Ex 9:29;</w:t>
-        </w:r>
-      </w:hyperlink>
+      <w:r>
+        <w:rPr>
+          <w:lang w:val="es_ES" w:bidi="es_ES"/>
+        </w:rPr>
+        <w:t>Ex 9:29;</w:t>
+      </w:r>
       <w:r>
         <w:rPr>
           <w:lang w:val="es_ES" w:bidi="es_ES"/>
         </w:rPr>
         <w:t xml:space="preserve"> </w:t>
       </w:r>
-      <w:hyperlink r:id="rId129">
-        <w:r>
-          <w:rPr>
-            <w:lang w:val="es_ES" w:bidi="es_ES"/>
-          </w:rPr>
-          <w:rPr>
-            <w:color w:val="0000EE"/>
-            <w:u w:val="single"/>
-          </w:rPr>
-          <w:t>1 Re 8:22,</w:t>
-        </w:r>
-      </w:hyperlink>
-      <w:hyperlink r:id="rId130">
-        <w:r>
-          <w:rPr>
-            <w:lang w:val="es_ES" w:bidi="es_ES"/>
-          </w:rPr>
-          <w:rPr>
-            <w:color w:val="0000EE"/>
-            <w:u w:val="single"/>
-          </w:rPr>
-          <w:t>54</w:t>
-        </w:r>
-      </w:hyperlink>
+      <w:r>
+        <w:rPr>
+          <w:lang w:val="es_ES" w:bidi="es_ES"/>
+        </w:rPr>
+        <w:t>1 Re 8:22,</w:t>
+      </w:r>
+      <w:r>
+        <w:rPr>
+          <w:lang w:val="es_ES" w:bidi="es_ES"/>
+        </w:rPr>
+        <w:t>54</w:t>
+      </w:r>
       <w:r>
         <w:rPr>
           <w:lang w:val="es_ES" w:bidi="es_ES"/>
         </w:rPr>
         <w:t xml:space="preserve">, </w:t>
       </w:r>
-      <w:hyperlink r:id="rId131">
-        <w:r>
-          <w:rPr>
-            <w:lang w:val="es_ES" w:bidi="es_ES"/>
-          </w:rPr>
-          <w:rPr>
-            <w:color w:val="0000EE"/>
-            <w:u w:val="single"/>
-          </w:rPr>
-          <w:t>Ne 8:6;</w:t>
-        </w:r>
-      </w:hyperlink>
+      <w:r>
+        <w:rPr>
+          <w:lang w:val="es_ES" w:bidi="es_ES"/>
+        </w:rPr>
+        <w:t>Ne 8:6;</w:t>
+      </w:r>
       <w:r>
         <w:rPr>
           <w:lang w:val="es_ES" w:bidi="es_ES"/>
         </w:rPr>
         <w:t xml:space="preserve"> </w:t>
       </w:r>
-      <w:hyperlink r:id="rId132">
-        <w:r>
-          <w:rPr>
-            <w:lang w:val="es_ES" w:bidi="es_ES"/>
-          </w:rPr>
-          <w:rPr>
-            <w:color w:val="0000EE"/>
-            <w:u w:val="single"/>
-          </w:rPr>
-          <w:t>Sl 28:2;</w:t>
-        </w:r>
-      </w:hyperlink>
+      <w:r>
+        <w:rPr>
+          <w:lang w:val="es_ES" w:bidi="es_ES"/>
+        </w:rPr>
+        <w:t>Sl 28:2;</w:t>
+      </w:r>
       <w:r>
         <w:rPr>
           <w:lang w:val="es_ES" w:bidi="es_ES"/>
         </w:rPr>
         <w:t xml:space="preserve"> </w:t>
       </w:r>
-      <w:hyperlink r:id="rId133">
-        <w:r>
-          <w:rPr>
-            <w:lang w:val="es_ES" w:bidi="es_ES"/>
-          </w:rPr>
-          <w:rPr>
-            <w:color w:val="0000EE"/>
-            <w:u w:val="single"/>
-          </w:rPr>
-          <w:t>Lc 24:50</w:t>
-        </w:r>
-      </w:hyperlink>
+      <w:r>
+        <w:rPr>
+          <w:lang w:val="es_ES" w:bidi="es_ES"/>
+        </w:rPr>
+        <w:t>Lc 24:50</w:t>
+      </w:r>
       <w:r>
         <w:rPr>
           <w:lang w:val="es_ES" w:bidi="es_ES"/>
@@ -4091,18 +3293,12 @@
         </w:rPr>
         <w:t xml:space="preserve">: Cp. </w:t>
       </w:r>
-      <w:hyperlink r:id="rId134">
-        <w:r>
-          <w:rPr>
-            <w:lang w:val="es_ES" w:bidi="es_ES"/>
-          </w:rPr>
-          <w:rPr>
-            <w:color w:val="0000EE"/>
-            <w:u w:val="single"/>
-          </w:rPr>
-          <w:t>St 3:8–12</w:t>
-        </w:r>
-      </w:hyperlink>
+      <w:r>
+        <w:rPr>
+          <w:lang w:val="es_ES" w:bidi="es_ES"/>
+        </w:rPr>
+        <w:t>St 3:8–12</w:t>
+      </w:r>
       <w:r>
         <w:rPr>
           <w:lang w:val="es_ES" w:bidi="es_ES"/>
@@ -4169,66 +3365,42 @@
         </w:rPr>
         <w:t xml:space="preserve"> las mujeres cristianas deben alabar a Dios en lugar de buscar ser alabadas por las personas (cf. </w:t>
       </w:r>
-      <w:hyperlink r:id="rId135">
-        <w:r>
-          <w:rPr>
-            <w:lang w:val="es_ES" w:bidi="es_ES"/>
-          </w:rPr>
-          <w:rPr>
-            <w:color w:val="0000EE"/>
-            <w:u w:val="single"/>
-          </w:rPr>
-          <w:t>1 Pe 3:3–5</w:t>
-        </w:r>
-      </w:hyperlink>
+      <w:r>
+        <w:rPr>
+          <w:lang w:val="es_ES" w:bidi="es_ES"/>
+        </w:rPr>
+        <w:t>1 Pe 3:3–5</w:t>
+      </w:r>
       <w:r>
         <w:rPr>
           <w:lang w:val="es_ES" w:bidi="es_ES"/>
         </w:rPr>
         <w:t xml:space="preserve">). Deben hacer buenas obras para los demás, no centrarse en mejorar su apariencia o ser sexualmente seductoras. Las joyas y la ropa cara implican riqueza (ver </w:t>
       </w:r>
-      <w:hyperlink r:id="rId136">
-        <w:r>
-          <w:rPr>
-            <w:lang w:val="es_ES" w:bidi="es_ES"/>
-          </w:rPr>
-          <w:rPr>
-            <w:color w:val="0000EE"/>
-            <w:u w:val="single"/>
-          </w:rPr>
-          <w:t>1 Tm 6:5–10,</w:t>
-        </w:r>
-      </w:hyperlink>
-      <w:hyperlink r:id="rId137">
-        <w:r>
-          <w:rPr>
-            <w:lang w:val="es_ES" w:bidi="es_ES"/>
-          </w:rPr>
-          <w:rPr>
-            <w:color w:val="0000EE"/>
-            <w:u w:val="single"/>
-          </w:rPr>
-          <w:t>17–19</w:t>
-        </w:r>
-      </w:hyperlink>
+      <w:r>
+        <w:rPr>
+          <w:lang w:val="es_ES" w:bidi="es_ES"/>
+        </w:rPr>
+        <w:t>1 Tm 6:5–10,</w:t>
+      </w:r>
+      <w:r>
+        <w:rPr>
+          <w:lang w:val="es_ES" w:bidi="es_ES"/>
+        </w:rPr>
+        <w:t>17–19</w:t>
+      </w:r>
       <w:r>
         <w:rPr>
           <w:lang w:val="es_ES" w:bidi="es_ES"/>
         </w:rPr>
         <w:t>), lo que podría haber influido en las luchas de poder que Timoteo tuvo que combatir (</w:t>
       </w:r>
-      <w:hyperlink r:id="rId103">
-        <w:r>
-          <w:rPr>
-            <w:lang w:val="es_ES" w:bidi="es_ES"/>
-          </w:rPr>
-          <w:rPr>
-            <w:color w:val="0000EE"/>
-            <w:u w:val="single"/>
-          </w:rPr>
-          <w:t>2:11–15</w:t>
-        </w:r>
-      </w:hyperlink>
+      <w:r>
+        <w:rPr>
+          <w:lang w:val="es_ES" w:bidi="es_ES"/>
+        </w:rPr>
+        <w:t>2:11–15</w:t>
+      </w:r>
       <w:r>
         <w:rPr>
           <w:lang w:val="es_ES" w:bidi="es_ES"/>
@@ -4283,54 +3455,36 @@
         </w:rPr>
         <w:t xml:space="preserve">Pablo sigue hablando sobre las mujeres en la asamblea, aquí, en su relación con la enseñanza pública (cf. </w:t>
       </w:r>
-      <w:hyperlink r:id="rId138">
-        <w:r>
-          <w:rPr>
-            <w:lang w:val="es_ES" w:bidi="es_ES"/>
-          </w:rPr>
-          <w:rPr>
-            <w:color w:val="0000EE"/>
-            <w:u w:val="single"/>
-          </w:rPr>
-          <w:t>1 Co 11:2–16</w:t>
-        </w:r>
-      </w:hyperlink>
+      <w:r>
+        <w:rPr>
+          <w:lang w:val="es_ES" w:bidi="es_ES"/>
+        </w:rPr>
+        <w:t>1 Co 11:2–16</w:t>
+      </w:r>
       <w:r>
         <w:rPr>
           <w:lang w:val="es_ES" w:bidi="es_ES"/>
         </w:rPr>
         <w:t xml:space="preserve">; </w:t>
       </w:r>
-      <w:hyperlink r:id="rId139">
-        <w:r>
-          <w:rPr>
-            <w:lang w:val="es_ES" w:bidi="es_ES"/>
-          </w:rPr>
-          <w:rPr>
-            <w:color w:val="0000EE"/>
-            <w:u w:val="single"/>
-          </w:rPr>
-          <w:t>14:33–36;</w:t>
-        </w:r>
-      </w:hyperlink>
+      <w:r>
+        <w:rPr>
+          <w:lang w:val="es_ES" w:bidi="es_ES"/>
+        </w:rPr>
+        <w:t>14:33–36;</w:t>
+      </w:r>
       <w:r>
         <w:rPr>
           <w:lang w:val="es_ES" w:bidi="es_ES"/>
         </w:rPr>
         <w:t xml:space="preserve"> </w:t>
       </w:r>
-      <w:hyperlink r:id="rId140">
-        <w:r>
-          <w:rPr>
-            <w:lang w:val="es_ES" w:bidi="es_ES"/>
-          </w:rPr>
-          <w:rPr>
-            <w:color w:val="0000EE"/>
-            <w:u w:val="single"/>
-          </w:rPr>
-          <w:t>2 Co 11:3</w:t>
-        </w:r>
-      </w:hyperlink>
+      <w:r>
+        <w:rPr>
+          <w:lang w:val="es_ES" w:bidi="es_ES"/>
+        </w:rPr>
+        <w:t>2 Co 11:3</w:t>
+      </w:r>
       <w:r>
         <w:rPr>
           <w:lang w:val="es_ES" w:bidi="es_ES"/>
@@ -4391,180 +3545,120 @@
         </w:rPr>
         <w:t>: La relación entre enseñar y autoridad depende de cómo se entiendan ambos conceptos. Las mujeres enseñaban (</w:t>
       </w:r>
-      <w:hyperlink r:id="rId141">
-        <w:r>
-          <w:rPr>
-            <w:lang w:val="es_ES" w:bidi="es_ES"/>
-          </w:rPr>
-          <w:rPr>
-            <w:color w:val="0000EE"/>
-            <w:u w:val="single"/>
-          </w:rPr>
-          <w:t>Tt 2:3–5</w:t>
-        </w:r>
-      </w:hyperlink>
+      <w:r>
+        <w:rPr>
+          <w:lang w:val="es_ES" w:bidi="es_ES"/>
+        </w:rPr>
+        <w:t>Tt 2:3–5</w:t>
+      </w:r>
       <w:r>
         <w:rPr>
           <w:lang w:val="es_ES" w:bidi="es_ES"/>
         </w:rPr>
         <w:t xml:space="preserve">), pero no hay ejemplos claros en el Nuevo Testamento ni aprobaciones de mujeres enseñando a hombres en reuniones de la iglesia (cp. </w:t>
       </w:r>
-      <w:hyperlink r:id="rId142">
-        <w:r>
-          <w:rPr>
-            <w:lang w:val="es_ES" w:bidi="es_ES"/>
-          </w:rPr>
-          <w:rPr>
-            <w:color w:val="0000EE"/>
-            <w:u w:val="single"/>
-          </w:rPr>
-          <w:t>Hc 18:26;</w:t>
-        </w:r>
-      </w:hyperlink>
+      <w:r>
+        <w:rPr>
+          <w:lang w:val="es_ES" w:bidi="es_ES"/>
+        </w:rPr>
+        <w:t>Hc 18:26;</w:t>
+      </w:r>
       <w:r>
         <w:rPr>
           <w:lang w:val="es_ES" w:bidi="es_ES"/>
         </w:rPr>
         <w:t xml:space="preserve"> </w:t>
       </w:r>
-      <w:hyperlink r:id="rId143">
-        <w:r>
-          <w:rPr>
-            <w:lang w:val="es_ES" w:bidi="es_ES"/>
-          </w:rPr>
-          <w:rPr>
-            <w:color w:val="0000EE"/>
-            <w:u w:val="single"/>
-          </w:rPr>
-          <w:t>1 Co 14:34–35;</w:t>
-        </w:r>
-      </w:hyperlink>
+      <w:r>
+        <w:rPr>
+          <w:lang w:val="es_ES" w:bidi="es_ES"/>
+        </w:rPr>
+        <w:t>1 Co 14:34–35;</w:t>
+      </w:r>
       <w:r>
         <w:rPr>
           <w:lang w:val="es_ES" w:bidi="es_ES"/>
         </w:rPr>
         <w:t xml:space="preserve"> </w:t>
       </w:r>
-      <w:hyperlink r:id="rId144">
-        <w:r>
-          <w:rPr>
-            <w:lang w:val="es_ES" w:bidi="es_ES"/>
-          </w:rPr>
-          <w:rPr>
-            <w:color w:val="0000EE"/>
-            <w:u w:val="single"/>
-          </w:rPr>
-          <w:t>Fil 4:3</w:t>
-        </w:r>
-      </w:hyperlink>
+      <w:r>
+        <w:rPr>
+          <w:lang w:val="es_ES" w:bidi="es_ES"/>
+        </w:rPr>
+        <w:t>Fil 4:3</w:t>
+      </w:r>
       <w:r>
         <w:rPr>
           <w:lang w:val="es_ES" w:bidi="es_ES"/>
         </w:rPr>
         <w:t>). Sabemos que esto ocurría en algunas iglesias solo por las respuestas opuestas de Pablo. Las mujeres sí profetizaban (</w:t>
       </w:r>
-      <w:hyperlink r:id="rId145">
-        <w:r>
-          <w:rPr>
-            <w:lang w:val="es_ES" w:bidi="es_ES"/>
-          </w:rPr>
-          <w:rPr>
-            <w:color w:val="0000EE"/>
-            <w:u w:val="single"/>
-          </w:rPr>
-          <w:t>Hc 2:17–18,</w:t>
-        </w:r>
-      </w:hyperlink>
+      <w:r>
+        <w:rPr>
+          <w:lang w:val="es_ES" w:bidi="es_ES"/>
+        </w:rPr>
+        <w:t>Hc 2:17–18,</w:t>
+      </w:r>
       <w:r>
         <w:rPr>
           <w:lang w:val="es_ES" w:bidi="es_ES"/>
         </w:rPr>
         <w:t xml:space="preserve"> </w:t>
       </w:r>
-      <w:hyperlink r:id="rId146">
-        <w:r>
-          <w:rPr>
-            <w:lang w:val="es_ES" w:bidi="es_ES"/>
-          </w:rPr>
-          <w:rPr>
-            <w:color w:val="0000EE"/>
-            <w:u w:val="single"/>
-          </w:rPr>
-          <w:t>21:9;</w:t>
-        </w:r>
-      </w:hyperlink>
+      <w:r>
+        <w:rPr>
+          <w:lang w:val="es_ES" w:bidi="es_ES"/>
+        </w:rPr>
+        <w:t>21:9;</w:t>
+      </w:r>
       <w:r>
         <w:rPr>
           <w:lang w:val="es_ES" w:bidi="es_ES"/>
         </w:rPr>
         <w:t xml:space="preserve"> </w:t>
       </w:r>
-      <w:hyperlink r:id="rId147">
-        <w:r>
-          <w:rPr>
-            <w:lang w:val="es_ES" w:bidi="es_ES"/>
-          </w:rPr>
-          <w:rPr>
-            <w:color w:val="0000EE"/>
-            <w:u w:val="single"/>
-          </w:rPr>
-          <w:t>1 Co 11:5</w:t>
-        </w:r>
-      </w:hyperlink>
+      <w:r>
+        <w:rPr>
+          <w:lang w:val="es_ES" w:bidi="es_ES"/>
+        </w:rPr>
+        <w:t>1 Co 11:5</w:t>
+      </w:r>
       <w:r>
         <w:rPr>
           <w:lang w:val="es_ES" w:bidi="es_ES"/>
         </w:rPr>
         <w:t>), pero algunos tipos de profecía podrían no haber sido vistos como enseñanza autoritativa (</w:t>
       </w:r>
-      <w:hyperlink r:id="rId148">
-        <w:r>
-          <w:rPr>
-            <w:lang w:val="es_ES" w:bidi="es_ES"/>
-          </w:rPr>
-          <w:rPr>
-            <w:color w:val="0000EE"/>
-            <w:u w:val="single"/>
-          </w:rPr>
-          <w:t>Hc 11:28,</w:t>
-        </w:r>
-      </w:hyperlink>
+      <w:r>
+        <w:rPr>
+          <w:lang w:val="es_ES" w:bidi="es_ES"/>
+        </w:rPr>
+        <w:t>Hc 11:28,</w:t>
+      </w:r>
       <w:r>
         <w:rPr>
           <w:lang w:val="es_ES" w:bidi="es_ES"/>
         </w:rPr>
         <w:t xml:space="preserve"> </w:t>
       </w:r>
-      <w:hyperlink r:id="rId149">
-        <w:r>
-          <w:rPr>
-            <w:lang w:val="es_ES" w:bidi="es_ES"/>
-          </w:rPr>
-          <w:rPr>
-            <w:color w:val="0000EE"/>
-            <w:u w:val="single"/>
-          </w:rPr>
-          <w:t>21:10–11;</w:t>
-        </w:r>
-      </w:hyperlink>
+      <w:r>
+        <w:rPr>
+          <w:lang w:val="es_ES" w:bidi="es_ES"/>
+        </w:rPr>
+        <w:t>21:10–11;</w:t>
+      </w:r>
       <w:r>
         <w:rPr>
           <w:lang w:val="es_ES" w:bidi="es_ES"/>
         </w:rPr>
         <w:t xml:space="preserve"> </w:t>
       </w:r>
-      <w:hyperlink r:id="rId150">
-        <w:r>
-          <w:rPr>
-            <w:lang w:val="es_ES" w:bidi="es_ES"/>
-          </w:rPr>
-          <w:rPr>
-            <w:color w:val="0000EE"/>
-            <w:u w:val="single"/>
-          </w:rPr>
-          <w:t>1 Cor 14:29</w:t>
-        </w:r>
-      </w:hyperlink>
+      <w:r>
+        <w:rPr>
+          <w:lang w:val="es_ES" w:bidi="es_ES"/>
+        </w:rPr>
+        <w:t>1 Cor 14:29</w:t>
+      </w:r>
       <w:r>
         <w:rPr>
           <w:lang w:val="es_ES" w:bidi="es_ES"/>
@@ -4644,156 +3738,102 @@
         </w:rPr>
         <w:t>La comprensión más común de este verso es que Pablo cree que los roles sociales están vinculados al hecho de que el hombre fue creado primero (</w:t>
       </w:r>
-      <w:hyperlink r:id="rId151">
-        <w:r>
-          <w:rPr>
-            <w:lang w:val="es_ES" w:bidi="es_ES"/>
-          </w:rPr>
-          <w:rPr>
-            <w:color w:val="0000EE"/>
-            <w:u w:val="single"/>
-          </w:rPr>
-          <w:t>Gn 2:7</w:t>
-        </w:r>
-      </w:hyperlink>
+      <w:r>
+        <w:rPr>
+          <w:lang w:val="es_ES" w:bidi="es_ES"/>
+        </w:rPr>
+        <w:t>Gn 2:7</w:t>
+      </w:r>
       <w:r>
         <w:rPr>
           <w:lang w:val="es_ES" w:bidi="es_ES"/>
         </w:rPr>
         <w:t>,</w:t>
       </w:r>
-      <w:hyperlink r:id="rId152">
-        <w:r>
-          <w:rPr>
-            <w:lang w:val="es_ES" w:bidi="es_ES"/>
-          </w:rPr>
-          <w:rPr>
-            <w:color w:val="0000EE"/>
-            <w:u w:val="single"/>
-          </w:rPr>
-          <w:t>22;</w:t>
-        </w:r>
-      </w:hyperlink>
+      <w:r>
+        <w:rPr>
+          <w:lang w:val="es_ES" w:bidi="es_ES"/>
+        </w:rPr>
+        <w:t>22;</w:t>
+      </w:r>
       <w:r>
         <w:rPr>
           <w:lang w:val="es_ES" w:bidi="es_ES"/>
         </w:rPr>
         <w:t xml:space="preserve"> </w:t>
       </w:r>
-      <w:hyperlink r:id="rId153">
-        <w:r>
-          <w:rPr>
-            <w:lang w:val="es_ES" w:bidi="es_ES"/>
-          </w:rPr>
-          <w:rPr>
-            <w:color w:val="0000EE"/>
-            <w:u w:val="single"/>
-          </w:rPr>
-          <w:t>1 Co 11:8–12</w:t>
-        </w:r>
-      </w:hyperlink>
+      <w:r>
+        <w:rPr>
+          <w:lang w:val="es_ES" w:bidi="es_ES"/>
+        </w:rPr>
+        <w:t>1 Co 11:8–12</w:t>
+      </w:r>
       <w:r>
         <w:rPr>
           <w:lang w:val="es_ES" w:bidi="es_ES"/>
         </w:rPr>
         <w:t xml:space="preserve">). La lógica de Pablo generalmente se ha asociado con el papel principal del hijo primogénito en el Antiguo Testamento. Sin embargo, hay excepciones a la regla del primogénito incluso en las Escrituras (ver </w:t>
       </w:r>
-      <w:hyperlink r:id="rId154">
-        <w:r>
-          <w:rPr>
-            <w:lang w:val="es_ES" w:bidi="es_ES"/>
-          </w:rPr>
-          <w:rPr>
-            <w:color w:val="0000EE"/>
-            <w:u w:val="single"/>
-          </w:rPr>
-          <w:t>Gn 27–28</w:t>
-        </w:r>
-      </w:hyperlink>
+      <w:r>
+        <w:rPr>
+          <w:lang w:val="es_ES" w:bidi="es_ES"/>
+        </w:rPr>
+        <w:t>Gn 27–28</w:t>
+      </w:r>
       <w:r>
         <w:rPr>
           <w:lang w:val="es_ES" w:bidi="es_ES"/>
         </w:rPr>
         <w:t>). Y aunque el género mantiene sus distinciones en el Nuevo Testamento, también hay un elemento de igualdad en Cristo (</w:t>
       </w:r>
-      <w:hyperlink r:id="rId155">
-        <w:r>
-          <w:rPr>
-            <w:lang w:val="es_ES" w:bidi="es_ES"/>
-          </w:rPr>
-          <w:rPr>
-            <w:color w:val="0000EE"/>
-            <w:u w:val="single"/>
-          </w:rPr>
-          <w:t>Ga 3:28</w:t>
-        </w:r>
-      </w:hyperlink>
+      <w:r>
+        <w:rPr>
+          <w:lang w:val="es_ES" w:bidi="es_ES"/>
+        </w:rPr>
+        <w:t>Ga 3:28</w:t>
+      </w:r>
       <w:r>
         <w:rPr>
           <w:lang w:val="es_ES" w:bidi="es_ES"/>
         </w:rPr>
         <w:t xml:space="preserve">; ver también </w:t>
       </w:r>
-      <w:hyperlink r:id="rId156">
-        <w:r>
-          <w:rPr>
-            <w:lang w:val="es_ES" w:bidi="es_ES"/>
-          </w:rPr>
-          <w:rPr>
-            <w:color w:val="0000EE"/>
-            <w:u w:val="single"/>
-          </w:rPr>
-          <w:t>1 Co 11:11–12</w:t>
-        </w:r>
-      </w:hyperlink>
+      <w:r>
+        <w:rPr>
+          <w:lang w:val="es_ES" w:bidi="es_ES"/>
+        </w:rPr>
+        <w:t>1 Co 11:11–12</w:t>
+      </w:r>
       <w:r>
         <w:rPr>
           <w:lang w:val="es_ES" w:bidi="es_ES"/>
         </w:rPr>
         <w:t xml:space="preserve">; </w:t>
       </w:r>
-      <w:hyperlink r:id="rId157">
-        <w:r>
-          <w:rPr>
-            <w:lang w:val="es_ES" w:bidi="es_ES"/>
-          </w:rPr>
-          <w:rPr>
-            <w:color w:val="0000EE"/>
-            <w:u w:val="single"/>
-          </w:rPr>
-          <w:t>12:13;</w:t>
-        </w:r>
-      </w:hyperlink>
+      <w:r>
+        <w:rPr>
+          <w:lang w:val="es_ES" w:bidi="es_ES"/>
+        </w:rPr>
+        <w:t>12:13;</w:t>
+      </w:r>
       <w:r>
         <w:rPr>
           <w:lang w:val="es_ES" w:bidi="es_ES"/>
         </w:rPr>
         <w:t xml:space="preserve"> </w:t>
       </w:r>
-      <w:hyperlink r:id="rId158">
-        <w:r>
-          <w:rPr>
-            <w:lang w:val="es_ES" w:bidi="es_ES"/>
-          </w:rPr>
-          <w:rPr>
-            <w:color w:val="0000EE"/>
-            <w:u w:val="single"/>
-          </w:rPr>
-          <w:t xml:space="preserve">Ef 5:21; </w:t>
-        </w:r>
-      </w:hyperlink>
-      <w:hyperlink r:id="rId159">
-        <w:r>
-          <w:rPr>
-            <w:lang w:val="es_ES" w:bidi="es_ES"/>
-          </w:rPr>
-          <w:rPr>
-            <w:color w:val="0000EE"/>
-            <w:u w:val="single"/>
-          </w:rPr>
-          <w:t>Col 3:11</w:t>
-        </w:r>
-      </w:hyperlink>
+      <w:r>
+        <w:rPr>
+          <w:lang w:val="es_ES" w:bidi="es_ES"/>
+        </w:rPr>
+        <w:t xml:space="preserve">Ef 5:21; </w:t>
+      </w:r>
+      <w:r>
+        <w:rPr>
+          <w:lang w:val="es_ES" w:bidi="es_ES"/>
+        </w:rPr>
+        <w:t>Col 3:11</w:t>
+      </w:r>
       <w:r>
         <w:rPr>
           <w:lang w:val="es_ES" w:bidi="es_ES"/>
@@ -4892,36 +3932,24 @@
         </w:rPr>
         <w:t xml:space="preserve">, “Contexto”), y Pablo estaba llamando a estas mujeres a volver a las relaciones adecuadas dentro de sus hogares, de acuerdo con la verdad de las Buenas Nuevas (ver </w:t>
       </w:r>
-      <w:hyperlink r:id="rId160">
-        <w:r>
-          <w:rPr>
-            <w:lang w:val="es_ES" w:bidi="es_ES"/>
-          </w:rPr>
-          <w:rPr>
-            <w:color w:val="0000EE"/>
-            <w:u w:val="single"/>
-          </w:rPr>
-          <w:t>1:4–5</w:t>
-        </w:r>
-      </w:hyperlink>
+      <w:r>
+        <w:rPr>
+          <w:lang w:val="es_ES" w:bidi="es_ES"/>
+        </w:rPr>
+        <w:t>1:4–5</w:t>
+      </w:r>
       <w:r>
         <w:rPr>
           <w:lang w:val="es_ES" w:bidi="es_ES"/>
         </w:rPr>
         <w:t xml:space="preserve">; </w:t>
       </w:r>
-      <w:hyperlink r:id="rId161">
-        <w:r>
-          <w:rPr>
-            <w:lang w:val="es_ES" w:bidi="es_ES"/>
-          </w:rPr>
-          <w:rPr>
-            <w:color w:val="0000EE"/>
-            <w:u w:val="single"/>
-          </w:rPr>
-          <w:t>4:1–5</w:t>
-        </w:r>
-      </w:hyperlink>
+      <w:r>
+        <w:rPr>
+          <w:lang w:val="es_ES" w:bidi="es_ES"/>
+        </w:rPr>
+        <w:t>4:1–5</w:t>
+      </w:r>
       <w:r>
         <w:rPr>
           <w:lang w:val="es_ES" w:bidi="es_ES"/>
@@ -4941,54 +3969,36 @@
         </w:rPr>
         <w:t xml:space="preserve"> en el sentido último (ver </w:t>
       </w:r>
-      <w:hyperlink r:id="rId162">
-        <w:r>
-          <w:rPr>
-            <w:lang w:val="es_ES" w:bidi="es_ES"/>
-          </w:rPr>
-          <w:rPr>
-            <w:color w:val="0000EE"/>
-            <w:u w:val="single"/>
-          </w:rPr>
-          <w:t>4:16</w:t>
-        </w:r>
-      </w:hyperlink>
+      <w:r>
+        <w:rPr>
+          <w:lang w:val="es_ES" w:bidi="es_ES"/>
+        </w:rPr>
+        <w:t>4:16</w:t>
+      </w:r>
       <w:r>
         <w:rPr>
           <w:lang w:val="es_ES" w:bidi="es_ES"/>
         </w:rPr>
         <w:t xml:space="preserve">; cp. </w:t>
       </w:r>
-      <w:hyperlink r:id="rId163">
-        <w:r>
-          <w:rPr>
-            <w:lang w:val="es_ES" w:bidi="es_ES"/>
-          </w:rPr>
-          <w:rPr>
-            <w:color w:val="0000EE"/>
-            <w:u w:val="single"/>
-          </w:rPr>
-          <w:t>3:13</w:t>
-        </w:r>
-      </w:hyperlink>
+      <w:r>
+        <w:rPr>
+          <w:lang w:val="es_ES" w:bidi="es_ES"/>
+        </w:rPr>
+        <w:t>3:13</w:t>
+      </w:r>
       <w:r>
         <w:rPr>
           <w:lang w:val="es_ES" w:bidi="es_ES"/>
         </w:rPr>
         <w:t xml:space="preserve">). Este versículo podría aludir a </w:t>
       </w:r>
-      <w:hyperlink r:id="rId164">
-        <w:r>
-          <w:rPr>
-            <w:lang w:val="es_ES" w:bidi="es_ES"/>
-          </w:rPr>
-          <w:rPr>
-            <w:color w:val="0000EE"/>
-            <w:u w:val="single"/>
-          </w:rPr>
-          <w:t>Gn 3:15–16</w:t>
-        </w:r>
-      </w:hyperlink>
+      <w:r>
+        <w:rPr>
+          <w:lang w:val="es_ES" w:bidi="es_ES"/>
+        </w:rPr>
+        <w:t>Gn 3:15–16</w:t>
+      </w:r>
       <w:r>
         <w:rPr>
           <w:lang w:val="es_ES" w:bidi="es_ES"/>
@@ -5067,18 +4077,12 @@
         </w:rPr>
         <w:t xml:space="preserve">) son el mismo cargo (ver </w:t>
       </w:r>
-      <w:hyperlink r:id="rId165">
-        <w:r>
-          <w:rPr>
-            <w:lang w:val="es_ES" w:bidi="es_ES"/>
-          </w:rPr>
-          <w:rPr>
-            <w:color w:val="0000EE"/>
-            <w:u w:val="single"/>
-          </w:rPr>
-          <w:t>Tt 1:5–7</w:t>
-        </w:r>
-      </w:hyperlink>
+      <w:r>
+        <w:rPr>
+          <w:lang w:val="es_ES" w:bidi="es_ES"/>
+        </w:rPr>
+        <w:t>Tt 1:5–7</w:t>
+      </w:r>
       <w:r>
         <w:rPr>
           <w:lang w:val="es_ES" w:bidi="es_ES"/>
@@ -5133,90 +4137,60 @@
         </w:rPr>
         <w:t>El tema cambia al liderazgo de la iglesia por ancianos (</w:t>
       </w:r>
-      <w:hyperlink r:id="rId166">
-        <w:r>
-          <w:rPr>
-            <w:lang w:val="es_ES" w:bidi="es_ES"/>
-          </w:rPr>
-          <w:rPr>
-            <w:color w:val="0000EE"/>
-            <w:u w:val="single"/>
-          </w:rPr>
-          <w:t>3:1–7</w:t>
-        </w:r>
-      </w:hyperlink>
+      <w:r>
+        <w:rPr>
+          <w:lang w:val="es_ES" w:bidi="es_ES"/>
+        </w:rPr>
+        <w:t>3:1–7</w:t>
+      </w:r>
       <w:r>
         <w:rPr>
           <w:lang w:val="es_ES" w:bidi="es_ES"/>
         </w:rPr>
         <w:t>) y diáconos (</w:t>
       </w:r>
-      <w:hyperlink r:id="rId167">
-        <w:r>
-          <w:rPr>
-            <w:lang w:val="es_ES" w:bidi="es_ES"/>
-          </w:rPr>
-          <w:rPr>
-            <w:color w:val="0000EE"/>
-            <w:u w:val="single"/>
-          </w:rPr>
-          <w:t>3:8–13</w:t>
-        </w:r>
-      </w:hyperlink>
+      <w:r>
+        <w:rPr>
+          <w:lang w:val="es_ES" w:bidi="es_ES"/>
+        </w:rPr>
+        <w:t>3:8–13</w:t>
+      </w:r>
       <w:r>
         <w:rPr>
           <w:lang w:val="es_ES" w:bidi="es_ES"/>
         </w:rPr>
         <w:t xml:space="preserve">). El papel de Timoteo en los nombramientos es menos claro que el de Tito (ver </w:t>
       </w:r>
-      <w:hyperlink r:id="rId168">
-        <w:r>
-          <w:rPr>
-            <w:lang w:val="es_ES" w:bidi="es_ES"/>
-          </w:rPr>
-          <w:rPr>
-            <w:color w:val="0000EE"/>
-            <w:u w:val="single"/>
-          </w:rPr>
-          <w:t>5:17–22</w:t>
-        </w:r>
-      </w:hyperlink>
+      <w:r>
+        <w:rPr>
+          <w:lang w:val="es_ES" w:bidi="es_ES"/>
+        </w:rPr>
+        <w:t>5:17–22</w:t>
+      </w:r>
       <w:r>
         <w:rPr>
           <w:lang w:val="es_ES" w:bidi="es_ES"/>
         </w:rPr>
         <w:t xml:space="preserve">, </w:t>
       </w:r>
-      <w:hyperlink r:id="rId169">
-        <w:r>
-          <w:rPr>
-            <w:lang w:val="es_ES" w:bidi="es_ES"/>
-          </w:rPr>
-          <w:rPr>
-            <w:color w:val="0000EE"/>
-            <w:u w:val="single"/>
-          </w:rPr>
-          <w:t>Tt 1:5</w:t>
-        </w:r>
-      </w:hyperlink>
+      <w:r>
+        <w:rPr>
+          <w:lang w:val="es_ES" w:bidi="es_ES"/>
+        </w:rPr>
+        <w:t>Tt 1:5</w:t>
+      </w:r>
       <w:r>
         <w:rPr>
           <w:lang w:val="es_ES" w:bidi="es_ES"/>
         </w:rPr>
         <w:t xml:space="preserve">), posiblemente porque la iglesia en Éfeso era más madura y, por lo tanto, estaba mejor capacitada para gestionar el proceso (cp. </w:t>
       </w:r>
-      <w:hyperlink r:id="rId170">
-        <w:r>
-          <w:rPr>
-            <w:lang w:val="es_ES" w:bidi="es_ES"/>
-          </w:rPr>
-          <w:rPr>
-            <w:color w:val="0000EE"/>
-            <w:u w:val="single"/>
-          </w:rPr>
-          <w:t>Hc 6:2–6</w:t>
-        </w:r>
-      </w:hyperlink>
+      <w:r>
+        <w:rPr>
+          <w:lang w:val="es_ES" w:bidi="es_ES"/>
+        </w:rPr>
+        <w:t>Hc 6:2–6</w:t>
+      </w:r>
       <w:r>
         <w:rPr>
           <w:lang w:val="es_ES" w:bidi="es_ES"/>
@@ -5277,102 +4251,66 @@
         </w:rPr>
         <w:t xml:space="preserve">: Este es el requisito más general para un líder comunitario y representante público (ver </w:t>
       </w:r>
-      <w:hyperlink r:id="rId171">
-        <w:r>
-          <w:rPr>
-            <w:lang w:val="es_ES" w:bidi="es_ES"/>
-          </w:rPr>
-          <w:rPr>
-            <w:color w:val="0000EE"/>
-            <w:u w:val="single"/>
-          </w:rPr>
-          <w:t>3:7</w:t>
-        </w:r>
-      </w:hyperlink>
+      <w:r>
+        <w:rPr>
+          <w:lang w:val="es_ES" w:bidi="es_ES"/>
+        </w:rPr>
+        <w:t>3:7</w:t>
+      </w:r>
       <w:r>
         <w:rPr>
           <w:lang w:val="es_ES" w:bidi="es_ES"/>
         </w:rPr>
         <w:t>,</w:t>
       </w:r>
-      <w:hyperlink r:id="rId172">
-        <w:r>
-          <w:rPr>
-            <w:lang w:val="es_ES" w:bidi="es_ES"/>
-          </w:rPr>
-          <w:rPr>
-            <w:color w:val="0000EE"/>
-            <w:u w:val="single"/>
-          </w:rPr>
-          <w:t>10</w:t>
-        </w:r>
-      </w:hyperlink>
+      <w:r>
+        <w:rPr>
+          <w:lang w:val="es_ES" w:bidi="es_ES"/>
+        </w:rPr>
+        <w:t>10</w:t>
+      </w:r>
       <w:r>
         <w:rPr>
           <w:lang w:val="es_ES" w:bidi="es_ES"/>
         </w:rPr>
         <w:t xml:space="preserve">; </w:t>
       </w:r>
-      <w:hyperlink r:id="rId173">
-        <w:r>
-          <w:rPr>
-            <w:lang w:val="es_ES" w:bidi="es_ES"/>
-          </w:rPr>
-          <w:rPr>
-            <w:color w:val="0000EE"/>
-            <w:u w:val="single"/>
-          </w:rPr>
-          <w:t>5:7</w:t>
-        </w:r>
-      </w:hyperlink>
+      <w:r>
+        <w:rPr>
+          <w:lang w:val="es_ES" w:bidi="es_ES"/>
+        </w:rPr>
+        <w:t>5:7</w:t>
+      </w:r>
       <w:r>
         <w:rPr>
           <w:lang w:val="es_ES" w:bidi="es_ES"/>
         </w:rPr>
         <w:t xml:space="preserve">; </w:t>
       </w:r>
-      <w:hyperlink r:id="rId174">
-        <w:r>
-          <w:rPr>
-            <w:lang w:val="es_ES" w:bidi="es_ES"/>
-          </w:rPr>
-          <w:rPr>
-            <w:color w:val="0000EE"/>
-            <w:u w:val="single"/>
-          </w:rPr>
-          <w:t xml:space="preserve">6:14; </w:t>
-        </w:r>
-      </w:hyperlink>
-      <w:hyperlink r:id="rId175">
-        <w:r>
-          <w:rPr>
-            <w:lang w:val="es_ES" w:bidi="es_ES"/>
-          </w:rPr>
-          <w:rPr>
-            <w:color w:val="0000EE"/>
-            <w:u w:val="single"/>
-          </w:rPr>
-          <w:t>Tt 1:6–7</w:t>
-        </w:r>
-      </w:hyperlink>
+      <w:r>
+        <w:rPr>
+          <w:lang w:val="es_ES" w:bidi="es_ES"/>
+        </w:rPr>
+        <w:t xml:space="preserve">6:14; </w:t>
+      </w:r>
+      <w:r>
+        <w:rPr>
+          <w:lang w:val="es_ES" w:bidi="es_ES"/>
+        </w:rPr>
+        <w:t>Tt 1:6–7</w:t>
+      </w:r>
       <w:r>
         <w:rPr>
           <w:lang w:val="es_ES" w:bidi="es_ES"/>
         </w:rPr>
         <w:t xml:space="preserve">; </w:t>
       </w:r>
-      <w:hyperlink r:id="rId65">
-        <w:r>
-          <w:rPr>
-            <w:lang w:val="es_ES" w:bidi="es_ES"/>
-          </w:rPr>
-          <w:rPr>
-            <w:color w:val="0000EE"/>
-            <w:u w:val="single"/>
-          </w:rPr>
-          <w:t>2:8</w:t>
-        </w:r>
-      </w:hyperlink>
+      <w:r>
+        <w:rPr>
+          <w:lang w:val="es_ES" w:bidi="es_ES"/>
+        </w:rPr>
+        <w:t>2:8</w:t>
+      </w:r>
       <w:r>
         <w:rPr>
           <w:lang w:val="es_ES" w:bidi="es_ES"/>
@@ -5417,90 +4355,60 @@
         </w:rPr>
         <w:t xml:space="preserve"> también en </w:t>
       </w:r>
-      <w:hyperlink r:id="rId176">
-        <w:r>
-          <w:rPr>
-            <w:lang w:val="es_ES" w:bidi="es_ES"/>
-          </w:rPr>
-          <w:rPr>
-            <w:color w:val="0000EE"/>
-            <w:u w:val="single"/>
-          </w:rPr>
-          <w:t>1 Tm 3:12</w:t>
-        </w:r>
-      </w:hyperlink>
+      <w:r>
+        <w:rPr>
+          <w:lang w:val="es_ES" w:bidi="es_ES"/>
+        </w:rPr>
+        <w:t>1 Tm 3:12</w:t>
+      </w:r>
       <w:r>
         <w:rPr>
           <w:lang w:val="es_ES" w:bidi="es_ES"/>
         </w:rPr>
         <w:t xml:space="preserve">): Esto asume pero no requiere un hombre casado. Principalmente aborda la pureza y fidelidad en la relación matrimonial, algo que no se podía dar por sentado en la cultura circundante; probablemente no prohíbe el nuevo matrimonio después de la muerte de un cónyuge (ver </w:t>
       </w:r>
-      <w:hyperlink r:id="rId177">
-        <w:r>
-          <w:rPr>
-            <w:lang w:val="es_ES" w:bidi="es_ES"/>
-          </w:rPr>
-          <w:rPr>
-            <w:color w:val="0000EE"/>
-            <w:u w:val="single"/>
-          </w:rPr>
-          <w:t>5:9</w:t>
-        </w:r>
-      </w:hyperlink>
+      <w:r>
+        <w:rPr>
+          <w:lang w:val="es_ES" w:bidi="es_ES"/>
+        </w:rPr>
+        <w:t>5:9</w:t>
+      </w:r>
       <w:r>
         <w:rPr>
           <w:lang w:val="es_ES" w:bidi="es_ES"/>
         </w:rPr>
         <w:t xml:space="preserve">), ni aborda el tema de la poligamia. Ver también </w:t>
       </w:r>
-      <w:hyperlink r:id="rId176">
-        <w:r>
-          <w:rPr>
-            <w:lang w:val="es_ES" w:bidi="es_ES"/>
-          </w:rPr>
-          <w:rPr>
-            <w:color w:val="0000EE"/>
-            <w:u w:val="single"/>
-          </w:rPr>
-          <w:t>3:12;</w:t>
-        </w:r>
-      </w:hyperlink>
+      <w:r>
+        <w:rPr>
+          <w:lang w:val="es_ES" w:bidi="es_ES"/>
+        </w:rPr>
+        <w:t>3:12;</w:t>
+      </w:r>
       <w:r>
         <w:rPr>
           <w:lang w:val="es_ES" w:bidi="es_ES"/>
         </w:rPr>
         <w:t xml:space="preserve"> </w:t>
       </w:r>
-      <w:hyperlink r:id="rId178">
-        <w:r>
-          <w:rPr>
-            <w:lang w:val="es_ES" w:bidi="es_ES"/>
-          </w:rPr>
-          <w:rPr>
-            <w:color w:val="0000EE"/>
-            <w:u w:val="single"/>
-          </w:rPr>
-          <w:t>Tt 1:6</w:t>
-        </w:r>
-      </w:hyperlink>
+      <w:r>
+        <w:rPr>
+          <w:lang w:val="es_ES" w:bidi="es_ES"/>
+        </w:rPr>
+        <w:t>Tt 1:6</w:t>
+      </w:r>
       <w:r>
         <w:rPr>
           <w:lang w:val="es_ES" w:bidi="es_ES"/>
         </w:rPr>
         <w:t xml:space="preserve">, cp. </w:t>
       </w:r>
-      <w:hyperlink r:id="rId177">
-        <w:r>
-          <w:rPr>
-            <w:lang w:val="es_ES" w:bidi="es_ES"/>
-          </w:rPr>
-          <w:rPr>
-            <w:color w:val="0000EE"/>
-            <w:u w:val="single"/>
-          </w:rPr>
-          <w:t>1 Tm 5:9</w:t>
-        </w:r>
-      </w:hyperlink>
+      <w:r>
+        <w:rPr>
+          <w:lang w:val="es_ES" w:bidi="es_ES"/>
+        </w:rPr>
+        <w:t>1 Tm 5:9</w:t>
+      </w:r>
       <w:r>
         <w:rPr>
           <w:lang w:val="es_ES" w:bidi="es_ES"/>
@@ -5532,72 +4440,48 @@
         </w:rPr>
         <w:t xml:space="preserve">): La hospitalidad era un deber importante y una virtud respetada en el mundo antiguo. Cualquier cristiano viajero buscaría y probablemente se quedaría con otros creyentes (ver </w:t>
       </w:r>
-      <w:hyperlink r:id="rId179">
-        <w:r>
-          <w:rPr>
-            <w:lang w:val="es_ES" w:bidi="es_ES"/>
-          </w:rPr>
-          <w:rPr>
-            <w:color w:val="0000EE"/>
-            <w:u w:val="single"/>
-          </w:rPr>
-          <w:t>2 Jn 1:10–11;</w:t>
-        </w:r>
-      </w:hyperlink>
+      <w:r>
+        <w:rPr>
+          <w:lang w:val="es_ES" w:bidi="es_ES"/>
+        </w:rPr>
+        <w:t>2 Jn 1:10–11;</w:t>
+      </w:r>
       <w:r>
         <w:rPr>
           <w:lang w:val="es_ES" w:bidi="es_ES"/>
         </w:rPr>
         <w:t xml:space="preserve"> </w:t>
       </w:r>
-      <w:hyperlink r:id="rId180">
-        <w:r>
-          <w:rPr>
-            <w:lang w:val="es_ES" w:bidi="es_ES"/>
-          </w:rPr>
-          <w:rPr>
-            <w:color w:val="0000EE"/>
-            <w:u w:val="single"/>
-          </w:rPr>
-          <w:t>3 Jn</w:t>
-        </w:r>
-      </w:hyperlink>
+      <w:r>
+        <w:rPr>
+          <w:lang w:val="es_ES" w:bidi="es_ES"/>
+        </w:rPr>
+        <w:t>3 Jn</w:t>
+      </w:r>
       <w:r>
         <w:rPr>
           <w:lang w:val="es_ES" w:bidi="es_ES"/>
         </w:rPr>
         <w:t xml:space="preserve">). Además, las iglesias del primer siglo a menudo se reunían en hogares privados (ver </w:t>
       </w:r>
-      <w:hyperlink r:id="rId181">
-        <w:r>
-          <w:rPr>
-            <w:lang w:val="es_ES" w:bidi="es_ES"/>
-          </w:rPr>
-          <w:rPr>
-            <w:color w:val="0000EE"/>
-            <w:u w:val="single"/>
-          </w:rPr>
-          <w:t>Col 4:15</w:t>
-        </w:r>
-      </w:hyperlink>
+      <w:r>
+        <w:rPr>
+          <w:lang w:val="es_ES" w:bidi="es_ES"/>
+        </w:rPr>
+        <w:t>Col 4:15</w:t>
+      </w:r>
       <w:r>
         <w:rPr>
           <w:lang w:val="es_ES" w:bidi="es_ES"/>
         </w:rPr>
         <w:t xml:space="preserve">; </w:t>
       </w:r>
-      <w:hyperlink r:id="rId182">
-        <w:r>
-          <w:rPr>
-            <w:lang w:val="es_ES" w:bidi="es_ES"/>
-          </w:rPr>
-          <w:rPr>
-            <w:color w:val="0000EE"/>
-            <w:u w:val="single"/>
-          </w:rPr>
-          <w:t>Flm 1:2</w:t>
-        </w:r>
-      </w:hyperlink>
+      <w:r>
+        <w:rPr>
+          <w:lang w:val="es_ES" w:bidi="es_ES"/>
+        </w:rPr>
+        <w:t>Flm 1:2</w:t>
+      </w:r>
       <w:r>
         <w:rPr>
           <w:lang w:val="es_ES" w:bidi="es_ES"/>
@@ -5652,84 +4536,54 @@
         </w:rPr>
         <w:t>La iglesia como un hogar (</w:t>
       </w:r>
-      <w:hyperlink r:id="rId41">
-        <w:r>
-          <w:rPr>
-            <w:lang w:val="es_ES" w:bidi="es_ES"/>
-          </w:rPr>
-          <w:rPr>
-            <w:color w:val="0000EE"/>
-            <w:u w:val="single"/>
-          </w:rPr>
-          <w:t>3:15</w:t>
-        </w:r>
-      </w:hyperlink>
+      <w:r>
+        <w:rPr>
+          <w:lang w:val="es_ES" w:bidi="es_ES"/>
+        </w:rPr>
+        <w:t>3:15</w:t>
+      </w:r>
       <w:r>
         <w:rPr>
           <w:lang w:val="es_ES" w:bidi="es_ES"/>
         </w:rPr>
         <w:t xml:space="preserve">) se superponía con el hogar familiar. La capacidad de un obispo para gestionar en una esfera reflejaba su habilidad en la otra (ver también </w:t>
       </w:r>
-      <w:hyperlink r:id="rId176">
-        <w:r>
-          <w:rPr>
-            <w:lang w:val="es_ES" w:bidi="es_ES"/>
-          </w:rPr>
-          <w:rPr>
-            <w:color w:val="0000EE"/>
-            <w:u w:val="single"/>
-          </w:rPr>
-          <w:t xml:space="preserve">3:12, </w:t>
-        </w:r>
-      </w:hyperlink>
-      <w:hyperlink r:id="rId183">
-        <w:r>
-          <w:rPr>
-            <w:lang w:val="es_ES" w:bidi="es_ES"/>
-          </w:rPr>
-          <w:rPr>
-            <w:color w:val="0000EE"/>
-            <w:u w:val="single"/>
-          </w:rPr>
-          <w:t>5:17;</w:t>
-        </w:r>
-      </w:hyperlink>
+      <w:r>
+        <w:rPr>
+          <w:lang w:val="es_ES" w:bidi="es_ES"/>
+        </w:rPr>
+        <w:t xml:space="preserve">3:12, </w:t>
+      </w:r>
+      <w:r>
+        <w:rPr>
+          <w:lang w:val="es_ES" w:bidi="es_ES"/>
+        </w:rPr>
+        <w:t>5:17;</w:t>
+      </w:r>
       <w:r>
         <w:rPr>
           <w:lang w:val="es_ES" w:bidi="es_ES"/>
         </w:rPr>
         <w:t xml:space="preserve"> </w:t>
       </w:r>
-      <w:hyperlink r:id="rId184">
-        <w:r>
-          <w:rPr>
-            <w:lang w:val="es_ES" w:bidi="es_ES"/>
-          </w:rPr>
-          <w:rPr>
-            <w:color w:val="0000EE"/>
-            <w:u w:val="single"/>
-          </w:rPr>
-          <w:t>Ro 12:8</w:t>
-        </w:r>
-      </w:hyperlink>
+      <w:r>
+        <w:rPr>
+          <w:lang w:val="es_ES" w:bidi="es_ES"/>
+        </w:rPr>
+        <w:t>Ro 12:8</w:t>
+      </w:r>
       <w:r>
         <w:rPr>
           <w:lang w:val="es_ES" w:bidi="es_ES"/>
         </w:rPr>
         <w:t xml:space="preserve">; </w:t>
       </w:r>
-      <w:hyperlink r:id="rId185">
-        <w:r>
-          <w:rPr>
-            <w:lang w:val="es_ES" w:bidi="es_ES"/>
-          </w:rPr>
-          <w:rPr>
-            <w:color w:val="0000EE"/>
-            <w:u w:val="single"/>
-          </w:rPr>
-          <w:t>1 Ts 5:12</w:t>
-        </w:r>
-      </w:hyperlink>
+      <w:r>
+        <w:rPr>
+          <w:lang w:val="es_ES" w:bidi="es_ES"/>
+        </w:rPr>
+        <w:t>1 Ts 5:12</w:t>
+      </w:r>
       <w:r>
         <w:rPr>
           <w:lang w:val="es_ES" w:bidi="es_ES"/>
@@ -5784,108 +4638,72 @@
         </w:rPr>
         <w:t xml:space="preserve">Pablo esperaba que los cristianos vivieran de una manera que pudiera ser respetada por las personas fuera de la iglesia (ver también </w:t>
       </w:r>
-      <w:hyperlink r:id="rId97">
-        <w:r>
-          <w:rPr>
-            <w:lang w:val="es_ES" w:bidi="es_ES"/>
-          </w:rPr>
-          <w:rPr>
-            <w:color w:val="0000EE"/>
-            <w:u w:val="single"/>
-          </w:rPr>
-          <w:t>6:1;</w:t>
-        </w:r>
-      </w:hyperlink>
+      <w:r>
+        <w:rPr>
+          <w:lang w:val="es_ES" w:bidi="es_ES"/>
+        </w:rPr>
+        <w:t>6:1;</w:t>
+      </w:r>
       <w:r>
         <w:rPr>
           <w:lang w:val="es_ES" w:bidi="es_ES"/>
         </w:rPr>
         <w:t xml:space="preserve"> </w:t>
       </w:r>
-      <w:hyperlink r:id="rId186">
-        <w:r>
-          <w:rPr>
-            <w:lang w:val="es_ES" w:bidi="es_ES"/>
-          </w:rPr>
-          <w:rPr>
-            <w:color w:val="0000EE"/>
-            <w:u w:val="single"/>
-          </w:rPr>
-          <w:t>Tt 2:5–10</w:t>
-        </w:r>
-      </w:hyperlink>
+      <w:r>
+        <w:rPr>
+          <w:lang w:val="es_ES" w:bidi="es_ES"/>
+        </w:rPr>
+        <w:t>Tt 2:5–10</w:t>
+      </w:r>
       <w:r>
         <w:rPr>
           <w:lang w:val="es_ES" w:bidi="es_ES"/>
         </w:rPr>
         <w:t xml:space="preserve">). • El lazo podría referirse a los falsos maestros (ver </w:t>
       </w:r>
-      <w:hyperlink r:id="rId187">
-        <w:r>
-          <w:rPr>
-            <w:lang w:val="es_ES" w:bidi="es_ES"/>
-          </w:rPr>
-          <w:rPr>
-            <w:color w:val="0000EE"/>
-            <w:u w:val="single"/>
-          </w:rPr>
-          <w:t>1 Tm 1:20,</w:t>
-        </w:r>
-      </w:hyperlink>
+      <w:r>
+        <w:rPr>
+          <w:lang w:val="es_ES" w:bidi="es_ES"/>
+        </w:rPr>
+        <w:t>1 Tm 1:20,</w:t>
+      </w:r>
       <w:r>
         <w:rPr>
           <w:lang w:val="es_ES" w:bidi="es_ES"/>
         </w:rPr>
         <w:t xml:space="preserve"> </w:t>
       </w:r>
-      <w:hyperlink r:id="rId188">
-        <w:r>
-          <w:rPr>
-            <w:lang w:val="es_ES" w:bidi="es_ES"/>
-          </w:rPr>
-          <w:rPr>
-            <w:color w:val="0000EE"/>
-            <w:u w:val="single"/>
-          </w:rPr>
-          <w:t>5:14–15,</w:t>
-        </w:r>
-      </w:hyperlink>
+      <w:r>
+        <w:rPr>
+          <w:lang w:val="es_ES" w:bidi="es_ES"/>
+        </w:rPr>
+        <w:t>5:14–15,</w:t>
+      </w:r>
       <w:r>
         <w:rPr>
           <w:lang w:val="es_ES" w:bidi="es_ES"/>
         </w:rPr>
         <w:t xml:space="preserve"> </w:t>
       </w:r>
-      <w:hyperlink r:id="rId189">
-        <w:r>
-          <w:rPr>
-            <w:lang w:val="es_ES" w:bidi="es_ES"/>
-          </w:rPr>
-          <w:rPr>
-            <w:color w:val="0000EE"/>
-            <w:u w:val="single"/>
-          </w:rPr>
-          <w:t>6:9</w:t>
-        </w:r>
-      </w:hyperlink>
+      <w:r>
+        <w:rPr>
+          <w:lang w:val="es_ES" w:bidi="es_ES"/>
+        </w:rPr>
+        <w:t>6:9</w:t>
+      </w:r>
       <w:r>
         <w:rPr>
           <w:lang w:val="es_ES" w:bidi="es_ES"/>
         </w:rPr>
         <w:t xml:space="preserve">; </w:t>
       </w:r>
-      <w:hyperlink r:id="rId190">
-        <w:r>
-          <w:rPr>
-            <w:lang w:val="es_ES" w:bidi="es_ES"/>
-          </w:rPr>
-          <w:rPr>
-            <w:color w:val="0000EE"/>
-            <w:u w:val="single"/>
-          </w:rPr>
-          <w:t>2 Tm 2:26</w:t>
-        </w:r>
-      </w:hyperlink>
+      <w:r>
+        <w:rPr>
+          <w:lang w:val="es_ES" w:bidi="es_ES"/>
+        </w:rPr>
+        <w:t>2 Tm 2:26</w:t>
+      </w:r>
       <w:r>
         <w:rPr>
           <w:lang w:val="es_ES" w:bidi="es_ES"/>
@@ -5946,126 +4764,84 @@
         </w:rPr>
         <w:t>(</w:t>
       </w:r>
-      <w:hyperlink r:id="rId191">
-        <w:r>
-          <w:rPr>
-            <w:lang w:val="es_ES" w:bidi="es_ES"/>
-          </w:rPr>
-          <w:rPr>
-            <w:color w:val="0000EE"/>
-            <w:u w:val="single"/>
-          </w:rPr>
-          <w:t>3:3</w:t>
-        </w:r>
-      </w:hyperlink>
+      <w:r>
+        <w:rPr>
+          <w:lang w:val="es_ES" w:bidi="es_ES"/>
+        </w:rPr>
+        <w:t>3:3</w:t>
+      </w:r>
       <w:r>
         <w:rPr>
           <w:lang w:val="es_ES" w:bidi="es_ES"/>
         </w:rPr>
         <w:t>): La avaricia es despreciable e impropia (</w:t>
       </w:r>
-      <w:hyperlink r:id="rId192">
-        <w:r>
-          <w:rPr>
-            <w:lang w:val="es_ES" w:bidi="es_ES"/>
-          </w:rPr>
-          <w:rPr>
-            <w:color w:val="0000EE"/>
-            <w:u w:val="single"/>
-          </w:rPr>
-          <w:t>6:6–10</w:t>
-        </w:r>
-      </w:hyperlink>
+      <w:r>
+        <w:rPr>
+          <w:lang w:val="es_ES" w:bidi="es_ES"/>
+        </w:rPr>
+        <w:t>6:6–10</w:t>
+      </w:r>
       <w:r>
         <w:rPr>
           <w:lang w:val="es_ES" w:bidi="es_ES"/>
         </w:rPr>
         <w:t xml:space="preserve">, </w:t>
       </w:r>
-      <w:hyperlink r:id="rId137">
-        <w:r>
-          <w:rPr>
-            <w:lang w:val="es_ES" w:bidi="es_ES"/>
-          </w:rPr>
-          <w:rPr>
-            <w:color w:val="0000EE"/>
-            <w:u w:val="single"/>
-          </w:rPr>
-          <w:t>17–19;</w:t>
-        </w:r>
-      </w:hyperlink>
+      <w:r>
+        <w:rPr>
+          <w:lang w:val="es_ES" w:bidi="es_ES"/>
+        </w:rPr>
+        <w:t>17–19;</w:t>
+      </w:r>
       <w:r>
         <w:rPr>
           <w:lang w:val="es_ES" w:bidi="es_ES"/>
         </w:rPr>
         <w:t xml:space="preserve"> </w:t>
       </w:r>
-      <w:hyperlink r:id="rId193">
-        <w:r>
-          <w:rPr>
-            <w:lang w:val="es_ES" w:bidi="es_ES"/>
-          </w:rPr>
-          <w:rPr>
-            <w:color w:val="0000EE"/>
-            <w:u w:val="single"/>
-          </w:rPr>
-          <w:t>Ef 5:3</w:t>
-        </w:r>
-      </w:hyperlink>
+      <w:r>
+        <w:rPr>
+          <w:lang w:val="es_ES" w:bidi="es_ES"/>
+        </w:rPr>
+        <w:t>Ef 5:3</w:t>
+      </w:r>
       <w:r>
         <w:rPr>
           <w:lang w:val="es_ES" w:bidi="es_ES"/>
         </w:rPr>
         <w:t xml:space="preserve">; </w:t>
       </w:r>
-      <w:hyperlink r:id="rId194">
-        <w:r>
-          <w:rPr>
-            <w:lang w:val="es_ES" w:bidi="es_ES"/>
-          </w:rPr>
-          <w:rPr>
-            <w:color w:val="0000EE"/>
-            <w:u w:val="single"/>
-          </w:rPr>
-          <w:t>Col 3:5</w:t>
-        </w:r>
-      </w:hyperlink>
+      <w:r>
+        <w:rPr>
+          <w:lang w:val="es_ES" w:bidi="es_ES"/>
+        </w:rPr>
+        <w:t>Col 3:5</w:t>
+      </w:r>
       <w:r>
         <w:rPr>
           <w:lang w:val="es_ES" w:bidi="es_ES"/>
         </w:rPr>
         <w:t>), especialmente para aquellos que lideran en la iglesia (</w:t>
       </w:r>
-      <w:hyperlink r:id="rId195">
-        <w:r>
-          <w:rPr>
-            <w:lang w:val="es_ES" w:bidi="es_ES"/>
-          </w:rPr>
-          <w:rPr>
-            <w:color w:val="0000EE"/>
-            <w:u w:val="single"/>
-          </w:rPr>
-          <w:t>1 Tm 3:9;</w:t>
-        </w:r>
-      </w:hyperlink>
+      <w:r>
+        <w:rPr>
+          <w:lang w:val="es_ES" w:bidi="es_ES"/>
+        </w:rPr>
+        <w:t>1 Tm 3:9;</w:t>
+      </w:r>
       <w:r>
         <w:rPr>
           <w:lang w:val="es_ES" w:bidi="es_ES"/>
         </w:rPr>
         <w:t xml:space="preserve"> ver </w:t>
       </w:r>
-      <w:hyperlink r:id="rId196">
-        <w:r>
-          <w:rPr>
-            <w:lang w:val="es_ES" w:bidi="es_ES"/>
-          </w:rPr>
-          <w:rPr>
-            <w:color w:val="0000EE"/>
-            <w:u w:val="single"/>
-          </w:rPr>
-          <w:t>Tt 1:7</w:t>
-        </w:r>
-      </w:hyperlink>
+      <w:r>
+        <w:rPr>
+          <w:lang w:val="es_ES" w:bidi="es_ES"/>
+        </w:rPr>
+        <w:t>Tt 1:7</w:t>
+      </w:r>
       <w:r>
         <w:rPr>
           <w:lang w:val="es_ES" w:bidi="es_ES"/>
@@ -6120,162 +4896,108 @@
         </w:rPr>
         <w:t xml:space="preserve">La palabra griega traducida como diácono (“servidor, asistente, mensajero, agente”) y sus semejantes (“servicio, servir”) se utilizan comúnmente para el servicio de cualquier tipo (por ejemplo, </w:t>
       </w:r>
-      <w:hyperlink r:id="rId197">
-        <w:r>
-          <w:rPr>
-            <w:lang w:val="es_ES" w:bidi="es_ES"/>
-          </w:rPr>
-          <w:rPr>
-            <w:color w:val="0000EE"/>
-            <w:u w:val="single"/>
-          </w:rPr>
-          <w:t>4:6;</w:t>
-        </w:r>
-      </w:hyperlink>
+      <w:r>
+        <w:rPr>
+          <w:lang w:val="es_ES" w:bidi="es_ES"/>
+        </w:rPr>
+        <w:t>4:6;</w:t>
+      </w:r>
       <w:r>
         <w:rPr>
           <w:lang w:val="es_ES" w:bidi="es_ES"/>
         </w:rPr>
         <w:t xml:space="preserve"> </w:t>
       </w:r>
-      <w:hyperlink r:id="rId198">
-        <w:r>
-          <w:rPr>
-            <w:lang w:val="es_ES" w:bidi="es_ES"/>
-          </w:rPr>
-          <w:rPr>
-            <w:color w:val="0000EE"/>
-            <w:u w:val="single"/>
-          </w:rPr>
-          <w:t>Mt 22:13;</w:t>
-        </w:r>
-      </w:hyperlink>
+      <w:r>
+        <w:rPr>
+          <w:lang w:val="es_ES" w:bidi="es_ES"/>
+        </w:rPr>
+        <w:t>Mt 22:13;</w:t>
+      </w:r>
       <w:r>
         <w:rPr>
           <w:lang w:val="es_ES" w:bidi="es_ES"/>
         </w:rPr>
         <w:t xml:space="preserve"> </w:t>
       </w:r>
-      <w:hyperlink r:id="rId199">
-        <w:r>
-          <w:rPr>
-            <w:lang w:val="es_ES" w:bidi="es_ES"/>
-          </w:rPr>
-          <w:rPr>
-            <w:color w:val="0000EE"/>
-            <w:u w:val="single"/>
-          </w:rPr>
-          <w:t>Jn 2:5,</w:t>
-        </w:r>
-      </w:hyperlink>
+      <w:r>
+        <w:rPr>
+          <w:lang w:val="es_ES" w:bidi="es_ES"/>
+        </w:rPr>
+        <w:t>Jn 2:5,</w:t>
+      </w:r>
       <w:r>
         <w:rPr>
           <w:lang w:val="es_ES" w:bidi="es_ES"/>
         </w:rPr>
         <w:t xml:space="preserve"> </w:t>
       </w:r>
-      <w:hyperlink r:id="rId200">
-        <w:r>
-          <w:rPr>
-            <w:lang w:val="es_ES" w:bidi="es_ES"/>
-          </w:rPr>
-          <w:rPr>
-            <w:color w:val="0000EE"/>
-            <w:u w:val="single"/>
-          </w:rPr>
-          <w:t>12:26;</w:t>
-        </w:r>
-      </w:hyperlink>
+      <w:r>
+        <w:rPr>
+          <w:lang w:val="es_ES" w:bidi="es_ES"/>
+        </w:rPr>
+        <w:t>12:26;</w:t>
+      </w:r>
       <w:r>
         <w:rPr>
           <w:lang w:val="es_ES" w:bidi="es_ES"/>
         </w:rPr>
         <w:t xml:space="preserve"> </w:t>
       </w:r>
-      <w:hyperlink r:id="rId201">
-        <w:r>
-          <w:rPr>
-            <w:lang w:val="es_ES" w:bidi="es_ES"/>
-          </w:rPr>
-          <w:rPr>
-            <w:color w:val="0000EE"/>
-            <w:u w:val="single"/>
-          </w:rPr>
-          <w:t>Ro 13:4;</w:t>
-        </w:r>
-      </w:hyperlink>
+      <w:r>
+        <w:rPr>
+          <w:lang w:val="es_ES" w:bidi="es_ES"/>
+        </w:rPr>
+        <w:t>Ro 13:4;</w:t>
+      </w:r>
       <w:r>
         <w:rPr>
           <w:lang w:val="es_ES" w:bidi="es_ES"/>
         </w:rPr>
         <w:t xml:space="preserve"> </w:t>
       </w:r>
-      <w:hyperlink r:id="rId202">
-        <w:r>
-          <w:rPr>
-            <w:lang w:val="es_ES" w:bidi="es_ES"/>
-          </w:rPr>
-          <w:rPr>
-            <w:color w:val="0000EE"/>
-            <w:u w:val="single"/>
-          </w:rPr>
-          <w:t>1 Co 3:5</w:t>
-        </w:r>
-      </w:hyperlink>
+      <w:r>
+        <w:rPr>
+          <w:lang w:val="es_ES" w:bidi="es_ES"/>
+        </w:rPr>
+        <w:t>1 Co 3:5</w:t>
+      </w:r>
       <w:r>
         <w:rPr>
           <w:lang w:val="es_ES" w:bidi="es_ES"/>
         </w:rPr>
         <w:t xml:space="preserve">). El designar un cargo en la iglesia, solo aparece en </w:t>
       </w:r>
-      <w:hyperlink r:id="rId167">
-        <w:r>
-          <w:rPr>
-            <w:lang w:val="es_ES" w:bidi="es_ES"/>
-          </w:rPr>
-          <w:rPr>
-            <w:color w:val="0000EE"/>
-            <w:u w:val="single"/>
-          </w:rPr>
-          <w:t>1 Tm 3:8–13</w:t>
-        </w:r>
-      </w:hyperlink>
+      <w:r>
+        <w:rPr>
+          <w:lang w:val="es_ES" w:bidi="es_ES"/>
+        </w:rPr>
+        <w:t>1 Tm 3:8–13</w:t>
+      </w:r>
       <w:r>
         <w:rPr>
           <w:lang w:val="es_ES" w:bidi="es_ES"/>
         </w:rPr>
         <w:t xml:space="preserve">; </w:t>
       </w:r>
-      <w:hyperlink r:id="rId203">
-        <w:r>
-          <w:rPr>
-            <w:lang w:val="es_ES" w:bidi="es_ES"/>
-          </w:rPr>
-          <w:rPr>
-            <w:color w:val="0000EE"/>
-            <w:u w:val="single"/>
-          </w:rPr>
-          <w:t>Fil 1:1</w:t>
-        </w:r>
-      </w:hyperlink>
+      <w:r>
+        <w:rPr>
+          <w:lang w:val="es_ES" w:bidi="es_ES"/>
+        </w:rPr>
+        <w:t>Fil 1:1</w:t>
+      </w:r>
       <w:r>
         <w:rPr>
           <w:lang w:val="es_ES" w:bidi="es_ES"/>
         </w:rPr>
         <w:t xml:space="preserve">; y (quizás) </w:t>
       </w:r>
-      <w:hyperlink r:id="rId204">
-        <w:r>
-          <w:rPr>
-            <w:lang w:val="es_ES" w:bidi="es_ES"/>
-          </w:rPr>
-          <w:rPr>
-            <w:color w:val="0000EE"/>
-            <w:u w:val="single"/>
-          </w:rPr>
-          <w:t>Ro 16:1</w:t>
-        </w:r>
-      </w:hyperlink>
+      <w:r>
+        <w:rPr>
+          <w:lang w:val="es_ES" w:bidi="es_ES"/>
+        </w:rPr>
+        <w:t>Ro 16:1</w:t>
+      </w:r>
       <w:r>
         <w:rPr>
           <w:lang w:val="es_ES" w:bidi="es_ES"/>
@@ -6413,54 +5135,36 @@
         </w:rPr>
         <w:t xml:space="preserve"> </w:t>
       </w:r>
-      <w:hyperlink r:id="rId167">
-        <w:r>
-          <w:rPr>
-            <w:lang w:val="es_ES" w:bidi="es_ES"/>
-          </w:rPr>
-          <w:rPr>
-            <w:color w:val="0000EE"/>
-            <w:u w:val="single"/>
-          </w:rPr>
-          <w:t>3:8–13</w:t>
-        </w:r>
-      </w:hyperlink>
+      <w:r>
+        <w:rPr>
+          <w:lang w:val="es_ES" w:bidi="es_ES"/>
+        </w:rPr>
+        <w:t>3:8–13</w:t>
+      </w:r>
       <w:r>
         <w:rPr>
           <w:lang w:val="es_ES" w:bidi="es_ES"/>
         </w:rPr>
         <w:t xml:space="preserve"> es una discusión sobre diáconos masculinos; cambiar a “mujeres diáconos” interrumpiría la secuencia de raciocínio. Sin embargo, podría haber habido mujeres diáconos en la iglesia primitiva (ver </w:t>
       </w:r>
-      <w:hyperlink r:id="rId204">
-        <w:r>
-          <w:rPr>
-            <w:lang w:val="es_ES" w:bidi="es_ES"/>
-          </w:rPr>
-          <w:rPr>
-            <w:color w:val="0000EE"/>
-            <w:u w:val="single"/>
-          </w:rPr>
-          <w:t>Ro 16:1</w:t>
-        </w:r>
-      </w:hyperlink>
+      <w:r>
+        <w:rPr>
+          <w:lang w:val="es_ES" w:bidi="es_ES"/>
+        </w:rPr>
+        <w:t>Ro 16:1</w:t>
+      </w:r>
       <w:r>
         <w:rPr>
           <w:lang w:val="es_ES" w:bidi="es_ES"/>
         </w:rPr>
         <w:t xml:space="preserve">). En ese caso, este versículo podría ser paralelo a </w:t>
       </w:r>
-      <w:hyperlink r:id="rId205">
-        <w:r>
-          <w:rPr>
-            <w:lang w:val="es_ES" w:bidi="es_ES"/>
-          </w:rPr>
-          <w:rPr>
-            <w:color w:val="0000EE"/>
-            <w:u w:val="single"/>
-          </w:rPr>
-          <w:t>1 Tm 3:8</w:t>
-        </w:r>
-      </w:hyperlink>
+      <w:r>
+        <w:rPr>
+          <w:lang w:val="es_ES" w:bidi="es_ES"/>
+        </w:rPr>
+        <w:t>1 Tm 3:8</w:t>
+      </w:r>
       <w:r>
         <w:rPr>
           <w:lang w:val="es_ES" w:bidi="es_ES"/>
@@ -6515,36 +5219,24 @@
         </w:rPr>
         <w:t>Esta sección aborda cómo debería ocuparse Timoteo hasta que llegue Pablo (</w:t>
       </w:r>
-      <w:hyperlink r:id="rId206">
-        <w:r>
-          <w:rPr>
-            <w:lang w:val="es_ES" w:bidi="es_ES"/>
-          </w:rPr>
-          <w:rPr>
-            <w:color w:val="0000EE"/>
-            <w:u w:val="single"/>
-          </w:rPr>
-          <w:t>3:14–15</w:t>
-        </w:r>
-      </w:hyperlink>
+      <w:r>
+        <w:rPr>
+          <w:lang w:val="es_ES" w:bidi="es_ES"/>
+        </w:rPr>
+        <w:t>3:14–15</w:t>
+      </w:r>
       <w:r>
         <w:rPr>
           <w:lang w:val="es_ES" w:bidi="es_ES"/>
         </w:rPr>
         <w:t xml:space="preserve">; </w:t>
       </w:r>
-      <w:hyperlink r:id="rId207">
-        <w:r>
-          <w:rPr>
-            <w:lang w:val="es_ES" w:bidi="es_ES"/>
-          </w:rPr>
-          <w:rPr>
-            <w:color w:val="0000EE"/>
-            <w:u w:val="single"/>
-          </w:rPr>
-          <w:t>4:13</w:t>
-        </w:r>
-      </w:hyperlink>
+      <w:r>
+        <w:rPr>
+          <w:lang w:val="es_ES" w:bidi="es_ES"/>
+        </w:rPr>
+        <w:t>4:13</w:t>
+      </w:r>
       <w:r>
         <w:rPr>
           <w:lang w:val="es_ES" w:bidi="es_ES"/>
@@ -6605,72 +5297,48 @@
         </w:rPr>
         <w:t>: Las primeras iglesias eran iglesias en casas (</w:t>
       </w:r>
-      <w:hyperlink r:id="rId208">
-        <w:r>
-          <w:rPr>
-            <w:lang w:val="es_ES" w:bidi="es_ES"/>
-          </w:rPr>
-          <w:rPr>
-            <w:color w:val="0000EE"/>
-            <w:u w:val="single"/>
-          </w:rPr>
-          <w:t>Ro 16:5;</w:t>
-        </w:r>
-      </w:hyperlink>
+      <w:r>
+        <w:rPr>
+          <w:lang w:val="es_ES" w:bidi="es_ES"/>
+        </w:rPr>
+        <w:t>Ro 16:5;</w:t>
+      </w:r>
       <w:r>
         <w:rPr>
           <w:lang w:val="es_ES" w:bidi="es_ES"/>
         </w:rPr>
         <w:t xml:space="preserve"> </w:t>
       </w:r>
-      <w:hyperlink r:id="rId209">
-        <w:r>
-          <w:rPr>
-            <w:lang w:val="es_ES" w:bidi="es_ES"/>
-          </w:rPr>
-          <w:rPr>
-            <w:color w:val="0000EE"/>
-            <w:u w:val="single"/>
-          </w:rPr>
-          <w:t>1 Co 16:19;</w:t>
-        </w:r>
-      </w:hyperlink>
+      <w:r>
+        <w:rPr>
+          <w:lang w:val="es_ES" w:bidi="es_ES"/>
+        </w:rPr>
+        <w:t>1 Co 16:19;</w:t>
+      </w:r>
       <w:r>
         <w:rPr>
           <w:lang w:val="es_ES" w:bidi="es_ES"/>
         </w:rPr>
         <w:t xml:space="preserve"> </w:t>
       </w:r>
-      <w:hyperlink r:id="rId181">
-        <w:r>
-          <w:rPr>
-            <w:lang w:val="es_ES" w:bidi="es_ES"/>
-          </w:rPr>
-          <w:rPr>
-            <w:color w:val="0000EE"/>
-            <w:u w:val="single"/>
-          </w:rPr>
-          <w:t>Col 4:15;</w:t>
-        </w:r>
-      </w:hyperlink>
+      <w:r>
+        <w:rPr>
+          <w:lang w:val="es_ES" w:bidi="es_ES"/>
+        </w:rPr>
+        <w:t>Col 4:15;</w:t>
+      </w:r>
       <w:r>
         <w:rPr>
           <w:lang w:val="es_ES" w:bidi="es_ES"/>
         </w:rPr>
         <w:t xml:space="preserve"> </w:t>
       </w:r>
-      <w:hyperlink r:id="rId182">
-        <w:r>
-          <w:rPr>
-            <w:lang w:val="es_ES" w:bidi="es_ES"/>
-          </w:rPr>
-          <w:rPr>
-            <w:color w:val="0000EE"/>
-            <w:u w:val="single"/>
-          </w:rPr>
-          <w:t>Flm 1:2</w:t>
-        </w:r>
-      </w:hyperlink>
+      <w:r>
+        <w:rPr>
+          <w:lang w:val="es_ES" w:bidi="es_ES"/>
+        </w:rPr>
+        <w:t>Flm 1:2</w:t>
+      </w:r>
       <w:r>
         <w:rPr>
           <w:lang w:val="es_ES" w:bidi="es_ES"/>
@@ -6689,72 +5357,48 @@
         </w:rPr>
         <w:t xml:space="preserve">). Violar estas normas traía descrédito, deshonra y vergüenza a todo el hogar y a su cabeza. Lo mismo es cierto para la iglesia (cp. </w:t>
       </w:r>
-      <w:hyperlink r:id="rId210">
-        <w:r>
-          <w:rPr>
-            <w:lang w:val="es_ES" w:bidi="es_ES"/>
-          </w:rPr>
-          <w:rPr>
-            <w:color w:val="0000EE"/>
-            <w:u w:val="single"/>
-          </w:rPr>
-          <w:t>Ef 2:19–22</w:t>
-        </w:r>
-      </w:hyperlink>
+      <w:r>
+        <w:rPr>
+          <w:lang w:val="es_ES" w:bidi="es_ES"/>
+        </w:rPr>
+        <w:t>Ef 2:19–22</w:t>
+      </w:r>
       <w:r>
         <w:rPr>
           <w:lang w:val="es_ES" w:bidi="es_ES"/>
         </w:rPr>
         <w:t xml:space="preserve">; </w:t>
       </w:r>
-      <w:hyperlink r:id="rId211">
-        <w:r>
-          <w:rPr>
-            <w:lang w:val="es_ES" w:bidi="es_ES"/>
-          </w:rPr>
-          <w:rPr>
-            <w:color w:val="0000EE"/>
-            <w:u w:val="single"/>
-          </w:rPr>
-          <w:t>Heb 3:6,</w:t>
-        </w:r>
-      </w:hyperlink>
+      <w:r>
+        <w:rPr>
+          <w:lang w:val="es_ES" w:bidi="es_ES"/>
+        </w:rPr>
+        <w:t>Heb 3:6,</w:t>
+      </w:r>
       <w:r>
         <w:rPr>
           <w:lang w:val="es_ES" w:bidi="es_ES"/>
         </w:rPr>
         <w:t xml:space="preserve"> </w:t>
       </w:r>
-      <w:hyperlink r:id="rId212">
-        <w:r>
-          <w:rPr>
-            <w:lang w:val="es_ES" w:bidi="es_ES"/>
-          </w:rPr>
-          <w:rPr>
-            <w:color w:val="0000EE"/>
-            <w:u w:val="single"/>
-          </w:rPr>
-          <w:t>10:21;</w:t>
-        </w:r>
-      </w:hyperlink>
+      <w:r>
+        <w:rPr>
+          <w:lang w:val="es_ES" w:bidi="es_ES"/>
+        </w:rPr>
+        <w:t>10:21;</w:t>
+      </w:r>
       <w:r>
         <w:rPr>
           <w:lang w:val="es_ES" w:bidi="es_ES"/>
         </w:rPr>
         <w:t xml:space="preserve"> </w:t>
       </w:r>
-      <w:hyperlink r:id="rId213">
-        <w:r>
-          <w:rPr>
-            <w:lang w:val="es_ES" w:bidi="es_ES"/>
-          </w:rPr>
-          <w:rPr>
-            <w:color w:val="0000EE"/>
-            <w:u w:val="single"/>
-          </w:rPr>
-          <w:t>1 Pe 4:17</w:t>
-        </w:r>
-      </w:hyperlink>
+      <w:r>
+        <w:rPr>
+          <w:lang w:val="es_ES" w:bidi="es_ES"/>
+        </w:rPr>
+        <w:t>1 Pe 4:17</w:t>
+      </w:r>
       <w:r>
         <w:rPr>
           <w:lang w:val="es_ES" w:bidi="es_ES"/>
@@ -6773,54 +5417,36 @@
         </w:rPr>
         <w:t xml:space="preserve">: Esta idea puede anticipar la transición del tiempo de los apóstoles al período después de sus muertes (cp. </w:t>
       </w:r>
-      <w:hyperlink r:id="rId214">
-        <w:r>
-          <w:rPr>
-            <w:lang w:val="es_ES" w:bidi="es_ES"/>
-          </w:rPr>
-          <w:rPr>
-            <w:color w:val="0000EE"/>
-            <w:u w:val="single"/>
-          </w:rPr>
-          <w:t>Gl 2:9</w:t>
-        </w:r>
-      </w:hyperlink>
+      <w:r>
+        <w:rPr>
+          <w:lang w:val="es_ES" w:bidi="es_ES"/>
+        </w:rPr>
+        <w:t>Gl 2:9</w:t>
+      </w:r>
       <w:r>
         <w:rPr>
           <w:lang w:val="es_ES" w:bidi="es_ES"/>
         </w:rPr>
         <w:t xml:space="preserve">, </w:t>
       </w:r>
-      <w:hyperlink r:id="rId215">
-        <w:r>
-          <w:rPr>
-            <w:lang w:val="es_ES" w:bidi="es_ES"/>
-          </w:rPr>
-          <w:rPr>
-            <w:color w:val="0000EE"/>
-            <w:u w:val="single"/>
-          </w:rPr>
-          <w:t>Ap 3:12</w:t>
-        </w:r>
-      </w:hyperlink>
+      <w:r>
+        <w:rPr>
+          <w:lang w:val="es_ES" w:bidi="es_ES"/>
+        </w:rPr>
+        <w:t>Ap 3:12</w:t>
+      </w:r>
       <w:r>
         <w:rPr>
           <w:lang w:val="es_ES" w:bidi="es_ES"/>
         </w:rPr>
         <w:t xml:space="preserve">). La iglesia debe ser activa, en vez de defensiva, al defender la verdad en el mundo (cp. </w:t>
       </w:r>
-      <w:hyperlink r:id="rId216">
-        <w:r>
-          <w:rPr>
-            <w:lang w:val="es_ES" w:bidi="es_ES"/>
-          </w:rPr>
-          <w:rPr>
-            <w:color w:val="0000EE"/>
-            <w:u w:val="single"/>
-          </w:rPr>
-          <w:t>2 Co 10:3–6</w:t>
-        </w:r>
-      </w:hyperlink>
+      <w:r>
+        <w:rPr>
+          <w:lang w:val="es_ES" w:bidi="es_ES"/>
+        </w:rPr>
+        <w:t>2 Co 10:3–6</w:t>
+      </w:r>
       <w:r>
         <w:rPr>
           <w:lang w:val="es_ES" w:bidi="es_ES"/>
@@ -6887,18 +5513,12 @@
         </w:rPr>
         <w:t>: La resurrección de Cristo (</w:t>
       </w:r>
-      <w:hyperlink r:id="rId217">
-        <w:r>
-          <w:rPr>
-            <w:lang w:val="es_ES" w:bidi="es_ES"/>
-          </w:rPr>
-          <w:rPr>
-            <w:color w:val="0000EE"/>
-            <w:u w:val="single"/>
-          </w:rPr>
-          <w:t>Ro 1:4</w:t>
-        </w:r>
-      </w:hyperlink>
+      <w:r>
+        <w:rPr>
+          <w:lang w:val="es_ES" w:bidi="es_ES"/>
+        </w:rPr>
+        <w:t>Ro 1:4</w:t>
+      </w:r>
       <w:r>
         <w:rPr>
           <w:lang w:val="es_ES" w:bidi="es_ES"/>
@@ -6917,90 +5537,60 @@
         </w:rPr>
         <w:t xml:space="preserve">: Esto enfatiza el gobierno soberano de Jesús en el reino celestial (ver también </w:t>
       </w:r>
-      <w:hyperlink r:id="rId218">
-        <w:r>
-          <w:rPr>
-            <w:lang w:val="es_ES" w:bidi="es_ES"/>
-          </w:rPr>
-          <w:rPr>
-            <w:color w:val="0000EE"/>
-            <w:u w:val="single"/>
-          </w:rPr>
-          <w:t>Ef 1:21</w:t>
-        </w:r>
-      </w:hyperlink>
+      <w:r>
+        <w:rPr>
+          <w:lang w:val="es_ES" w:bidi="es_ES"/>
+        </w:rPr>
+        <w:t>Ef 1:21</w:t>
+      </w:r>
       <w:r>
         <w:rPr>
           <w:lang w:val="es_ES" w:bidi="es_ES"/>
         </w:rPr>
         <w:t xml:space="preserve">, </w:t>
       </w:r>
-      <w:hyperlink r:id="rId219">
-        <w:r>
-          <w:rPr>
-            <w:lang w:val="es_ES" w:bidi="es_ES"/>
-          </w:rPr>
-          <w:rPr>
-            <w:color w:val="0000EE"/>
-            <w:u w:val="single"/>
-          </w:rPr>
-          <w:t>Fil 2:9–11</w:t>
-        </w:r>
-      </w:hyperlink>
+      <w:r>
+        <w:rPr>
+          <w:lang w:val="es_ES" w:bidi="es_ES"/>
+        </w:rPr>
+        <w:t>Fil 2:9–11</w:t>
+      </w:r>
       <w:r>
         <w:rPr>
           <w:lang w:val="es_ES" w:bidi="es_ES"/>
         </w:rPr>
         <w:t xml:space="preserve">, </w:t>
       </w:r>
-      <w:hyperlink r:id="rId220">
-        <w:r>
-          <w:rPr>
-            <w:lang w:val="es_ES" w:bidi="es_ES"/>
-          </w:rPr>
-          <w:rPr>
-            <w:color w:val="0000EE"/>
-            <w:u w:val="single"/>
-          </w:rPr>
-          <w:t>Heb 1:3–4</w:t>
-        </w:r>
-      </w:hyperlink>
+      <w:r>
+        <w:rPr>
+          <w:lang w:val="es_ES" w:bidi="es_ES"/>
+        </w:rPr>
+        <w:t>Heb 1:3–4</w:t>
+      </w:r>
       <w:r>
         <w:rPr>
           <w:lang w:val="es_ES" w:bidi="es_ES"/>
         </w:rPr>
         <w:t xml:space="preserve">, </w:t>
       </w:r>
-      <w:hyperlink r:id="rId221">
-        <w:r>
-          <w:rPr>
-            <w:lang w:val="es_ES" w:bidi="es_ES"/>
-          </w:rPr>
-          <w:rPr>
-            <w:color w:val="0000EE"/>
-            <w:u w:val="single"/>
-          </w:rPr>
-          <w:t>1 Pe 3:22</w:t>
-        </w:r>
-      </w:hyperlink>
+      <w:r>
+        <w:rPr>
+          <w:lang w:val="es_ES" w:bidi="es_ES"/>
+        </w:rPr>
+        <w:t>1 Pe 3:22</w:t>
+      </w:r>
       <w:r>
         <w:rPr>
           <w:lang w:val="es_ES" w:bidi="es_ES"/>
         </w:rPr>
         <w:t xml:space="preserve">, </w:t>
       </w:r>
-      <w:hyperlink r:id="rId222">
-        <w:r>
-          <w:rPr>
-            <w:lang w:val="es_ES" w:bidi="es_ES"/>
-          </w:rPr>
-          <w:rPr>
-            <w:color w:val="0000EE"/>
-            <w:u w:val="single"/>
-          </w:rPr>
-          <w:t>Ap 5:8–14</w:t>
-        </w:r>
-      </w:hyperlink>
+      <w:r>
+        <w:rPr>
+          <w:lang w:val="es_ES" w:bidi="es_ES"/>
+        </w:rPr>
+        <w:t>Ap 5:8–14</w:t>
+      </w:r>
       <w:r>
         <w:rPr>
           <w:lang w:val="es_ES" w:bidi="es_ES"/>
@@ -7019,18 +5609,12 @@
         </w:rPr>
         <w:t xml:space="preserve">: La provisión la de salvación y el gobierno soberano de Cristo deben ser proclamados y aceptados también en el ámbito terrenal (cp. </w:t>
       </w:r>
-      <w:hyperlink r:id="rId101">
-        <w:r>
-          <w:rPr>
-            <w:lang w:val="es_ES" w:bidi="es_ES"/>
-          </w:rPr>
-          <w:rPr>
-            <w:color w:val="0000EE"/>
-            <w:u w:val="single"/>
-          </w:rPr>
-          <w:t>1 Tm 2:1–7</w:t>
-        </w:r>
-      </w:hyperlink>
+      <w:r>
+        <w:rPr>
+          <w:lang w:val="es_ES" w:bidi="es_ES"/>
+        </w:rPr>
+        <w:t>1 Tm 2:1–7</w:t>
+      </w:r>
       <w:r>
         <w:rPr>
           <w:lang w:val="es_ES" w:bidi="es_ES"/>
@@ -7049,90 +5633,60 @@
         </w:rPr>
         <w:t>: La misión a las naciones es exitosa, pero no garantiza la aceptación universal. • Cristo fue llevado al cielo (</w:t>
       </w:r>
-      <w:hyperlink r:id="rId223">
-        <w:r>
-          <w:rPr>
-            <w:lang w:val="es_ES" w:bidi="es_ES"/>
-          </w:rPr>
-          <w:rPr>
-            <w:color w:val="0000EE"/>
-            <w:u w:val="single"/>
-          </w:rPr>
-          <w:t>Lc 24:51;</w:t>
-        </w:r>
-      </w:hyperlink>
+      <w:r>
+        <w:rPr>
+          <w:lang w:val="es_ES" w:bidi="es_ES"/>
+        </w:rPr>
+        <w:t>Lc 24:51;</w:t>
+      </w:r>
       <w:r>
         <w:rPr>
           <w:lang w:val="es_ES" w:bidi="es_ES"/>
         </w:rPr>
         <w:t xml:space="preserve"> </w:t>
       </w:r>
-      <w:hyperlink r:id="rId224">
-        <w:r>
-          <w:rPr>
-            <w:lang w:val="es_ES" w:bidi="es_ES"/>
-          </w:rPr>
-          <w:rPr>
-            <w:color w:val="0000EE"/>
-            <w:u w:val="single"/>
-          </w:rPr>
-          <w:t>Hc 1:2</w:t>
-        </w:r>
-      </w:hyperlink>
+      <w:r>
+        <w:rPr>
+          <w:lang w:val="es_ES" w:bidi="es_ES"/>
+        </w:rPr>
+        <w:t>Hc 1:2</w:t>
+      </w:r>
       <w:r>
         <w:rPr>
           <w:lang w:val="es_ES" w:bidi="es_ES"/>
         </w:rPr>
         <w:t>,</w:t>
       </w:r>
-      <w:hyperlink r:id="rId225">
-        <w:r>
-          <w:rPr>
-            <w:lang w:val="es_ES" w:bidi="es_ES"/>
-          </w:rPr>
-          <w:rPr>
-            <w:color w:val="0000EE"/>
-            <w:u w:val="single"/>
-          </w:rPr>
-          <w:t>11</w:t>
-        </w:r>
-      </w:hyperlink>
+      <w:r>
+        <w:rPr>
+          <w:lang w:val="es_ES" w:bidi="es_ES"/>
+        </w:rPr>
+        <w:t>11</w:t>
+      </w:r>
       <w:r>
         <w:rPr>
           <w:lang w:val="es_ES" w:bidi="es_ES"/>
         </w:rPr>
         <w:t>,</w:t>
       </w:r>
-      <w:hyperlink r:id="rId226">
-        <w:r>
-          <w:rPr>
-            <w:lang w:val="es_ES" w:bidi="es_ES"/>
-          </w:rPr>
-          <w:rPr>
-            <w:color w:val="0000EE"/>
-            <w:u w:val="single"/>
-          </w:rPr>
-          <w:t>22</w:t>
-        </w:r>
-      </w:hyperlink>
+      <w:r>
+        <w:rPr>
+          <w:lang w:val="es_ES" w:bidi="es_ES"/>
+        </w:rPr>
+        <w:t>22</w:t>
+      </w:r>
       <w:r>
         <w:rPr>
           <w:lang w:val="es_ES" w:bidi="es_ES"/>
         </w:rPr>
         <w:t xml:space="preserve">) y fue exaltado en gloria (cp. </w:t>
       </w:r>
-      <w:hyperlink r:id="rId227">
-        <w:r>
-          <w:rPr>
-            <w:lang w:val="es_ES" w:bidi="es_ES"/>
-          </w:rPr>
-          <w:rPr>
-            <w:color w:val="0000EE"/>
-            <w:u w:val="single"/>
-          </w:rPr>
-          <w:t>Hc 7:55–56</w:t>
-        </w:r>
-      </w:hyperlink>
+      <w:r>
+        <w:rPr>
+          <w:lang w:val="es_ES" w:bidi="es_ES"/>
+        </w:rPr>
+        <w:t>Hc 7:55–56</w:t>
+      </w:r>
       <w:r>
         <w:rPr>
           <w:lang w:val="es_ES" w:bidi="es_ES"/>
@@ -7187,72 +5741,48 @@
         </w:rPr>
         <w:t xml:space="preserve">La iglesia primitiva se consideraba ya en los últimos tiempos (ver </w:t>
       </w:r>
-      <w:hyperlink r:id="rId228">
-        <w:r>
-          <w:rPr>
-            <w:lang w:val="es_ES" w:bidi="es_ES"/>
-          </w:rPr>
-          <w:rPr>
-            <w:color w:val="0000EE"/>
-            <w:u w:val="single"/>
-          </w:rPr>
-          <w:t>Hc 2:16–17</w:t>
-        </w:r>
-      </w:hyperlink>
+      <w:r>
+        <w:rPr>
+          <w:lang w:val="es_ES" w:bidi="es_ES"/>
+        </w:rPr>
+        <w:t>Hc 2:16–17</w:t>
+      </w:r>
       <w:r>
         <w:rPr>
           <w:lang w:val="es_ES" w:bidi="es_ES"/>
         </w:rPr>
         <w:t xml:space="preserve">; </w:t>
       </w:r>
-      <w:hyperlink r:id="rId229">
-        <w:r>
-          <w:rPr>
-            <w:lang w:val="es_ES" w:bidi="es_ES"/>
-          </w:rPr>
-          <w:rPr>
-            <w:color w:val="0000EE"/>
-            <w:u w:val="single"/>
-          </w:rPr>
-          <w:t>Hb 1:2</w:t>
-        </w:r>
-      </w:hyperlink>
+      <w:r>
+        <w:rPr>
+          <w:lang w:val="es_ES" w:bidi="es_ES"/>
+        </w:rPr>
+        <w:t>Hb 1:2</w:t>
+      </w:r>
       <w:r>
         <w:rPr>
           <w:lang w:val="es_ES" w:bidi="es_ES"/>
         </w:rPr>
         <w:t xml:space="preserve">; cp. </w:t>
       </w:r>
-      <w:hyperlink r:id="rId230">
-        <w:r>
-          <w:rPr>
-            <w:lang w:val="es_ES" w:bidi="es_ES"/>
-          </w:rPr>
-          <w:rPr>
-            <w:color w:val="0000EE"/>
-            <w:u w:val="single"/>
-          </w:rPr>
-          <w:t>2 Ts 2:7</w:t>
-        </w:r>
-      </w:hyperlink>
+      <w:r>
+        <w:rPr>
+          <w:lang w:val="es_ES" w:bidi="es_ES"/>
+        </w:rPr>
+        <w:t>2 Ts 2:7</w:t>
+      </w:r>
       <w:r>
         <w:rPr>
           <w:lang w:val="es_ES" w:bidi="es_ES"/>
         </w:rPr>
         <w:t xml:space="preserve">; </w:t>
       </w:r>
-      <w:hyperlink r:id="rId231">
-        <w:r>
-          <w:rPr>
-            <w:lang w:val="es_ES" w:bidi="es_ES"/>
-          </w:rPr>
-          <w:rPr>
-            <w:color w:val="0000EE"/>
-            <w:u w:val="single"/>
-          </w:rPr>
-          <w:t>1 Jn 2:18–23</w:t>
-        </w:r>
-      </w:hyperlink>
+      <w:r>
+        <w:rPr>
+          <w:lang w:val="es_ES" w:bidi="es_ES"/>
+        </w:rPr>
+        <w:t>1 Jn 2:18–23</w:t>
+      </w:r>
       <w:r>
         <w:rPr>
           <w:lang w:val="es_ES" w:bidi="es_ES"/>
@@ -7307,18 +5837,12 @@
         </w:rPr>
         <w:t>La sana enseñanza de Pablo (</w:t>
       </w:r>
-      <w:hyperlink r:id="rId110">
-        <w:r>
-          <w:rPr>
-            <w:lang w:val="es_ES" w:bidi="es_ES"/>
-          </w:rPr>
-          <w:rPr>
-            <w:color w:val="0000EE"/>
-            <w:u w:val="single"/>
-          </w:rPr>
-          <w:t>3:16</w:t>
-        </w:r>
-      </w:hyperlink>
+      <w:r>
+        <w:rPr>
+          <w:lang w:val="es_ES" w:bidi="es_ES"/>
+        </w:rPr>
+        <w:t>3:16</w:t>
+      </w:r>
       <w:r>
         <w:rPr>
           <w:lang w:val="es_ES" w:bidi="es_ES"/>
@@ -7373,36 +5897,24 @@
         </w:rPr>
         <w:t xml:space="preserve">Las conciencias que están muertas o no funcionan o funcionan de manera malvada, dictando sentencias que se oponen a la verdad del evangelio (ver también </w:t>
       </w:r>
-      <w:hyperlink r:id="rId47">
-        <w:r>
-          <w:rPr>
-            <w:lang w:val="es_ES" w:bidi="es_ES"/>
-          </w:rPr>
-          <w:rPr>
-            <w:color w:val="0000EE"/>
-            <w:u w:val="single"/>
-          </w:rPr>
-          <w:t>Tt 1:15</w:t>
-        </w:r>
-      </w:hyperlink>
+      <w:r>
+        <w:rPr>
+          <w:lang w:val="es_ES" w:bidi="es_ES"/>
+        </w:rPr>
+        <w:t>Tt 1:15</w:t>
+      </w:r>
       <w:r>
         <w:rPr>
           <w:lang w:val="es_ES" w:bidi="es_ES"/>
         </w:rPr>
         <w:t xml:space="preserve">; </w:t>
       </w:r>
-      <w:hyperlink r:id="rId232">
-        <w:r>
-          <w:rPr>
-            <w:lang w:val="es_ES" w:bidi="es_ES"/>
-          </w:rPr>
-          <w:rPr>
-            <w:color w:val="0000EE"/>
-            <w:u w:val="single"/>
-          </w:rPr>
-          <w:t>Ro 1:28–32</w:t>
-        </w:r>
-      </w:hyperlink>
+      <w:r>
+        <w:rPr>
+          <w:lang w:val="es_ES" w:bidi="es_ES"/>
+        </w:rPr>
+        <w:t>Ro 1:28–32</w:t>
+      </w:r>
       <w:r>
         <w:rPr>
           <w:lang w:val="es_ES" w:bidi="es_ES"/>
@@ -7457,54 +5969,36 @@
         </w:rPr>
         <w:t xml:space="preserve">hermanos: Griego adelphoi, un término genérico que se refiere a miembros de la misma familia, tanto hombres como mujeres. • La formación del siervo digno implica un patrón completo de conducta, modelado por Pablo y basado en una doctrina sólida. Una buena enseñanza unifica palabra y acción, creencia y comportamiento (cf. </w:t>
       </w:r>
-      <w:hyperlink r:id="rId172">
-        <w:r>
-          <w:rPr>
-            <w:lang w:val="es_ES" w:bidi="es_ES"/>
-          </w:rPr>
-          <w:rPr>
-            <w:color w:val="0000EE"/>
-            <w:u w:val="single"/>
-          </w:rPr>
-          <w:t>3:10</w:t>
-        </w:r>
-      </w:hyperlink>
+      <w:r>
+        <w:rPr>
+          <w:lang w:val="es_ES" w:bidi="es_ES"/>
+        </w:rPr>
+        <w:t>3:10</w:t>
+      </w:r>
       <w:r>
         <w:rPr>
           <w:lang w:val="es_ES" w:bidi="es_ES"/>
         </w:rPr>
         <w:t xml:space="preserve">, </w:t>
       </w:r>
-      <w:hyperlink r:id="rId206">
-        <w:r>
-          <w:rPr>
-            <w:lang w:val="es_ES" w:bidi="es_ES"/>
-          </w:rPr>
-          <w:rPr>
-            <w:color w:val="0000EE"/>
-            <w:u w:val="single"/>
-          </w:rPr>
-          <w:t>14–15</w:t>
-        </w:r>
-      </w:hyperlink>
+      <w:r>
+        <w:rPr>
+          <w:lang w:val="es_ES" w:bidi="es_ES"/>
+        </w:rPr>
+        <w:t>14–15</w:t>
+      </w:r>
       <w:r>
         <w:rPr>
           <w:lang w:val="es_ES" w:bidi="es_ES"/>
         </w:rPr>
         <w:t xml:space="preserve">; </w:t>
       </w:r>
-      <w:hyperlink r:id="rId233">
-        <w:r>
-          <w:rPr>
-            <w:lang w:val="es_ES" w:bidi="es_ES"/>
-          </w:rPr>
-          <w:rPr>
-            <w:color w:val="0000EE"/>
-            <w:u w:val="single"/>
-          </w:rPr>
-          <w:t>Fil 4:9</w:t>
-        </w:r>
-      </w:hyperlink>
+      <w:r>
+        <w:rPr>
+          <w:lang w:val="es_ES" w:bidi="es_ES"/>
+        </w:rPr>
+        <w:t>Fil 4:9</w:t>
+      </w:r>
       <w:r>
         <w:rPr>
           <w:lang w:val="es_ES" w:bidi="es_ES"/>
@@ -7559,18 +6053,12 @@
         </w:rPr>
         <w:t xml:space="preserve">Timoteo debe responder a los falsos maestros (cf. </w:t>
       </w:r>
-      <w:hyperlink r:id="rId234">
-        <w:r>
-          <w:rPr>
-            <w:lang w:val="es_ES" w:bidi="es_ES"/>
-          </w:rPr>
-          <w:rPr>
-            <w:color w:val="0000EE"/>
-            <w:u w:val="single"/>
-          </w:rPr>
-          <w:t>2 Tm 3:1–4:5</w:t>
-        </w:r>
-      </w:hyperlink>
+      <w:r>
+        <w:rPr>
+          <w:lang w:val="es_ES" w:bidi="es_ES"/>
+        </w:rPr>
+        <w:t>2 Tm 3:1–4:5</w:t>
+      </w:r>
       <w:r>
         <w:rPr>
           <w:lang w:val="es_ES" w:bidi="es_ES"/>
@@ -7631,36 +6119,24 @@
         </w:rPr>
         <w:t xml:space="preserve">. piedad: Cf. </w:t>
       </w:r>
-      <w:hyperlink r:id="rId235">
-        <w:r>
-          <w:rPr>
-            <w:lang w:val="es_ES" w:bidi="es_ES"/>
-          </w:rPr>
-          <w:rPr>
-            <w:color w:val="0000EE"/>
-            <w:u w:val="single"/>
-          </w:rPr>
-          <w:t>1 Co 9:24–27</w:t>
-        </w:r>
-      </w:hyperlink>
+      <w:r>
+        <w:rPr>
+          <w:lang w:val="es_ES" w:bidi="es_ES"/>
+        </w:rPr>
+        <w:t>1 Co 9:24–27</w:t>
+      </w:r>
       <w:r>
         <w:rPr>
           <w:lang w:val="es_ES" w:bidi="es_ES"/>
         </w:rPr>
         <w:t xml:space="preserve">; </w:t>
       </w:r>
-      <w:hyperlink r:id="rId236">
-        <w:r>
-          <w:rPr>
-            <w:lang w:val="es_ES" w:bidi="es_ES"/>
-          </w:rPr>
-          <w:rPr>
-            <w:color w:val="0000EE"/>
-            <w:u w:val="single"/>
-          </w:rPr>
-          <w:t>Col 2:23</w:t>
-        </w:r>
-      </w:hyperlink>
+      <w:r>
+        <w:rPr>
+          <w:lang w:val="es_ES" w:bidi="es_ES"/>
+        </w:rPr>
+        <w:t>Col 2:23</w:t>
+      </w:r>
       <w:r>
         <w:rPr>
           <w:lang w:val="es_ES" w:bidi="es_ES"/>
@@ -7679,66 +6155,42 @@
         </w:rPr>
         <w:t xml:space="preserve">: Cf. </w:t>
       </w:r>
-      <w:hyperlink r:id="rId162">
-        <w:r>
-          <w:rPr>
-            <w:lang w:val="es_ES" w:bidi="es_ES"/>
-          </w:rPr>
-          <w:rPr>
-            <w:color w:val="0000EE"/>
-            <w:u w:val="single"/>
-          </w:rPr>
-          <w:t xml:space="preserve">1 Tm 4:16, </w:t>
-        </w:r>
-      </w:hyperlink>
-      <w:hyperlink r:id="rId237">
-        <w:r>
-          <w:rPr>
-            <w:lang w:val="es_ES" w:bidi="es_ES"/>
-          </w:rPr>
-          <w:rPr>
-            <w:color w:val="0000EE"/>
-            <w:u w:val="single"/>
-          </w:rPr>
-          <w:t>6:6–8</w:t>
-        </w:r>
-      </w:hyperlink>
+      <w:r>
+        <w:rPr>
+          <w:lang w:val="es_ES" w:bidi="es_ES"/>
+        </w:rPr>
+        <w:t xml:space="preserve">1 Tm 4:16, </w:t>
+      </w:r>
+      <w:r>
+        <w:rPr>
+          <w:lang w:val="es_ES" w:bidi="es_ES"/>
+        </w:rPr>
+        <w:t>6:6–8</w:t>
+      </w:r>
       <w:r>
         <w:rPr>
           <w:lang w:val="es_ES" w:bidi="es_ES"/>
         </w:rPr>
         <w:t xml:space="preserve">; </w:t>
       </w:r>
-      <w:hyperlink r:id="rId238">
-        <w:r>
-          <w:rPr>
-            <w:lang w:val="es_ES" w:bidi="es_ES"/>
-          </w:rPr>
-          <w:rPr>
-            <w:color w:val="0000EE"/>
-            <w:u w:val="single"/>
-          </w:rPr>
-          <w:t>Mc 10:29–30</w:t>
-        </w:r>
-      </w:hyperlink>
+      <w:r>
+        <w:rPr>
+          <w:lang w:val="es_ES" w:bidi="es_ES"/>
+        </w:rPr>
+        <w:t>Mc 10:29–30</w:t>
+      </w:r>
       <w:r>
         <w:rPr>
           <w:lang w:val="es_ES" w:bidi="es_ES"/>
         </w:rPr>
         <w:t xml:space="preserve">; </w:t>
       </w:r>
-      <w:hyperlink r:id="rId239">
-        <w:r>
-          <w:rPr>
-            <w:lang w:val="es_ES" w:bidi="es_ES"/>
-          </w:rPr>
-          <w:rPr>
-            <w:color w:val="0000EE"/>
-            <w:u w:val="single"/>
-          </w:rPr>
-          <w:t>Ef 6:2–3</w:t>
-        </w:r>
-      </w:hyperlink>
+      <w:r>
+        <w:rPr>
+          <w:lang w:val="es_ES" w:bidi="es_ES"/>
+        </w:rPr>
+        <w:t>Ef 6:2–3</w:t>
+      </w:r>
       <w:r>
         <w:rPr>
           <w:lang w:val="es_ES" w:bidi="es_ES"/>
@@ -7817,54 +6269,36 @@
         </w:rPr>
         <w:t xml:space="preserve">Sé ejemplo: Solo aquellos cuyas vidas están moldeadas por las Buenas Nuevas son maestros dignos de ellas (cf. </w:t>
       </w:r>
-      <w:hyperlink r:id="rId240">
-        <w:r>
-          <w:rPr>
-            <w:lang w:val="es_ES" w:bidi="es_ES"/>
-          </w:rPr>
-          <w:rPr>
-            <w:color w:val="0000EE"/>
-            <w:u w:val="single"/>
-          </w:rPr>
-          <w:t>2 Tm 3:10–11</w:t>
-        </w:r>
-      </w:hyperlink>
+      <w:r>
+        <w:rPr>
+          <w:lang w:val="es_ES" w:bidi="es_ES"/>
+        </w:rPr>
+        <w:t>2 Tm 3:10–11</w:t>
+      </w:r>
       <w:r>
         <w:rPr>
           <w:lang w:val="es_ES" w:bidi="es_ES"/>
         </w:rPr>
         <w:t xml:space="preserve">, </w:t>
       </w:r>
-      <w:hyperlink r:id="rId241">
-        <w:r>
-          <w:rPr>
-            <w:lang w:val="es_ES" w:bidi="es_ES"/>
-          </w:rPr>
-          <w:rPr>
-            <w:color w:val="0000EE"/>
-            <w:u w:val="single"/>
-          </w:rPr>
-          <w:t>Tt 2:7</w:t>
-        </w:r>
-      </w:hyperlink>
+      <w:r>
+        <w:rPr>
+          <w:lang w:val="es_ES" w:bidi="es_ES"/>
+        </w:rPr>
+        <w:t>Tt 2:7</w:t>
+      </w:r>
       <w:r>
         <w:rPr>
           <w:lang w:val="es_ES" w:bidi="es_ES"/>
         </w:rPr>
         <w:t xml:space="preserve">, </w:t>
       </w:r>
-      <w:hyperlink r:id="rId242">
-        <w:r>
-          <w:rPr>
-            <w:lang w:val="es_ES" w:bidi="es_ES"/>
-          </w:rPr>
-          <w:rPr>
-            <w:color w:val="0000EE"/>
-            <w:u w:val="single"/>
-          </w:rPr>
-          <w:t>Hb 13:7</w:t>
-        </w:r>
-      </w:hyperlink>
+      <w:r>
+        <w:rPr>
+          <w:lang w:val="es_ES" w:bidi="es_ES"/>
+        </w:rPr>
+        <w:t>Hb 13:7</w:t>
+      </w:r>
       <w:r>
         <w:rPr>
           <w:lang w:val="es_ES" w:bidi="es_ES"/>
@@ -7925,126 +6359,84 @@
         </w:rPr>
         <w:t xml:space="preserve">: El gesto significaba reconocimiento, autorización y bendición (ver </w:t>
       </w:r>
-      <w:hyperlink r:id="rId243">
-        <w:r>
-          <w:rPr>
-            <w:lang w:val="es_ES" w:bidi="es_ES"/>
-          </w:rPr>
-          <w:rPr>
-            <w:color w:val="0000EE"/>
-            <w:u w:val="single"/>
-          </w:rPr>
-          <w:t>Hc 13:1–3</w:t>
-        </w:r>
-      </w:hyperlink>
+      <w:r>
+        <w:rPr>
+          <w:lang w:val="es_ES" w:bidi="es_ES"/>
+        </w:rPr>
+        <w:t>Hc 13:1–3</w:t>
+      </w:r>
       <w:r>
         <w:rPr>
           <w:lang w:val="es_ES" w:bidi="es_ES"/>
         </w:rPr>
         <w:t xml:space="preserve">; </w:t>
       </w:r>
-      <w:hyperlink r:id="rId244">
-        <w:r>
-          <w:rPr>
-            <w:lang w:val="es_ES" w:bidi="es_ES"/>
-          </w:rPr>
-          <w:rPr>
-            <w:color w:val="0000EE"/>
-            <w:u w:val="single"/>
-          </w:rPr>
-          <w:t>6:6</w:t>
-        </w:r>
-      </w:hyperlink>
+      <w:r>
+        <w:rPr>
+          <w:lang w:val="es_ES" w:bidi="es_ES"/>
+        </w:rPr>
+        <w:t>6:6</w:t>
+      </w:r>
       <w:r>
         <w:rPr>
           <w:lang w:val="es_ES" w:bidi="es_ES"/>
         </w:rPr>
         <w:t xml:space="preserve">). Probablemente este fue el mismo evento que en </w:t>
       </w:r>
-      <w:hyperlink r:id="rId245">
-        <w:r>
-          <w:rPr>
-            <w:lang w:val="es_ES" w:bidi="es_ES"/>
-          </w:rPr>
-          <w:rPr>
-            <w:color w:val="0000EE"/>
-            <w:u w:val="single"/>
-          </w:rPr>
-          <w:t>2 Tn 1:6–7</w:t>
-        </w:r>
-      </w:hyperlink>
+      <w:r>
+        <w:rPr>
+          <w:lang w:val="es_ES" w:bidi="es_ES"/>
+        </w:rPr>
+        <w:t>2 Tn 1:6–7</w:t>
+      </w:r>
       <w:r>
         <w:rPr>
           <w:lang w:val="es_ES" w:bidi="es_ES"/>
         </w:rPr>
         <w:t xml:space="preserve"> (ver </w:t>
       </w:r>
-      <w:hyperlink r:id="rId246">
-        <w:r>
-          <w:rPr>
-            <w:lang w:val="es_ES" w:bidi="es_ES"/>
-          </w:rPr>
-          <w:rPr>
-            <w:color w:val="0000EE"/>
-            <w:u w:val="single"/>
-          </w:rPr>
-          <w:t>1 Tm 1:18</w:t>
-        </w:r>
-      </w:hyperlink>
+      <w:r>
+        <w:rPr>
+          <w:lang w:val="es_ES" w:bidi="es_ES"/>
+        </w:rPr>
+        <w:t>1 Tm 1:18</w:t>
+      </w:r>
       <w:r>
         <w:rPr>
           <w:lang w:val="es_ES" w:bidi="es_ES"/>
         </w:rPr>
         <w:t xml:space="preserve">, cp. </w:t>
       </w:r>
-      <w:hyperlink r:id="rId247">
-        <w:r>
-          <w:rPr>
-            <w:lang w:val="es_ES" w:bidi="es_ES"/>
-          </w:rPr>
-          <w:rPr>
-            <w:color w:val="0000EE"/>
-            <w:u w:val="single"/>
-          </w:rPr>
-          <w:t>Ro 12:6–8;</w:t>
-        </w:r>
-      </w:hyperlink>
+      <w:r>
+        <w:rPr>
+          <w:lang w:val="es_ES" w:bidi="es_ES"/>
+        </w:rPr>
+        <w:t>Ro 12:6–8;</w:t>
+      </w:r>
       <w:r>
         <w:rPr>
           <w:lang w:val="es_ES" w:bidi="es_ES"/>
         </w:rPr>
         <w:t xml:space="preserve"> </w:t>
       </w:r>
-      <w:hyperlink r:id="rId248">
-        <w:r>
-          <w:rPr>
-            <w:lang w:val="es_ES" w:bidi="es_ES"/>
-          </w:rPr>
-          <w:rPr>
-            <w:color w:val="0000EE"/>
-            <w:u w:val="single"/>
-          </w:rPr>
-          <w:t>1 Co 12:7–11;</w:t>
-        </w:r>
-      </w:hyperlink>
+      <w:r>
+        <w:rPr>
+          <w:lang w:val="es_ES" w:bidi="es_ES"/>
+        </w:rPr>
+        <w:t>1 Co 12:7–11;</w:t>
+      </w:r>
       <w:r>
         <w:rPr>
           <w:lang w:val="es_ES" w:bidi="es_ES"/>
         </w:rPr>
         <w:t xml:space="preserve"> </w:t>
       </w:r>
-      <w:hyperlink r:id="rId249">
-        <w:r>
-          <w:rPr>
-            <w:lang w:val="es_ES" w:bidi="es_ES"/>
-          </w:rPr>
-          <w:rPr>
-            <w:color w:val="0000EE"/>
-            <w:u w:val="single"/>
-          </w:rPr>
-          <w:t>Ef 4:7–13</w:t>
-        </w:r>
-      </w:hyperlink>
+      <w:r>
+        <w:rPr>
+          <w:lang w:val="es_ES" w:bidi="es_ES"/>
+        </w:rPr>
+        <w:t>Ef 4:7–13</w:t>
+      </w:r>
       <w:r>
         <w:rPr>
           <w:lang w:val="es_ES" w:bidi="es_ES"/>
@@ -8099,90 +6491,60 @@
         </w:rPr>
         <w:t xml:space="preserve">La conducta correcta en la casa de Dios (ver </w:t>
       </w:r>
-      <w:hyperlink r:id="rId41">
-        <w:r>
-          <w:rPr>
-            <w:lang w:val="es_ES" w:bidi="es_ES"/>
-          </w:rPr>
-          <w:rPr>
-            <w:color w:val="0000EE"/>
-            <w:u w:val="single"/>
-          </w:rPr>
-          <w:t>3:15</w:t>
-        </w:r>
-      </w:hyperlink>
+      <w:r>
+        <w:rPr>
+          <w:lang w:val="es_ES" w:bidi="es_ES"/>
+        </w:rPr>
+        <w:t>3:15</w:t>
+      </w:r>
       <w:r>
         <w:rPr>
           <w:lang w:val="es_ES" w:bidi="es_ES"/>
         </w:rPr>
         <w:t>) se relaciona con jóvenes y ancianos (</w:t>
       </w:r>
-      <w:hyperlink r:id="rId250">
-        <w:r>
-          <w:rPr>
-            <w:lang w:val="es_ES" w:bidi="es_ES"/>
-          </w:rPr>
-          <w:rPr>
-            <w:color w:val="0000EE"/>
-            <w:u w:val="single"/>
-          </w:rPr>
-          <w:t>5:1–2</w:t>
-        </w:r>
-      </w:hyperlink>
+      <w:r>
+        <w:rPr>
+          <w:lang w:val="es_ES" w:bidi="es_ES"/>
+        </w:rPr>
+        <w:t>5:1–2</w:t>
+      </w:r>
       <w:r>
         <w:rPr>
           <w:lang w:val="es_ES" w:bidi="es_ES"/>
         </w:rPr>
         <w:t>), viudas (</w:t>
       </w:r>
-      <w:hyperlink r:id="rId251">
-        <w:r>
-          <w:rPr>
-            <w:lang w:val="es_ES" w:bidi="es_ES"/>
-          </w:rPr>
-          <w:rPr>
-            <w:color w:val="0000EE"/>
-            <w:u w:val="single"/>
-          </w:rPr>
-          <w:t>5:3–16</w:t>
-        </w:r>
-      </w:hyperlink>
+      <w:r>
+        <w:rPr>
+          <w:lang w:val="es_ES" w:bidi="es_ES"/>
+        </w:rPr>
+        <w:t>5:3–16</w:t>
+      </w:r>
       <w:r>
         <w:rPr>
           <w:lang w:val="es_ES" w:bidi="es_ES"/>
         </w:rPr>
         <w:t>), ancianos (</w:t>
       </w:r>
-      <w:hyperlink r:id="rId252">
-        <w:r>
-          <w:rPr>
-            <w:lang w:val="es_ES" w:bidi="es_ES"/>
-          </w:rPr>
-          <w:rPr>
-            <w:color w:val="0000EE"/>
-            <w:u w:val="single"/>
-          </w:rPr>
-          <w:t>5:17–25</w:t>
-        </w:r>
-      </w:hyperlink>
+      <w:r>
+        <w:rPr>
+          <w:lang w:val="es_ES" w:bidi="es_ES"/>
+        </w:rPr>
+        <w:t>5:17–25</w:t>
+      </w:r>
       <w:r>
         <w:rPr>
           <w:lang w:val="es_ES" w:bidi="es_ES"/>
         </w:rPr>
         <w:t>) y esclavos (</w:t>
       </w:r>
-      <w:hyperlink r:id="rId253">
-        <w:r>
-          <w:rPr>
-            <w:lang w:val="es_ES" w:bidi="es_ES"/>
-          </w:rPr>
-          <w:rPr>
-            <w:color w:val="0000EE"/>
-            <w:u w:val="single"/>
-          </w:rPr>
-          <w:t>6:1–2a</w:t>
-        </w:r>
-      </w:hyperlink>
+      <w:r>
+        <w:rPr>
+          <w:lang w:val="es_ES" w:bidi="es_ES"/>
+        </w:rPr>
+        <w:t>6:1–2a</w:t>
+      </w:r>
       <w:r>
         <w:rPr>
           <w:lang w:val="es_ES" w:bidi="es_ES"/>
@@ -8237,72 +6599,48 @@
         </w:rPr>
         <w:t xml:space="preserve">Una viuda sin riqueza ni familia estaba sola en un mundo que no proveía para ella. Se esperaba que la comunidad cristiana cuidara de tales viudas entre sus miembros (ver </w:t>
       </w:r>
-      <w:hyperlink r:id="rId254">
-        <w:r>
-          <w:rPr>
-            <w:lang w:val="es_ES" w:bidi="es_ES"/>
-          </w:rPr>
-          <w:rPr>
-            <w:color w:val="0000EE"/>
-            <w:u w:val="single"/>
-          </w:rPr>
-          <w:t>Dt 10:17–19</w:t>
-        </w:r>
-      </w:hyperlink>
+      <w:r>
+        <w:rPr>
+          <w:lang w:val="es_ES" w:bidi="es_ES"/>
+        </w:rPr>
+        <w:t>Dt 10:17–19</w:t>
+      </w:r>
       <w:r>
         <w:rPr>
           <w:lang w:val="es_ES" w:bidi="es_ES"/>
         </w:rPr>
         <w:t xml:space="preserve">, </w:t>
       </w:r>
-      <w:hyperlink r:id="rId255">
-        <w:r>
-          <w:rPr>
-            <w:lang w:val="es_ES" w:bidi="es_ES"/>
-          </w:rPr>
-          <w:rPr>
-            <w:color w:val="0000EE"/>
-            <w:u w:val="single"/>
-          </w:rPr>
-          <w:t>Is 1:17</w:t>
-        </w:r>
-      </w:hyperlink>
+      <w:r>
+        <w:rPr>
+          <w:lang w:val="es_ES" w:bidi="es_ES"/>
+        </w:rPr>
+        <w:t>Is 1:17</w:t>
+      </w:r>
       <w:r>
         <w:rPr>
           <w:lang w:val="es_ES" w:bidi="es_ES"/>
         </w:rPr>
         <w:t xml:space="preserve">, cp. </w:t>
       </w:r>
-      <w:hyperlink r:id="rId256">
-        <w:r>
-          <w:rPr>
-            <w:lang w:val="es_ES" w:bidi="es_ES"/>
-          </w:rPr>
-          <w:rPr>
-            <w:color w:val="0000EE"/>
-            <w:u w:val="single"/>
-          </w:rPr>
-          <w:t>Hc 6:1–6,</w:t>
-        </w:r>
-      </w:hyperlink>
+      <w:r>
+        <w:rPr>
+          <w:lang w:val="es_ES" w:bidi="es_ES"/>
+        </w:rPr>
+        <w:t>Hc 6:1–6,</w:t>
+      </w:r>
       <w:r>
         <w:rPr>
           <w:lang w:val="es_ES" w:bidi="es_ES"/>
         </w:rPr>
         <w:t xml:space="preserve"> </w:t>
       </w:r>
-      <w:hyperlink r:id="rId257">
-        <w:r>
-          <w:rPr>
-            <w:lang w:val="es_ES" w:bidi="es_ES"/>
-          </w:rPr>
-          <w:rPr>
-            <w:color w:val="0000EE"/>
-            <w:u w:val="single"/>
-          </w:rPr>
-          <w:t>St 1:27</w:t>
-        </w:r>
-      </w:hyperlink>
+      <w:r>
+        <w:rPr>
+          <w:lang w:val="es_ES" w:bidi="es_ES"/>
+        </w:rPr>
+        <w:t>St 1:27</w:t>
+      </w:r>
       <w:r>
         <w:rPr>
           <w:lang w:val="es_ES" w:bidi="es_ES"/>
@@ -8357,36 +6695,24 @@
         </w:rPr>
         <w:t>El único recurso para una viuda que estaba verdaderamente sola era la esperanza en Dios (</w:t>
       </w:r>
-      <w:hyperlink r:id="rId258">
-        <w:r>
-          <w:rPr>
-            <w:lang w:val="es_ES" w:bidi="es_ES"/>
-          </w:rPr>
-          <w:rPr>
-            <w:color w:val="0000EE"/>
-            <w:u w:val="single"/>
-          </w:rPr>
-          <w:t>Sl 68:5</w:t>
-        </w:r>
-      </w:hyperlink>
+      <w:r>
+        <w:rPr>
+          <w:lang w:val="es_ES" w:bidi="es_ES"/>
+        </w:rPr>
+        <w:t>Sl 68:5</w:t>
+      </w:r>
       <w:r>
         <w:rPr>
           <w:lang w:val="es_ES" w:bidi="es_ES"/>
         </w:rPr>
         <w:t xml:space="preserve">; </w:t>
       </w:r>
-      <w:hyperlink r:id="rId259">
-        <w:r>
-          <w:rPr>
-            <w:lang w:val="es_ES" w:bidi="es_ES"/>
-          </w:rPr>
-          <w:rPr>
-            <w:color w:val="0000EE"/>
-            <w:u w:val="single"/>
-          </w:rPr>
-          <w:t>146:9</w:t>
-        </w:r>
-      </w:hyperlink>
+      <w:r>
+        <w:rPr>
+          <w:lang w:val="es_ES" w:bidi="es_ES"/>
+        </w:rPr>
+        <w:t>146:9</w:t>
+      </w:r>
       <w:r>
         <w:rPr>
           <w:lang w:val="es_ES" w:bidi="es_ES"/>
@@ -8454,36 +6780,24 @@
         </w:rPr>
         <w:t xml:space="preserve"> más interesadas en recibir que en dar (ver también </w:t>
       </w:r>
-      <w:hyperlink r:id="rId137">
-        <w:r>
-          <w:rPr>
-            <w:lang w:val="es_ES" w:bidi="es_ES"/>
-          </w:rPr>
-          <w:rPr>
-            <w:color w:val="0000EE"/>
-            <w:u w:val="single"/>
-          </w:rPr>
-          <w:t>6:17–19</w:t>
-        </w:r>
-      </w:hyperlink>
+      <w:r>
+        <w:rPr>
+          <w:lang w:val="es_ES" w:bidi="es_ES"/>
+        </w:rPr>
+        <w:t>6:17–19</w:t>
+      </w:r>
       <w:r>
         <w:rPr>
           <w:lang w:val="es_ES" w:bidi="es_ES"/>
         </w:rPr>
         <w:t>, St</w:t>
       </w:r>
-      <w:hyperlink r:id="rId260">
-        <w:r>
-          <w:rPr>
-            <w:lang w:val="es_ES" w:bidi="es_ES"/>
-          </w:rPr>
-          <w:rPr>
-            <w:color w:val="0000EE"/>
-            <w:u w:val="single"/>
-          </w:rPr>
-          <w:t xml:space="preserve"> 5:5</w:t>
-        </w:r>
-      </w:hyperlink>
+      <w:r>
+        <w:rPr>
+          <w:lang w:val="es_ES" w:bidi="es_ES"/>
+        </w:rPr>
+        <w:t xml:space="preserve"> 5:5</w:t>
+      </w:r>
       <w:r>
         <w:rPr>
           <w:lang w:val="es_ES" w:bidi="es_ES"/>
@@ -8538,18 +6852,12 @@
         </w:rPr>
         <w:t xml:space="preserve">La fe no es mera creencia sino una forma de vida completa (ver </w:t>
       </w:r>
-      <w:hyperlink r:id="rId261">
-        <w:r>
-          <w:rPr>
-            <w:lang w:val="es_ES" w:bidi="es_ES"/>
-          </w:rPr>
-          <w:rPr>
-            <w:color w:val="0000EE"/>
-            <w:u w:val="single"/>
-          </w:rPr>
-          <w:t>St 2:14–26</w:t>
-        </w:r>
-      </w:hyperlink>
+      <w:r>
+        <w:rPr>
+          <w:lang w:val="es_ES" w:bidi="es_ES"/>
+        </w:rPr>
+        <w:t>St 2:14–26</w:t>
+      </w:r>
       <w:r>
         <w:rPr>
           <w:lang w:val="es_ES" w:bidi="es_ES"/>
@@ -8610,36 +6918,24 @@
         </w:rPr>
         <w:t>: Las viudas jóvenes requerían un enfoque diferente (</w:t>
       </w:r>
-      <w:hyperlink r:id="rId262">
-        <w:r>
-          <w:rPr>
-            <w:lang w:val="es_ES" w:bidi="es_ES"/>
-          </w:rPr>
-          <w:rPr>
-            <w:color w:val="0000EE"/>
-            <w:u w:val="single"/>
-          </w:rPr>
-          <w:t>5:11–15</w:t>
-        </w:r>
-      </w:hyperlink>
+      <w:r>
+        <w:rPr>
+          <w:lang w:val="es_ES" w:bidi="es_ES"/>
+        </w:rPr>
+        <w:t>5:11–15</w:t>
+      </w:r>
       <w:r>
         <w:rPr>
           <w:lang w:val="es_ES" w:bidi="es_ES"/>
         </w:rPr>
         <w:t xml:space="preserve">). Los jóvenes y los mayores se dividían habitualmente alrededor de los cuarenta; los ancianos probablemente tendrían más de cincuenta (ver </w:t>
       </w:r>
-      <w:hyperlink r:id="rId263">
-        <w:r>
-          <w:rPr>
-            <w:lang w:val="es_ES" w:bidi="es_ES"/>
-          </w:rPr>
-          <w:rPr>
-            <w:color w:val="0000EE"/>
-            <w:u w:val="single"/>
-          </w:rPr>
-          <w:t>Tt 2:2</w:t>
-        </w:r>
-      </w:hyperlink>
+      <w:r>
+        <w:rPr>
+          <w:lang w:val="es_ES" w:bidi="es_ES"/>
+        </w:rPr>
+        <w:t>Tt 2:2</w:t>
+      </w:r>
       <w:r>
         <w:rPr>
           <w:lang w:val="es_ES" w:bidi="es_ES"/>
@@ -8658,54 +6954,36 @@
         </w:rPr>
         <w:t xml:space="preserve">: La gramática es idéntica en </w:t>
       </w:r>
-      <w:hyperlink r:id="rId264">
-        <w:r>
-          <w:rPr>
-            <w:lang w:val="es_ES" w:bidi="es_ES"/>
-          </w:rPr>
-          <w:rPr>
-            <w:color w:val="0000EE"/>
-            <w:u w:val="single"/>
-          </w:rPr>
-          <w:t>1 Tm 3:2</w:t>
-        </w:r>
-      </w:hyperlink>
+      <w:r>
+        <w:rPr>
+          <w:lang w:val="es_ES" w:bidi="es_ES"/>
+        </w:rPr>
+        <w:t>1 Tm 3:2</w:t>
+      </w:r>
       <w:r>
         <w:rPr>
           <w:lang w:val="es_ES" w:bidi="es_ES"/>
         </w:rPr>
         <w:t>,</w:t>
       </w:r>
-      <w:hyperlink r:id="rId176">
-        <w:r>
-          <w:rPr>
-            <w:lang w:val="es_ES" w:bidi="es_ES"/>
-          </w:rPr>
-          <w:rPr>
-            <w:color w:val="0000EE"/>
-            <w:u w:val="single"/>
-          </w:rPr>
-          <w:t>12;</w:t>
-        </w:r>
-      </w:hyperlink>
+      <w:r>
+        <w:rPr>
+          <w:lang w:val="es_ES" w:bidi="es_ES"/>
+        </w:rPr>
+        <w:t>12;</w:t>
+      </w:r>
       <w:r>
         <w:rPr>
           <w:lang w:val="es_ES" w:bidi="es_ES"/>
         </w:rPr>
         <w:t xml:space="preserve"> </w:t>
       </w:r>
-      <w:hyperlink r:id="rId178">
-        <w:r>
-          <w:rPr>
-            <w:lang w:val="es_ES" w:bidi="es_ES"/>
-          </w:rPr>
-          <w:rPr>
-            <w:color w:val="0000EE"/>
-            <w:u w:val="single"/>
-          </w:rPr>
-          <w:t>Tt 1:6</w:t>
-        </w:r>
-      </w:hyperlink>
+      <w:r>
+        <w:rPr>
+          <w:lang w:val="es_ES" w:bidi="es_ES"/>
+        </w:rPr>
+        <w:t>Tt 1:6</w:t>
+      </w:r>
       <w:r>
         <w:rPr>
           <w:lang w:val="es_ES" w:bidi="es_ES"/>
@@ -8766,54 +7044,36 @@
         </w:rPr>
         <w:t xml:space="preserve">: Cf. </w:t>
       </w:r>
-      <w:hyperlink r:id="rId265">
-        <w:r>
-          <w:rPr>
-            <w:lang w:val="es_ES" w:bidi="es_ES"/>
-          </w:rPr>
-          <w:rPr>
-            <w:color w:val="0000EE"/>
-            <w:u w:val="single"/>
-          </w:rPr>
-          <w:t>Gn 18:4</w:t>
-        </w:r>
-      </w:hyperlink>
+      <w:r>
+        <w:rPr>
+          <w:lang w:val="es_ES" w:bidi="es_ES"/>
+        </w:rPr>
+        <w:t>Gn 18:4</w:t>
+      </w:r>
       <w:r>
         <w:rPr>
           <w:lang w:val="es_ES" w:bidi="es_ES"/>
         </w:rPr>
         <w:t xml:space="preserve">; </w:t>
       </w:r>
-      <w:hyperlink r:id="rId266">
-        <w:r>
-          <w:rPr>
-            <w:lang w:val="es_ES" w:bidi="es_ES"/>
-          </w:rPr>
-          <w:rPr>
-            <w:color w:val="0000EE"/>
-            <w:u w:val="single"/>
-          </w:rPr>
-          <w:t>Lc 7:44</w:t>
-        </w:r>
-      </w:hyperlink>
+      <w:r>
+        <w:rPr>
+          <w:lang w:val="es_ES" w:bidi="es_ES"/>
+        </w:rPr>
+        <w:t>Lc 7:44</w:t>
+      </w:r>
       <w:r>
         <w:rPr>
           <w:lang w:val="es_ES" w:bidi="es_ES"/>
         </w:rPr>
         <w:t xml:space="preserve">; </w:t>
       </w:r>
-      <w:hyperlink r:id="rId267">
-        <w:r>
-          <w:rPr>
-            <w:lang w:val="es_ES" w:bidi="es_ES"/>
-          </w:rPr>
-          <w:rPr>
-            <w:color w:val="0000EE"/>
-            <w:u w:val="single"/>
-          </w:rPr>
-          <w:t>Jn 13:1–17</w:t>
-        </w:r>
-      </w:hyperlink>
+      <w:r>
+        <w:rPr>
+          <w:lang w:val="es_ES" w:bidi="es_ES"/>
+        </w:rPr>
+        <w:t>Jn 13:1–17</w:t>
+      </w:r>
       <w:r>
         <w:rPr>
           <w:lang w:val="es_ES" w:bidi="es_ES"/>
@@ -8868,54 +7128,36 @@
         </w:rPr>
         <w:t xml:space="preserve">Si Pablo estaba preocupado por el nuevo matrimonio con no creyentes (cf. </w:t>
       </w:r>
-      <w:hyperlink r:id="rId268">
-        <w:r>
-          <w:rPr>
-            <w:lang w:val="es_ES" w:bidi="es_ES"/>
-          </w:rPr>
-          <w:rPr>
-            <w:color w:val="0000EE"/>
-            <w:u w:val="single"/>
-          </w:rPr>
-          <w:t>5:14</w:t>
-        </w:r>
-      </w:hyperlink>
+      <w:r>
+        <w:rPr>
+          <w:lang w:val="es_ES" w:bidi="es_ES"/>
+        </w:rPr>
+        <w:t>5:14</w:t>
+      </w:r>
       <w:r>
         <w:rPr>
           <w:lang w:val="es_ES" w:bidi="es_ES"/>
         </w:rPr>
         <w:t xml:space="preserve">), su promesa anterior se referiría a su fe cristiana, que abandonarían al entrar en un matrimonio pagano; tal matrimonio probablemente las habría alejado de Cristo. También es posible que Pablo y la iglesia reconocieran una categoría especial de "viudez sagrada" (ver </w:t>
       </w:r>
-      <w:hyperlink r:id="rId20">
-        <w:r>
-          <w:rPr>
-            <w:lang w:val="es_ES" w:bidi="es_ES"/>
-          </w:rPr>
-          <w:rPr>
-            <w:color w:val="0000EE"/>
-            <w:u w:val="single"/>
-          </w:rPr>
-          <w:t>5:5</w:t>
-        </w:r>
-      </w:hyperlink>
+      <w:r>
+        <w:rPr>
+          <w:lang w:val="es_ES" w:bidi="es_ES"/>
+        </w:rPr>
+        <w:t>5:5</w:t>
+      </w:r>
       <w:r>
         <w:rPr>
           <w:lang w:val="es_ES" w:bidi="es_ES"/>
         </w:rPr>
         <w:t xml:space="preserve">; cf. </w:t>
       </w:r>
-      <w:hyperlink r:id="rId269">
-        <w:r>
-          <w:rPr>
-            <w:lang w:val="es_ES" w:bidi="es_ES"/>
-          </w:rPr>
-          <w:rPr>
-            <w:color w:val="0000EE"/>
-            <w:u w:val="single"/>
-          </w:rPr>
-          <w:t>Hc 9:36–37</w:t>
-        </w:r>
-      </w:hyperlink>
+      <w:r>
+        <w:rPr>
+          <w:lang w:val="es_ES" w:bidi="es_ES"/>
+        </w:rPr>
+        <w:t>Hc 9:36–37</w:t>
+      </w:r>
       <w:r>
         <w:rPr>
           <w:lang w:val="es_ES" w:bidi="es_ES"/>
@@ -9025,54 +7267,36 @@
         </w:rPr>
         <w:t xml:space="preserve">Raras veces aquellos que son completamente apoyados por la iglesia invierten sus vidas en una piedad notable (cf. </w:t>
       </w:r>
-      <w:hyperlink r:id="rId270">
-        <w:r>
-          <w:rPr>
-            <w:lang w:val="es_ES" w:bidi="es_ES"/>
-          </w:rPr>
-          <w:rPr>
-            <w:color w:val="0000EE"/>
-            <w:u w:val="single"/>
-          </w:rPr>
-          <w:t>2:9–10</w:t>
-        </w:r>
-      </w:hyperlink>
+      <w:r>
+        <w:rPr>
+          <w:lang w:val="es_ES" w:bidi="es_ES"/>
+        </w:rPr>
+        <w:t>2:9–10</w:t>
+      </w:r>
       <w:r>
         <w:rPr>
           <w:lang w:val="es_ES" w:bidi="es_ES"/>
         </w:rPr>
         <w:t xml:space="preserve">; </w:t>
       </w:r>
-      <w:hyperlink r:id="rId271">
-        <w:r>
-          <w:rPr>
-            <w:lang w:val="es_ES" w:bidi="es_ES"/>
-          </w:rPr>
-          <w:rPr>
-            <w:color w:val="0000EE"/>
-            <w:u w:val="single"/>
-          </w:rPr>
-          <w:t>5:10</w:t>
-        </w:r>
-      </w:hyperlink>
+      <w:r>
+        <w:rPr>
+          <w:lang w:val="es_ES" w:bidi="es_ES"/>
+        </w:rPr>
+        <w:t>5:10</w:t>
+      </w:r>
       <w:r>
         <w:rPr>
           <w:lang w:val="es_ES" w:bidi="es_ES"/>
         </w:rPr>
         <w:t xml:space="preserve">). Abusar del apoyo de la iglesia no les ayuda a ellos ni a las Buenas Nuevas (cf. </w:t>
       </w:r>
-      <w:hyperlink r:id="rId268">
-        <w:r>
-          <w:rPr>
-            <w:lang w:val="es_ES" w:bidi="es_ES"/>
-          </w:rPr>
-          <w:rPr>
-            <w:color w:val="0000EE"/>
-            <w:u w:val="single"/>
-          </w:rPr>
-          <w:t>5:14</w:t>
-        </w:r>
-      </w:hyperlink>
+      <w:r>
+        <w:rPr>
+          <w:lang w:val="es_ES" w:bidi="es_ES"/>
+        </w:rPr>
+        <w:t>5:14</w:t>
+      </w:r>
       <w:r>
         <w:rPr>
           <w:lang w:val="es_ES" w:bidi="es_ES"/>
@@ -9091,54 +7315,36 @@
         </w:rPr>
         <w:t>: La redacción sugiere participación en la falsa enseñanza (</w:t>
       </w:r>
-      <w:hyperlink r:id="rId272">
-        <w:r>
-          <w:rPr>
-            <w:lang w:val="es_ES" w:bidi="es_ES"/>
-          </w:rPr>
-          <w:rPr>
-            <w:color w:val="0000EE"/>
-            <w:u w:val="single"/>
-          </w:rPr>
-          <w:t>5:15</w:t>
-        </w:r>
-      </w:hyperlink>
+      <w:r>
+        <w:rPr>
+          <w:lang w:val="es_ES" w:bidi="es_ES"/>
+        </w:rPr>
+        <w:t>5:15</w:t>
+      </w:r>
       <w:r>
         <w:rPr>
           <w:lang w:val="es_ES" w:bidi="es_ES"/>
         </w:rPr>
         <w:t xml:space="preserve">; cf. </w:t>
       </w:r>
-      <w:hyperlink r:id="rId273">
-        <w:r>
-          <w:rPr>
-            <w:lang w:val="es_ES" w:bidi="es_ES"/>
-          </w:rPr>
-          <w:rPr>
-            <w:color w:val="0000EE"/>
-            <w:u w:val="single"/>
-          </w:rPr>
-          <w:t>2 Ts 3:11–13</w:t>
-        </w:r>
-      </w:hyperlink>
+      <w:r>
+        <w:rPr>
+          <w:lang w:val="es_ES" w:bidi="es_ES"/>
+        </w:rPr>
+        <w:t>2 Ts 3:11–13</w:t>
+      </w:r>
       <w:r>
         <w:rPr>
           <w:lang w:val="es_ES" w:bidi="es_ES"/>
         </w:rPr>
         <w:t xml:space="preserve">, </w:t>
       </w:r>
-      <w:hyperlink r:id="rId274">
-        <w:r>
-          <w:rPr>
-            <w:lang w:val="es_ES" w:bidi="es_ES"/>
-          </w:rPr>
-          <w:rPr>
-            <w:color w:val="0000EE"/>
-            <w:u w:val="single"/>
-          </w:rPr>
-          <w:t>Tt 1:11</w:t>
-        </w:r>
-      </w:hyperlink>
+      <w:r>
+        <w:rPr>
+          <w:lang w:val="es_ES" w:bidi="es_ES"/>
+        </w:rPr>
+        <w:t>Tt 1:11</w:t>
+      </w:r>
       <w:r>
         <w:rPr>
           <w:lang w:val="es_ES" w:bidi="es_ES"/>
@@ -9193,36 +7399,24 @@
         </w:rPr>
         <w:t>Pablo está aconsejando a las viudas más jóvenes que se vuelvan a casar y que se casen con creyentes (</w:t>
       </w:r>
-      <w:hyperlink r:id="rId275">
-        <w:r>
-          <w:rPr>
-            <w:lang w:val="es_ES" w:bidi="es_ES"/>
-          </w:rPr>
-          <w:rPr>
-            <w:color w:val="0000EE"/>
-            <w:u w:val="single"/>
-          </w:rPr>
-          <w:t>5:11–12</w:t>
-        </w:r>
-      </w:hyperlink>
+      <w:r>
+        <w:rPr>
+          <w:lang w:val="es_ES" w:bidi="es_ES"/>
+        </w:rPr>
+        <w:t>5:11–12</w:t>
+      </w:r>
       <w:r>
         <w:rPr>
           <w:lang w:val="es_ES" w:bidi="es_ES"/>
         </w:rPr>
         <w:t xml:space="preserve">; cf. </w:t>
       </w:r>
-      <w:hyperlink r:id="rId276">
-        <w:r>
-          <w:rPr>
-            <w:lang w:val="es_ES" w:bidi="es_ES"/>
-          </w:rPr>
-          <w:rPr>
-            <w:color w:val="0000EE"/>
-            <w:u w:val="single"/>
-          </w:rPr>
-          <w:t>2:15</w:t>
-        </w:r>
-      </w:hyperlink>
+      <w:r>
+        <w:rPr>
+          <w:lang w:val="es_ES" w:bidi="es_ES"/>
+        </w:rPr>
+        <w:t>2:15</w:t>
+      </w:r>
       <w:r>
         <w:rPr>
           <w:lang w:val="es_ES" w:bidi="es_ES"/>
@@ -9241,36 +7435,24 @@
         </w:rPr>
         <w:t xml:space="preserve">: Sus acciones estaban perjudicando su testimonio para las Buenas Nuevas (ver </w:t>
       </w:r>
-      <w:hyperlink r:id="rId277">
-        <w:r>
-          <w:rPr>
-            <w:lang w:val="es_ES" w:bidi="es_ES"/>
-          </w:rPr>
-          <w:rPr>
-            <w:color w:val="0000EE"/>
-            <w:u w:val="single"/>
-          </w:rPr>
-          <w:t>1 Ts 4:11–12</w:t>
-        </w:r>
-      </w:hyperlink>
+      <w:r>
+        <w:rPr>
+          <w:lang w:val="es_ES" w:bidi="es_ES"/>
+        </w:rPr>
+        <w:t>1 Ts 4:11–12</w:t>
+      </w:r>
       <w:r>
         <w:rPr>
           <w:lang w:val="es_ES" w:bidi="es_ES"/>
         </w:rPr>
         <w:t xml:space="preserve">, </w:t>
       </w:r>
-      <w:hyperlink r:id="rId65">
-        <w:r>
-          <w:rPr>
-            <w:lang w:val="es_ES" w:bidi="es_ES"/>
-          </w:rPr>
-          <w:rPr>
-            <w:color w:val="0000EE"/>
-            <w:u w:val="single"/>
-          </w:rPr>
-          <w:t>Tt 2:8</w:t>
-        </w:r>
-      </w:hyperlink>
+      <w:r>
+        <w:rPr>
+          <w:lang w:val="es_ES" w:bidi="es_ES"/>
+        </w:rPr>
+        <w:t>Tt 2:8</w:t>
+      </w:r>
       <w:r>
         <w:rPr>
           <w:lang w:val="es_ES" w:bidi="es_ES"/>
@@ -9331,90 +7513,60 @@
         </w:rPr>
         <w:t>: Habían cometido apostasía, renunciando a Cristo, probablemente en relación con los falsos maestros (</w:t>
       </w:r>
-      <w:hyperlink r:id="rId278">
-        <w:r>
-          <w:rPr>
-            <w:lang w:val="es_ES" w:bidi="es_ES"/>
-          </w:rPr>
-          <w:rPr>
-            <w:color w:val="0000EE"/>
-            <w:u w:val="single"/>
-          </w:rPr>
-          <w:t>1:6–7</w:t>
-        </w:r>
-      </w:hyperlink>
+      <w:r>
+        <w:rPr>
+          <w:lang w:val="es_ES" w:bidi="es_ES"/>
+        </w:rPr>
+        <w:t>1:6–7</w:t>
+      </w:r>
       <w:r>
         <w:rPr>
           <w:lang w:val="es_ES" w:bidi="es_ES"/>
         </w:rPr>
         <w:t xml:space="preserve">; cf. </w:t>
       </w:r>
-      <w:hyperlink r:id="rId100">
-        <w:r>
-          <w:rPr>
-            <w:lang w:val="es_ES" w:bidi="es_ES"/>
-          </w:rPr>
-          <w:rPr>
-            <w:color w:val="0000EE"/>
-            <w:u w:val="single"/>
-          </w:rPr>
-          <w:t>3:6–7,</w:t>
-        </w:r>
-      </w:hyperlink>
+      <w:r>
+        <w:rPr>
+          <w:lang w:val="es_ES" w:bidi="es_ES"/>
+        </w:rPr>
+        <w:t>3:6–7,</w:t>
+      </w:r>
       <w:r>
         <w:rPr>
           <w:lang w:val="es_ES" w:bidi="es_ES"/>
         </w:rPr>
         <w:t xml:space="preserve"> </w:t>
       </w:r>
-      <w:hyperlink r:id="rId279">
-        <w:r>
-          <w:rPr>
-            <w:lang w:val="es_ES" w:bidi="es_ES"/>
-          </w:rPr>
-          <w:rPr>
-            <w:color w:val="0000EE"/>
-            <w:u w:val="single"/>
-          </w:rPr>
-          <w:t>Hb 2:1</w:t>
-        </w:r>
-      </w:hyperlink>
+      <w:r>
+        <w:rPr>
+          <w:lang w:val="es_ES" w:bidi="es_ES"/>
+        </w:rPr>
+        <w:t>Hb 2:1</w:t>
+      </w:r>
       <w:r>
         <w:rPr>
           <w:lang w:val="es_ES" w:bidi="es_ES"/>
         </w:rPr>
         <w:t>) y su autoindulgencia (</w:t>
       </w:r>
-      <w:hyperlink r:id="rId280">
-        <w:r>
-          <w:rPr>
-            <w:lang w:val="es_ES" w:bidi="es_ES"/>
-          </w:rPr>
-          <w:rPr>
-            <w:color w:val="0000EE"/>
-            <w:u w:val="single"/>
-          </w:rPr>
-          <w:t>1 Tm 5:6</w:t>
-        </w:r>
-      </w:hyperlink>
+      <w:r>
+        <w:rPr>
+          <w:lang w:val="es_ES" w:bidi="es_ES"/>
+        </w:rPr>
+        <w:t>1 Tm 5:6</w:t>
+      </w:r>
       <w:r>
         <w:rPr>
           <w:lang w:val="es_ES" w:bidi="es_ES"/>
         </w:rPr>
         <w:t>,</w:t>
       </w:r>
-      <w:hyperlink r:id="rId281">
-        <w:r>
-          <w:rPr>
-            <w:lang w:val="es_ES" w:bidi="es_ES"/>
-          </w:rPr>
-          <w:rPr>
-            <w:color w:val="0000EE"/>
-            <w:u w:val="single"/>
-          </w:rPr>
-          <w:t>13</w:t>
-        </w:r>
-      </w:hyperlink>
+      <w:r>
+        <w:rPr>
+          <w:lang w:val="es_ES" w:bidi="es_ES"/>
+        </w:rPr>
+        <w:t>13</w:t>
+      </w:r>
       <w:r>
         <w:rPr>
           <w:lang w:val="es_ES" w:bidi="es_ES"/>
@@ -9469,54 +7621,36 @@
         </w:rPr>
         <w:t xml:space="preserve">Los hogares cristianos individuales mantuvieron su función e identidad dentro de la iglesia (cf. </w:t>
       </w:r>
-      <w:hyperlink r:id="rId276">
-        <w:r>
-          <w:rPr>
-            <w:lang w:val="es_ES" w:bidi="es_ES"/>
-          </w:rPr>
-          <w:rPr>
-            <w:color w:val="0000EE"/>
-            <w:u w:val="single"/>
-          </w:rPr>
-          <w:t>2:15</w:t>
-        </w:r>
-      </w:hyperlink>
+      <w:r>
+        <w:rPr>
+          <w:lang w:val="es_ES" w:bidi="es_ES"/>
+        </w:rPr>
+        <w:t>2:15</w:t>
+      </w:r>
       <w:r>
         <w:rPr>
           <w:lang w:val="es_ES" w:bidi="es_ES"/>
         </w:rPr>
         <w:t xml:space="preserve">; </w:t>
       </w:r>
-      <w:hyperlink r:id="rId41">
-        <w:r>
-          <w:rPr>
-            <w:lang w:val="es_ES" w:bidi="es_ES"/>
-          </w:rPr>
-          <w:rPr>
-            <w:color w:val="0000EE"/>
-            <w:u w:val="single"/>
-          </w:rPr>
-          <w:t>3:15</w:t>
-        </w:r>
-      </w:hyperlink>
+      <w:r>
+        <w:rPr>
+          <w:lang w:val="es_ES" w:bidi="es_ES"/>
+        </w:rPr>
+        <w:t>3:15</w:t>
+      </w:r>
       <w:r>
         <w:rPr>
           <w:lang w:val="es_ES" w:bidi="es_ES"/>
         </w:rPr>
         <w:t xml:space="preserve">). No fueron eclipsados por la iglesia, aunque el hogar de Dios es primordial para la identidad de la comunidad creyente (ver </w:t>
       </w:r>
-      <w:hyperlink r:id="rId282">
-        <w:r>
-          <w:rPr>
-            <w:lang w:val="es_ES" w:bidi="es_ES"/>
-          </w:rPr>
-          <w:rPr>
-            <w:color w:val="0000EE"/>
-            <w:u w:val="single"/>
-          </w:rPr>
-          <w:t>Mc 3:31–35</w:t>
-        </w:r>
-      </w:hyperlink>
+      <w:r>
+        <w:rPr>
+          <w:lang w:val="es_ES" w:bidi="es_ES"/>
+        </w:rPr>
+        <w:t>Mc 3:31–35</w:t>
+      </w:r>
       <w:r>
         <w:rPr>
           <w:lang w:val="es_ES" w:bidi="es_ES"/>
@@ -9577,54 +7711,36 @@
         </w:rPr>
         <w:t xml:space="preserve">: Cp. </w:t>
       </w:r>
-      <w:hyperlink r:id="rId283">
-        <w:r>
-          <w:rPr>
-            <w:lang w:val="es_ES" w:bidi="es_ES"/>
-          </w:rPr>
-          <w:rPr>
-            <w:color w:val="0000EE"/>
-            <w:u w:val="single"/>
-          </w:rPr>
-          <w:t>Ga 6:6</w:t>
-        </w:r>
-      </w:hyperlink>
+      <w:r>
+        <w:rPr>
+          <w:lang w:val="es_ES" w:bidi="es_ES"/>
+        </w:rPr>
+        <w:t>Ga 6:6</w:t>
+      </w:r>
       <w:r>
         <w:rPr>
           <w:lang w:val="es_ES" w:bidi="es_ES"/>
         </w:rPr>
         <w:t>. No hay evidencia de un clero pagado en este momento; la palabra utilizada aquí nunca se usa para un salario continuo, aunque sí implica algo más allá de una muestra de respeto. Las citas de las Escrituras (</w:t>
       </w:r>
-      <w:hyperlink r:id="rId284">
-        <w:r>
-          <w:rPr>
-            <w:lang w:val="es_ES" w:bidi="es_ES"/>
-          </w:rPr>
-          <w:rPr>
-            <w:color w:val="0000EE"/>
-            <w:u w:val="single"/>
-          </w:rPr>
-          <w:t>Dt 25:4</w:t>
-        </w:r>
-      </w:hyperlink>
+      <w:r>
+        <w:rPr>
+          <w:lang w:val="es_ES" w:bidi="es_ES"/>
+        </w:rPr>
+        <w:t>Dt 25:4</w:t>
+      </w:r>
       <w:r>
         <w:rPr>
           <w:lang w:val="es_ES" w:bidi="es_ES"/>
         </w:rPr>
         <w:t xml:space="preserve">; </w:t>
       </w:r>
-      <w:hyperlink r:id="rId285">
-        <w:r>
-          <w:rPr>
-            <w:lang w:val="es_ES" w:bidi="es_ES"/>
-          </w:rPr>
-          <w:rPr>
-            <w:color w:val="0000EE"/>
-            <w:u w:val="single"/>
-          </w:rPr>
-          <w:t>Lc 10:7</w:t>
-        </w:r>
-      </w:hyperlink>
+      <w:r>
+        <w:rPr>
+          <w:lang w:val="es_ES" w:bidi="es_ES"/>
+        </w:rPr>
+        <w:t>Lc 10:7</w:t>
+      </w:r>
       <w:r>
         <w:rPr>
           <w:lang w:val="es_ES" w:bidi="es_ES"/>
@@ -9679,90 +7795,60 @@
         </w:rPr>
         <w:t xml:space="preserve">Ancianos: Al igual que en el judaísmo, los líderes comunitarios (ver también </w:t>
       </w:r>
-      <w:hyperlink r:id="rId166">
-        <w:r>
-          <w:rPr>
-            <w:lang w:val="es_ES" w:bidi="es_ES"/>
-          </w:rPr>
-          <w:rPr>
-            <w:color w:val="0000EE"/>
-            <w:u w:val="single"/>
-          </w:rPr>
-          <w:t>3:1–7</w:t>
-        </w:r>
-      </w:hyperlink>
+      <w:r>
+        <w:rPr>
+          <w:lang w:val="es_ES" w:bidi="es_ES"/>
+        </w:rPr>
+        <w:t>3:1–7</w:t>
+      </w:r>
       <w:r>
         <w:rPr>
           <w:lang w:val="es_ES" w:bidi="es_ES"/>
         </w:rPr>
         <w:t xml:space="preserve">; </w:t>
       </w:r>
-      <w:hyperlink r:id="rId286">
-        <w:r>
-          <w:rPr>
-            <w:lang w:val="es_ES" w:bidi="es_ES"/>
-          </w:rPr>
-          <w:rPr>
-            <w:color w:val="0000EE"/>
-            <w:u w:val="single"/>
-          </w:rPr>
-          <w:t>Tt 1:5–9</w:t>
-        </w:r>
-      </w:hyperlink>
+      <w:r>
+        <w:rPr>
+          <w:lang w:val="es_ES" w:bidi="es_ES"/>
+        </w:rPr>
+        <w:t>Tt 1:5–9</w:t>
+      </w:r>
       <w:r>
         <w:rPr>
           <w:lang w:val="es_ES" w:bidi="es_ES"/>
         </w:rPr>
         <w:t xml:space="preserve">) solían ser hombres mayores que eran líderes en la comunidad en general. Las cartas a Timoteo y Tito reconocen un cargo de ancianos, como aquí (ver también </w:t>
       </w:r>
-      <w:hyperlink r:id="rId82">
-        <w:r>
-          <w:rPr>
-            <w:lang w:val="es_ES" w:bidi="es_ES"/>
-          </w:rPr>
-          <w:rPr>
-            <w:color w:val="0000EE"/>
-            <w:u w:val="single"/>
-          </w:rPr>
-          <w:t>1 Tm 4:14</w:t>
-        </w:r>
-      </w:hyperlink>
+      <w:r>
+        <w:rPr>
+          <w:lang w:val="es_ES" w:bidi="es_ES"/>
+        </w:rPr>
+        <w:t>1 Tm 4:14</w:t>
+      </w:r>
       <w:r>
         <w:rPr>
           <w:lang w:val="es_ES" w:bidi="es_ES"/>
         </w:rPr>
         <w:t xml:space="preserve">, </w:t>
       </w:r>
-      <w:hyperlink r:id="rId169">
-        <w:r>
-          <w:rPr>
-            <w:lang w:val="es_ES" w:bidi="es_ES"/>
-          </w:rPr>
-          <w:rPr>
-            <w:color w:val="0000EE"/>
-            <w:u w:val="single"/>
-          </w:rPr>
-          <w:t>Tt 1:5</w:t>
-        </w:r>
-      </w:hyperlink>
+      <w:r>
+        <w:rPr>
+          <w:lang w:val="es_ES" w:bidi="es_ES"/>
+        </w:rPr>
+        <w:t>Tt 1:5</w:t>
+      </w:r>
       <w:r>
         <w:rPr>
           <w:lang w:val="es_ES" w:bidi="es_ES"/>
         </w:rPr>
         <w:t xml:space="preserve">), pero la palabra también se usa generalmente para hombres mayores en la comunidad (como en </w:t>
       </w:r>
-      <w:hyperlink r:id="rId287">
-        <w:r>
-          <w:rPr>
-            <w:lang w:val="es_ES" w:bidi="es_ES"/>
-          </w:rPr>
-          <w:rPr>
-            <w:color w:val="0000EE"/>
-            <w:u w:val="single"/>
-          </w:rPr>
-          <w:t>1 Tm 5:1</w:t>
-        </w:r>
-      </w:hyperlink>
+      <w:r>
+        <w:rPr>
+          <w:lang w:val="es_ES" w:bidi="es_ES"/>
+        </w:rPr>
+        <w:t>1 Tm 5:1</w:t>
+      </w:r>
       <w:r>
         <w:rPr>
           <w:lang w:val="es_ES" w:bidi="es_ES"/>
@@ -9817,108 +7903,72 @@
         </w:rPr>
         <w:t xml:space="preserve">El clima creado por los falsos maestros puede haber llevado a acusaciones ilegítimas en contra de los líderes de la comunidad. Este pasaje sigue la idea general de </w:t>
       </w:r>
-      <w:hyperlink r:id="rId288">
-        <w:r>
-          <w:rPr>
-            <w:lang w:val="es_ES" w:bidi="es_ES"/>
-          </w:rPr>
-          <w:rPr>
-            <w:color w:val="0000EE"/>
-            <w:u w:val="single"/>
-          </w:rPr>
-          <w:t>Dt 19:15–21</w:t>
-        </w:r>
-      </w:hyperlink>
+      <w:r>
+        <w:rPr>
+          <w:lang w:val="es_ES" w:bidi="es_ES"/>
+        </w:rPr>
+        <w:t>Dt 19:15–21</w:t>
+      </w:r>
       <w:r>
         <w:rPr>
           <w:lang w:val="es_ES" w:bidi="es_ES"/>
         </w:rPr>
         <w:t xml:space="preserve">. • dos o tres testigos: Ver </w:t>
       </w:r>
-      <w:hyperlink r:id="rId289">
-        <w:r>
-          <w:rPr>
-            <w:lang w:val="es_ES" w:bidi="es_ES"/>
-          </w:rPr>
-          <w:rPr>
-            <w:color w:val="0000EE"/>
-            <w:u w:val="single"/>
-          </w:rPr>
-          <w:t>Dt 17:6</w:t>
-        </w:r>
-      </w:hyperlink>
+      <w:r>
+        <w:rPr>
+          <w:lang w:val="es_ES" w:bidi="es_ES"/>
+        </w:rPr>
+        <w:t>Dt 17:6</w:t>
+      </w:r>
       <w:r>
         <w:rPr>
           <w:lang w:val="es_ES" w:bidi="es_ES"/>
         </w:rPr>
         <w:t xml:space="preserve">; </w:t>
       </w:r>
-      <w:hyperlink r:id="rId290">
-        <w:r>
-          <w:rPr>
-            <w:lang w:val="es_ES" w:bidi="es_ES"/>
-          </w:rPr>
-          <w:rPr>
-            <w:color w:val="0000EE"/>
-            <w:u w:val="single"/>
-          </w:rPr>
-          <w:t>19:15</w:t>
-        </w:r>
-      </w:hyperlink>
+      <w:r>
+        <w:rPr>
+          <w:lang w:val="es_ES" w:bidi="es_ES"/>
+        </w:rPr>
+        <w:t>19:15</w:t>
+      </w:r>
       <w:r>
         <w:rPr>
           <w:lang w:val="es_ES" w:bidi="es_ES"/>
         </w:rPr>
         <w:t xml:space="preserve">, </w:t>
       </w:r>
-      <w:hyperlink r:id="rId291">
-        <w:r>
-          <w:rPr>
-            <w:lang w:val="es_ES" w:bidi="es_ES"/>
-          </w:rPr>
-          <w:rPr>
-            <w:color w:val="0000EE"/>
-            <w:u w:val="single"/>
-          </w:rPr>
-          <w:t>Mt 18:16</w:t>
-        </w:r>
-      </w:hyperlink>
+      <w:r>
+        <w:rPr>
+          <w:lang w:val="es_ES" w:bidi="es_ES"/>
+        </w:rPr>
+        <w:t>Mt 18:16</w:t>
+      </w:r>
       <w:r>
         <w:rPr>
           <w:lang w:val="es_ES" w:bidi="es_ES"/>
         </w:rPr>
         <w:t xml:space="preserve">, </w:t>
       </w:r>
-      <w:hyperlink r:id="rId292">
-        <w:r>
-          <w:rPr>
-            <w:lang w:val="es_ES" w:bidi="es_ES"/>
-          </w:rPr>
-          <w:rPr>
-            <w:color w:val="0000EE"/>
-            <w:u w:val="single"/>
-          </w:rPr>
-          <w:t>2 Co 13:1</w:t>
-        </w:r>
-      </w:hyperlink>
+      <w:r>
+        <w:rPr>
+          <w:lang w:val="es_ES" w:bidi="es_ES"/>
+        </w:rPr>
+        <w:t>2 Co 13:1</w:t>
+      </w:r>
       <w:r>
         <w:rPr>
           <w:lang w:val="es_ES" w:bidi="es_ES"/>
         </w:rPr>
         <w:t xml:space="preserve">, </w:t>
       </w:r>
-      <w:hyperlink r:id="rId293">
-        <w:r>
-          <w:rPr>
-            <w:lang w:val="es_ES" w:bidi="es_ES"/>
-          </w:rPr>
-          <w:rPr>
-            <w:color w:val="0000EE"/>
-            <w:u w:val="single"/>
-          </w:rPr>
-          <w:t>Hb 10:28</w:t>
-        </w:r>
-      </w:hyperlink>
+      <w:r>
+        <w:rPr>
+          <w:lang w:val="es_ES" w:bidi="es_ES"/>
+        </w:rPr>
+        <w:t>Hb 10:28</w:t>
+      </w:r>
       <w:r>
         <w:rPr>
           <w:lang w:val="es_ES" w:bidi="es_ES"/>
@@ -9979,18 +8029,12 @@
         </w:rPr>
         <w:t>: Este término se refiere ya sea a quien es (justamente) acusado o a quien hace una acusación (falsa) (</w:t>
       </w:r>
-      <w:hyperlink r:id="rId294">
-        <w:r>
-          <w:rPr>
-            <w:lang w:val="es_ES" w:bidi="es_ES"/>
-          </w:rPr>
-          <w:rPr>
-            <w:color w:val="0000EE"/>
-            <w:u w:val="single"/>
-          </w:rPr>
-          <w:t>Dt 19:16–19</w:t>
-        </w:r>
-      </w:hyperlink>
+      <w:r>
+        <w:rPr>
+          <w:lang w:val="es_ES" w:bidi="es_ES"/>
+        </w:rPr>
+        <w:t>Dt 19:16–19</w:t>
+      </w:r>
       <w:r>
         <w:rPr>
           <w:lang w:val="es_ES" w:bidi="es_ES"/>
@@ -10010,36 +8054,24 @@
         </w:rPr>
         <w:t xml:space="preserve"> son los otros ancianos o el resto de la iglesia (cp. </w:t>
       </w:r>
-      <w:hyperlink r:id="rId295">
-        <w:r>
-          <w:rPr>
-            <w:lang w:val="es_ES" w:bidi="es_ES"/>
-          </w:rPr>
-          <w:rPr>
-            <w:color w:val="0000EE"/>
-            <w:u w:val="single"/>
-          </w:rPr>
-          <w:t>Dt 19:20</w:t>
-        </w:r>
-      </w:hyperlink>
+      <w:r>
+        <w:rPr>
+          <w:lang w:val="es_ES" w:bidi="es_ES"/>
+        </w:rPr>
+        <w:t>Dt 19:20</w:t>
+      </w:r>
       <w:r>
         <w:rPr>
           <w:lang w:val="es_ES" w:bidi="es_ES"/>
         </w:rPr>
         <w:t xml:space="preserve">; </w:t>
       </w:r>
-      <w:hyperlink r:id="rId296">
-        <w:r>
-          <w:rPr>
-            <w:lang w:val="es_ES" w:bidi="es_ES"/>
-          </w:rPr>
-          <w:rPr>
-            <w:color w:val="0000EE"/>
-            <w:u w:val="single"/>
-          </w:rPr>
-          <w:t>Hc 5:1–11</w:t>
-        </w:r>
-      </w:hyperlink>
+      <w:r>
+        <w:rPr>
+          <w:lang w:val="es_ES" w:bidi="es_ES"/>
+        </w:rPr>
+        <w:t>Hc 5:1–11</w:t>
+      </w:r>
       <w:r>
         <w:rPr>
           <w:lang w:val="es_ES" w:bidi="es_ES"/>
@@ -10094,144 +8126,96 @@
         </w:rPr>
         <w:t>Dios, Cristo Jesús y los ángeles más altos constituyen tres testigos (</w:t>
       </w:r>
-      <w:hyperlink r:id="rId297">
-        <w:r>
-          <w:rPr>
-            <w:lang w:val="es_ES" w:bidi="es_ES"/>
-          </w:rPr>
-          <w:rPr>
-            <w:color w:val="0000EE"/>
-            <w:u w:val="single"/>
-          </w:rPr>
-          <w:t>5:19</w:t>
-        </w:r>
-      </w:hyperlink>
+      <w:r>
+        <w:rPr>
+          <w:lang w:val="es_ES" w:bidi="es_ES"/>
+        </w:rPr>
+        <w:t>5:19</w:t>
+      </w:r>
       <w:r>
         <w:rPr>
           <w:lang w:val="es_ES" w:bidi="es_ES"/>
         </w:rPr>
         <w:t>). Estos testigos confirman la acusación contra los líderes que pecan (</w:t>
       </w:r>
-      <w:hyperlink r:id="rId298">
-        <w:r>
-          <w:rPr>
-            <w:lang w:val="es_ES" w:bidi="es_ES"/>
-          </w:rPr>
-          <w:rPr>
-            <w:color w:val="0000EE"/>
-            <w:u w:val="single"/>
-          </w:rPr>
-          <w:t>5:20</w:t>
-        </w:r>
-      </w:hyperlink>
+      <w:r>
+        <w:rPr>
+          <w:lang w:val="es_ES" w:bidi="es_ES"/>
+        </w:rPr>
+        <w:t>5:20</w:t>
+      </w:r>
       <w:r>
         <w:rPr>
           <w:lang w:val="es_ES" w:bidi="es_ES"/>
         </w:rPr>
         <w:t>). • Los ángeles están asociados con el juicio de Dios (</w:t>
       </w:r>
-      <w:hyperlink r:id="rId299">
-        <w:r>
-          <w:rPr>
-            <w:lang w:val="es_ES" w:bidi="es_ES"/>
-          </w:rPr>
-          <w:rPr>
-            <w:color w:val="0000EE"/>
-            <w:u w:val="single"/>
-          </w:rPr>
-          <w:t>Dn 7:9–10;</w:t>
-        </w:r>
-      </w:hyperlink>
+      <w:r>
+        <w:rPr>
+          <w:lang w:val="es_ES" w:bidi="es_ES"/>
+        </w:rPr>
+        <w:t>Dn 7:9–10;</w:t>
+      </w:r>
       <w:r>
         <w:rPr>
           <w:lang w:val="es_ES" w:bidi="es_ES"/>
         </w:rPr>
         <w:t xml:space="preserve"> </w:t>
       </w:r>
-      <w:hyperlink r:id="rId300">
-        <w:r>
-          <w:rPr>
-            <w:lang w:val="es_ES" w:bidi="es_ES"/>
-          </w:rPr>
-          <w:rPr>
-            <w:color w:val="0000EE"/>
-            <w:u w:val="single"/>
-          </w:rPr>
-          <w:t>Mt 13:49</w:t>
-        </w:r>
-      </w:hyperlink>
+      <w:r>
+        <w:rPr>
+          <w:lang w:val="es_ES" w:bidi="es_ES"/>
+        </w:rPr>
+        <w:t>Mt 13:49</w:t>
+      </w:r>
       <w:r>
         <w:rPr>
           <w:lang w:val="es_ES" w:bidi="es_ES"/>
         </w:rPr>
         <w:t xml:space="preserve">; </w:t>
       </w:r>
-      <w:hyperlink r:id="rId301">
-        <w:r>
-          <w:rPr>
-            <w:lang w:val="es_ES" w:bidi="es_ES"/>
-          </w:rPr>
-          <w:rPr>
-            <w:color w:val="0000EE"/>
-            <w:u w:val="single"/>
-          </w:rPr>
-          <w:t>25:31</w:t>
-        </w:r>
-      </w:hyperlink>
+      <w:r>
+        <w:rPr>
+          <w:lang w:val="es_ES" w:bidi="es_ES"/>
+        </w:rPr>
+        <w:t>25:31</w:t>
+      </w:r>
       <w:r>
         <w:rPr>
           <w:lang w:val="es_ES" w:bidi="es_ES"/>
         </w:rPr>
         <w:t>,</w:t>
       </w:r>
-      <w:hyperlink r:id="rId302">
-        <w:r>
-          <w:rPr>
-            <w:lang w:val="es_ES" w:bidi="es_ES"/>
-          </w:rPr>
-          <w:rPr>
-            <w:color w:val="0000EE"/>
-            <w:u w:val="single"/>
-          </w:rPr>
-          <w:t>41;</w:t>
-        </w:r>
-      </w:hyperlink>
+      <w:r>
+        <w:rPr>
+          <w:lang w:val="es_ES" w:bidi="es_ES"/>
+        </w:rPr>
+        <w:t>41;</w:t>
+      </w:r>
       <w:r>
         <w:rPr>
           <w:lang w:val="es_ES" w:bidi="es_ES"/>
         </w:rPr>
         <w:t xml:space="preserve"> </w:t>
       </w:r>
-      <w:hyperlink r:id="rId303">
-        <w:r>
-          <w:rPr>
-            <w:lang w:val="es_ES" w:bidi="es_ES"/>
-          </w:rPr>
-          <w:rPr>
-            <w:color w:val="0000EE"/>
-            <w:u w:val="single"/>
-          </w:rPr>
-          <w:t>Lc 9:26</w:t>
-        </w:r>
-      </w:hyperlink>
+      <w:r>
+        <w:rPr>
+          <w:lang w:val="es_ES" w:bidi="es_ES"/>
+        </w:rPr>
+        <w:t>Lc 9:26</w:t>
+      </w:r>
       <w:r>
         <w:rPr>
           <w:lang w:val="es_ES" w:bidi="es_ES"/>
         </w:rPr>
         <w:t xml:space="preserve">; </w:t>
       </w:r>
-      <w:hyperlink r:id="rId304">
-        <w:r>
-          <w:rPr>
-            <w:lang w:val="es_ES" w:bidi="es_ES"/>
-          </w:rPr>
-          <w:rPr>
-            <w:color w:val="0000EE"/>
-            <w:u w:val="single"/>
-          </w:rPr>
-          <w:t>2 Ts 1:7</w:t>
-        </w:r>
-      </w:hyperlink>
+      <w:r>
+        <w:rPr>
+          <w:lang w:val="es_ES" w:bidi="es_ES"/>
+        </w:rPr>
+        <w:t>2 Ts 1:7</w:t>
+      </w:r>
       <w:r>
         <w:rPr>
           <w:lang w:val="es_ES" w:bidi="es_ES"/>
@@ -10340,72 +8324,48 @@
         </w:rPr>
         <w:t>Posiblemente la preocupación por la pureza (</w:t>
       </w:r>
-      <w:hyperlink r:id="rId305">
-        <w:r>
-          <w:rPr>
-            <w:lang w:val="es_ES" w:bidi="es_ES"/>
-          </w:rPr>
-          <w:rPr>
-            <w:color w:val="0000EE"/>
-            <w:u w:val="single"/>
-          </w:rPr>
-          <w:t>5:22</w:t>
-        </w:r>
-      </w:hyperlink>
+      <w:r>
+        <w:rPr>
+          <w:lang w:val="es_ES" w:bidi="es_ES"/>
+        </w:rPr>
+        <w:t>5:22</w:t>
+      </w:r>
       <w:r>
         <w:rPr>
           <w:lang w:val="es_ES" w:bidi="es_ES"/>
         </w:rPr>
         <w:t xml:space="preserve">) se estaba llevando demasiado lejos con respecto al vino (ver </w:t>
       </w:r>
-      <w:hyperlink r:id="rId191">
-        <w:r>
-          <w:rPr>
-            <w:lang w:val="es_ES" w:bidi="es_ES"/>
-          </w:rPr>
-          <w:rPr>
-            <w:color w:val="0000EE"/>
-            <w:u w:val="single"/>
-          </w:rPr>
-          <w:t>3:3</w:t>
-        </w:r>
-      </w:hyperlink>
+      <w:r>
+        <w:rPr>
+          <w:lang w:val="es_ES" w:bidi="es_ES"/>
+        </w:rPr>
+        <w:t>3:3</w:t>
+      </w:r>
       <w:r>
         <w:rPr>
           <w:lang w:val="es_ES" w:bidi="es_ES"/>
         </w:rPr>
         <w:t xml:space="preserve">; </w:t>
       </w:r>
-      <w:hyperlink r:id="rId306">
-        <w:r>
-          <w:rPr>
-            <w:lang w:val="es_ES" w:bidi="es_ES"/>
-          </w:rPr>
-          <w:rPr>
-            <w:color w:val="0000EE"/>
-            <w:u w:val="single"/>
-          </w:rPr>
-          <w:t>Nm 6:1–21</w:t>
-        </w:r>
-      </w:hyperlink>
+      <w:r>
+        <w:rPr>
+          <w:lang w:val="es_ES" w:bidi="es_ES"/>
+        </w:rPr>
+        <w:t>Nm 6:1–21</w:t>
+      </w:r>
       <w:r>
         <w:rPr>
           <w:lang w:val="es_ES" w:bidi="es_ES"/>
         </w:rPr>
         <w:t>) o la comida (</w:t>
       </w:r>
-      <w:hyperlink r:id="rId307">
-        <w:r>
-          <w:rPr>
-            <w:lang w:val="es_ES" w:bidi="es_ES"/>
-          </w:rPr>
-          <w:rPr>
-            <w:color w:val="0000EE"/>
-            <w:u w:val="single"/>
-          </w:rPr>
-          <w:t>1 Co 10:21</w:t>
-        </w:r>
-      </w:hyperlink>
+      <w:r>
+        <w:rPr>
+          <w:lang w:val="es_ES" w:bidi="es_ES"/>
+        </w:rPr>
+        <w:t>1 Co 10:21</w:t>
+      </w:r>
       <w:r>
         <w:rPr>
           <w:lang w:val="es_ES" w:bidi="es_ES"/>
@@ -10460,18 +8420,12 @@
         </w:rPr>
         <w:t xml:space="preserve">Estos dos dichos proverbiales resumen </w:t>
       </w:r>
-      <w:hyperlink r:id="rId308">
-        <w:r>
-          <w:rPr>
-            <w:lang w:val="es_ES" w:bidi="es_ES"/>
-          </w:rPr>
-          <w:rPr>
-            <w:color w:val="0000EE"/>
-            <w:u w:val="single"/>
-          </w:rPr>
-          <w:t>5:17–23</w:t>
-        </w:r>
-      </w:hyperlink>
+      <w:r>
+        <w:rPr>
+          <w:lang w:val="es_ES" w:bidi="es_ES"/>
+        </w:rPr>
+        <w:t>5:17–23</w:t>
+      </w:r>
       <w:r>
         <w:rPr>
           <w:lang w:val="es_ES" w:bidi="es_ES"/>
@@ -10647,18 +8601,12 @@
         </w:rPr>
         <w:t xml:space="preserve">La última sección importante de la carta vuelve a la necesidad de que Timoteo confronte a los falsos maestros. Toda la sección tiene una estructura similar a </w:t>
       </w:r>
-      <w:hyperlink r:id="rId309">
-        <w:r>
-          <w:rPr>
-            <w:lang w:val="es_ES" w:bidi="es_ES"/>
-          </w:rPr>
-          <w:rPr>
-            <w:color w:val="0000EE"/>
-            <w:u w:val="single"/>
-          </w:rPr>
-          <w:t>1:3–20</w:t>
-        </w:r>
-      </w:hyperlink>
+      <w:r>
+        <w:rPr>
+          <w:lang w:val="es_ES" w:bidi="es_ES"/>
+        </w:rPr>
+        <w:t>1:3–20</w:t>
+      </w:r>
       <w:r>
         <w:rPr>
           <w:lang w:val="es_ES" w:bidi="es_ES"/>
@@ -10719,54 +8667,36 @@
         </w:rPr>
         <w:t xml:space="preserve">: Este es el mismo problema que en </w:t>
       </w:r>
-      <w:hyperlink r:id="rId124">
-        <w:r>
-          <w:rPr>
-            <w:lang w:val="es_ES" w:bidi="es_ES"/>
-          </w:rPr>
-          <w:rPr>
-            <w:color w:val="0000EE"/>
-            <w:u w:val="single"/>
-          </w:rPr>
-          <w:t>1:4</w:t>
-        </w:r>
-      </w:hyperlink>
+      <w:r>
+        <w:rPr>
+          <w:lang w:val="es_ES" w:bidi="es_ES"/>
+        </w:rPr>
+        <w:t>1:4</w:t>
+      </w:r>
       <w:r>
         <w:rPr>
           <w:lang w:val="es_ES" w:bidi="es_ES"/>
         </w:rPr>
         <w:t xml:space="preserve"> (ver también </w:t>
       </w:r>
-      <w:hyperlink r:id="rId310">
-        <w:r>
-          <w:rPr>
-            <w:lang w:val="es_ES" w:bidi="es_ES"/>
-          </w:rPr>
-          <w:rPr>
-            <w:color w:val="0000EE"/>
-            <w:u w:val="single"/>
-          </w:rPr>
-          <w:t>2 Tm 2:23–24</w:t>
-        </w:r>
-      </w:hyperlink>
+      <w:r>
+        <w:rPr>
+          <w:lang w:val="es_ES" w:bidi="es_ES"/>
+        </w:rPr>
+        <w:t>2 Tm 2:23–24</w:t>
+      </w:r>
       <w:r>
         <w:rPr>
           <w:lang w:val="es_ES" w:bidi="es_ES"/>
         </w:rPr>
         <w:t xml:space="preserve">, </w:t>
       </w:r>
-      <w:hyperlink r:id="rId33">
-        <w:r>
-          <w:rPr>
-            <w:lang w:val="es_ES" w:bidi="es_ES"/>
-          </w:rPr>
-          <w:rPr>
-            <w:color w:val="0000EE"/>
-            <w:u w:val="single"/>
-          </w:rPr>
-          <w:t>Tt 3:9</w:t>
-        </w:r>
-      </w:hyperlink>
+      <w:r>
+        <w:rPr>
+          <w:lang w:val="es_ES" w:bidi="es_ES"/>
+        </w:rPr>
+        <w:t>Tt 3:9</w:t>
+      </w:r>
       <w:r>
         <w:rPr>
           <w:lang w:val="es_ES" w:bidi="es_ES"/>
@@ -10840,252 +8770,168 @@
         </w:rPr>
         <w:t xml:space="preserve"> ver </w:t>
       </w:r>
-      <w:hyperlink r:id="rId311">
-        <w:r>
-          <w:rPr>
-            <w:lang w:val="es_ES" w:bidi="es_ES"/>
-          </w:rPr>
-          <w:rPr>
-            <w:color w:val="0000EE"/>
-            <w:u w:val="single"/>
-          </w:rPr>
-          <w:t>2 Tm 2:18</w:t>
-        </w:r>
-      </w:hyperlink>
+      <w:r>
+        <w:rPr>
+          <w:lang w:val="es_ES" w:bidi="es_ES"/>
+        </w:rPr>
+        <w:t>2 Tm 2:18</w:t>
+      </w:r>
       <w:r>
         <w:rPr>
           <w:lang w:val="es_ES" w:bidi="es_ES"/>
         </w:rPr>
         <w:t xml:space="preserve">; </w:t>
       </w:r>
-      <w:hyperlink r:id="rId312">
-        <w:r>
-          <w:rPr>
-            <w:lang w:val="es_ES" w:bidi="es_ES"/>
-          </w:rPr>
-          <w:rPr>
-            <w:color w:val="0000EE"/>
-            <w:u w:val="single"/>
-          </w:rPr>
-          <w:t>3:7</w:t>
-        </w:r>
-      </w:hyperlink>
+      <w:r>
+        <w:rPr>
+          <w:lang w:val="es_ES" w:bidi="es_ES"/>
+        </w:rPr>
+        <w:t>3:7</w:t>
+      </w:r>
       <w:r>
         <w:rPr>
           <w:lang w:val="es_ES" w:bidi="es_ES"/>
         </w:rPr>
         <w:t>,</w:t>
       </w:r>
-      <w:hyperlink r:id="rId313">
-        <w:r>
-          <w:rPr>
-            <w:lang w:val="es_ES" w:bidi="es_ES"/>
-          </w:rPr>
-          <w:rPr>
-            <w:color w:val="0000EE"/>
-            <w:u w:val="single"/>
-          </w:rPr>
-          <w:t>8</w:t>
-        </w:r>
-      </w:hyperlink>
+      <w:r>
+        <w:rPr>
+          <w:lang w:val="es_ES" w:bidi="es_ES"/>
+        </w:rPr>
+        <w:t>8</w:t>
+      </w:r>
       <w:r>
         <w:rPr>
           <w:lang w:val="es_ES" w:bidi="es_ES"/>
         </w:rPr>
         <w:t xml:space="preserve">; </w:t>
       </w:r>
-      <w:hyperlink r:id="rId314">
-        <w:r>
-          <w:rPr>
-            <w:lang w:val="es_ES" w:bidi="es_ES"/>
-          </w:rPr>
-          <w:rPr>
-            <w:color w:val="0000EE"/>
-            <w:u w:val="single"/>
-          </w:rPr>
-          <w:t>4:4;</w:t>
-        </w:r>
-      </w:hyperlink>
+      <w:r>
+        <w:rPr>
+          <w:lang w:val="es_ES" w:bidi="es_ES"/>
+        </w:rPr>
+        <w:t>4:4;</w:t>
+      </w:r>
       <w:r>
         <w:rPr>
           <w:lang w:val="es_ES" w:bidi="es_ES"/>
         </w:rPr>
         <w:t xml:space="preserve"> </w:t>
       </w:r>
-      <w:hyperlink r:id="rId32">
-        <w:r>
-          <w:rPr>
-            <w:lang w:val="es_ES" w:bidi="es_ES"/>
-          </w:rPr>
-          <w:rPr>
-            <w:color w:val="0000EE"/>
-            <w:u w:val="single"/>
-          </w:rPr>
-          <w:t>Tt 1:14</w:t>
-        </w:r>
-      </w:hyperlink>
+      <w:r>
+        <w:rPr>
+          <w:lang w:val="es_ES" w:bidi="es_ES"/>
+        </w:rPr>
+        <w:t>Tt 1:14</w:t>
+      </w:r>
       <w:r>
         <w:rPr>
           <w:lang w:val="es_ES" w:bidi="es_ES"/>
         </w:rPr>
         <w:t xml:space="preserve">. • tienen la piedad por granjería (ver </w:t>
       </w:r>
-      <w:hyperlink r:id="rId315">
-        <w:r>
-          <w:rPr>
-            <w:lang w:val="es_ES" w:bidi="es_ES"/>
-          </w:rPr>
-          <w:rPr>
-            <w:color w:val="0000EE"/>
-            <w:u w:val="single"/>
-          </w:rPr>
-          <w:t>1 Tm 2:2</w:t>
-        </w:r>
-      </w:hyperlink>
+      <w:r>
+        <w:rPr>
+          <w:lang w:val="es_ES" w:bidi="es_ES"/>
+        </w:rPr>
+        <w:t>1 Tm 2:2</w:t>
+      </w:r>
       <w:r>
         <w:rPr>
           <w:lang w:val="es_ES" w:bidi="es_ES"/>
         </w:rPr>
         <w:t xml:space="preserve">; </w:t>
       </w:r>
-      <w:hyperlink r:id="rId205">
-        <w:r>
-          <w:rPr>
-            <w:lang w:val="es_ES" w:bidi="es_ES"/>
-          </w:rPr>
-          <w:rPr>
-            <w:color w:val="0000EE"/>
-            <w:u w:val="single"/>
-          </w:rPr>
-          <w:t>3:8</w:t>
-        </w:r>
-      </w:hyperlink>
+      <w:r>
+        <w:rPr>
+          <w:lang w:val="es_ES" w:bidi="es_ES"/>
+        </w:rPr>
+        <w:t>3:8</w:t>
+      </w:r>
       <w:r>
         <w:rPr>
           <w:lang w:val="es_ES" w:bidi="es_ES"/>
         </w:rPr>
         <w:t xml:space="preserve">; </w:t>
       </w:r>
-      <w:hyperlink r:id="rId316">
-        <w:r>
-          <w:rPr>
-            <w:lang w:val="es_ES" w:bidi="es_ES"/>
-          </w:rPr>
-          <w:rPr>
-            <w:color w:val="0000EE"/>
-            <w:u w:val="single"/>
-          </w:rPr>
-          <w:t>4:8</w:t>
-        </w:r>
-      </w:hyperlink>
+      <w:r>
+        <w:rPr>
+          <w:lang w:val="es_ES" w:bidi="es_ES"/>
+        </w:rPr>
+        <w:t>4:8</w:t>
+      </w:r>
       <w:r>
         <w:rPr>
           <w:lang w:val="es_ES" w:bidi="es_ES"/>
         </w:rPr>
         <w:t xml:space="preserve">; </w:t>
       </w:r>
-      <w:hyperlink r:id="rId113">
-        <w:r>
-          <w:rPr>
-            <w:lang w:val="es_ES" w:bidi="es_ES"/>
-          </w:rPr>
-          <w:rPr>
-            <w:color w:val="0000EE"/>
-            <w:u w:val="single"/>
-          </w:rPr>
-          <w:t>6:3</w:t>
-        </w:r>
-      </w:hyperlink>
+      <w:r>
+        <w:rPr>
+          <w:lang w:val="es_ES" w:bidi="es_ES"/>
+        </w:rPr>
+        <w:t>6:3</w:t>
+      </w:r>
       <w:r>
         <w:rPr>
           <w:lang w:val="es_ES" w:bidi="es_ES"/>
         </w:rPr>
         <w:t xml:space="preserve">; ver también </w:t>
       </w:r>
-      <w:hyperlink r:id="rId317">
-        <w:r>
-          <w:rPr>
-            <w:lang w:val="es_ES" w:bidi="es_ES"/>
-          </w:rPr>
-          <w:rPr>
-            <w:color w:val="0000EE"/>
-            <w:u w:val="single"/>
-          </w:rPr>
-          <w:t>2 Tm 3:2</w:t>
-        </w:r>
-      </w:hyperlink>
+      <w:r>
+        <w:rPr>
+          <w:lang w:val="es_ES" w:bidi="es_ES"/>
+        </w:rPr>
+        <w:t>2 Tm 3:2</w:t>
+      </w:r>
       <w:r>
         <w:rPr>
           <w:lang w:val="es_ES" w:bidi="es_ES"/>
         </w:rPr>
         <w:t xml:space="preserve">; </w:t>
       </w:r>
-      <w:hyperlink r:id="rId318">
-        <w:r>
-          <w:rPr>
-            <w:lang w:val="es_ES" w:bidi="es_ES"/>
-          </w:rPr>
-          <w:rPr>
-            <w:color w:val="0000EE"/>
-            <w:u w:val="single"/>
-          </w:rPr>
-          <w:t>Hc 8:9–25</w:t>
-        </w:r>
-      </w:hyperlink>
+      <w:r>
+        <w:rPr>
+          <w:lang w:val="es_ES" w:bidi="es_ES"/>
+        </w:rPr>
+        <w:t>Hc 8:9–25</w:t>
+      </w:r>
       <w:r>
         <w:rPr>
           <w:lang w:val="es_ES" w:bidi="es_ES"/>
         </w:rPr>
         <w:t>): No está claro cómo estos falsos maestros pensaban que se beneficiarían. En la cultura más amplia había muchos maestros itinerantes que eran pagos por enseñar. El abuso era común y a menudo merecía la acusación de que la enseñanza de alguien era por "ganancia y gloria". Quizás los falsos maestros de 1 Timoteo estaban trayendo esta práctica a la iglesia o defendiendo alguna versión de un evangelio de la prosperidad. Parecen haber tenido influencia sobre los creyentes ricos (</w:t>
       </w:r>
-      <w:hyperlink r:id="rId137">
-        <w:r>
-          <w:rPr>
-            <w:lang w:val="es_ES" w:bidi="es_ES"/>
-          </w:rPr>
-          <w:rPr>
-            <w:color w:val="0000EE"/>
-            <w:u w:val="single"/>
-          </w:rPr>
-          <w:t>1 Tm 6:17–19</w:t>
-        </w:r>
-      </w:hyperlink>
+      <w:r>
+        <w:rPr>
+          <w:lang w:val="es_ES" w:bidi="es_ES"/>
+        </w:rPr>
+        <w:t>1 Tm 6:17–19</w:t>
+      </w:r>
       <w:r>
         <w:rPr>
           <w:lang w:val="es_ES" w:bidi="es_ES"/>
         </w:rPr>
         <w:t>), y posiblemente sobre las mujeres en particular (</w:t>
       </w:r>
-      <w:hyperlink r:id="rId319">
-        <w:r>
-          <w:rPr>
-            <w:lang w:val="es_ES" w:bidi="es_ES"/>
-          </w:rPr>
-          <w:rPr>
-            <w:color w:val="0000EE"/>
-            <w:u w:val="single"/>
-          </w:rPr>
-          <w:t>2:9</w:t>
-        </w:r>
-      </w:hyperlink>
+      <w:r>
+        <w:rPr>
+          <w:lang w:val="es_ES" w:bidi="es_ES"/>
+        </w:rPr>
+        <w:t>2:9</w:t>
+      </w:r>
       <w:r>
         <w:rPr>
           <w:lang w:val="es_ES" w:bidi="es_ES"/>
         </w:rPr>
         <w:t xml:space="preserve">; </w:t>
       </w:r>
-      <w:hyperlink r:id="rId280">
-        <w:r>
-          <w:rPr>
-            <w:lang w:val="es_ES" w:bidi="es_ES"/>
-          </w:rPr>
-          <w:rPr>
-            <w:color w:val="0000EE"/>
-            <w:u w:val="single"/>
-          </w:rPr>
-          <w:t>5:6</w:t>
-        </w:r>
-      </w:hyperlink>
+      <w:r>
+        <w:rPr>
+          <w:lang w:val="es_ES" w:bidi="es_ES"/>
+        </w:rPr>
+        <w:t>5:6</w:t>
+      </w:r>
       <w:r>
         <w:rPr>
           <w:lang w:val="es_ES" w:bidi="es_ES"/>
@@ -11146,90 +8992,60 @@
         </w:rPr>
         <w:t xml:space="preserve">: Esto no es solo una perspectiva filosófica, sino una verdadera dependencia de la suficiencia de Cristo. Ver </w:t>
       </w:r>
-      <w:hyperlink r:id="rId316">
-        <w:r>
-          <w:rPr>
-            <w:lang w:val="es_ES" w:bidi="es_ES"/>
-          </w:rPr>
-          <w:rPr>
-            <w:color w:val="0000EE"/>
-            <w:u w:val="single"/>
-          </w:rPr>
-          <w:t>4:8</w:t>
-        </w:r>
-      </w:hyperlink>
+      <w:r>
+        <w:rPr>
+          <w:lang w:val="es_ES" w:bidi="es_ES"/>
+        </w:rPr>
+        <w:t>4:8</w:t>
+      </w:r>
       <w:r>
         <w:rPr>
           <w:lang w:val="es_ES" w:bidi="es_ES"/>
         </w:rPr>
         <w:t xml:space="preserve">; </w:t>
       </w:r>
-      <w:hyperlink r:id="rId320">
-        <w:r>
-          <w:rPr>
-            <w:lang w:val="es_ES" w:bidi="es_ES"/>
-          </w:rPr>
-          <w:rPr>
-            <w:color w:val="0000EE"/>
-            <w:u w:val="single"/>
-          </w:rPr>
-          <w:t>2 Co 9:8</w:t>
-        </w:r>
-      </w:hyperlink>
+      <w:r>
+        <w:rPr>
+          <w:lang w:val="es_ES" w:bidi="es_ES"/>
+        </w:rPr>
+        <w:t>2 Co 9:8</w:t>
+      </w:r>
       <w:r>
         <w:rPr>
           <w:lang w:val="es_ES" w:bidi="es_ES"/>
         </w:rPr>
         <w:t xml:space="preserve">; </w:t>
       </w:r>
-      <w:hyperlink r:id="rId321">
-        <w:r>
-          <w:rPr>
-            <w:lang w:val="es_ES" w:bidi="es_ES"/>
-          </w:rPr>
-          <w:rPr>
-            <w:color w:val="0000EE"/>
-            <w:u w:val="single"/>
-          </w:rPr>
-          <w:t>12:7–10;</w:t>
-        </w:r>
-      </w:hyperlink>
+      <w:r>
+        <w:rPr>
+          <w:lang w:val="es_ES" w:bidi="es_ES"/>
+        </w:rPr>
+        <w:t>12:7–10;</w:t>
+      </w:r>
       <w:r>
         <w:rPr>
           <w:lang w:val="es_ES" w:bidi="es_ES"/>
         </w:rPr>
         <w:t xml:space="preserve"> </w:t>
       </w:r>
-      <w:hyperlink r:id="rId322">
-        <w:r>
-          <w:rPr>
-            <w:lang w:val="es_ES" w:bidi="es_ES"/>
-          </w:rPr>
-          <w:rPr>
-            <w:color w:val="0000EE"/>
-            <w:u w:val="single"/>
-          </w:rPr>
-          <w:t>Fil 4:10–13;</w:t>
-        </w:r>
-      </w:hyperlink>
+      <w:r>
+        <w:rPr>
+          <w:lang w:val="es_ES" w:bidi="es_ES"/>
+        </w:rPr>
+        <w:t>Fil 4:10–13;</w:t>
+      </w:r>
       <w:r>
         <w:rPr>
           <w:lang w:val="es_ES" w:bidi="es_ES"/>
         </w:rPr>
         <w:t xml:space="preserve"> </w:t>
       </w:r>
-      <w:hyperlink r:id="rId323">
-        <w:r>
-          <w:rPr>
-            <w:lang w:val="es_ES" w:bidi="es_ES"/>
-          </w:rPr>
-          <w:rPr>
-            <w:color w:val="0000EE"/>
-            <w:u w:val="single"/>
-          </w:rPr>
-          <w:t>Hb 13:5</w:t>
-        </w:r>
-      </w:hyperlink>
+      <w:r>
+        <w:rPr>
+          <w:lang w:val="es_ES" w:bidi="es_ES"/>
+        </w:rPr>
+        <w:t>Hb 13:5</w:t>
+      </w:r>
       <w:r>
         <w:rPr>
           <w:lang w:val="es_ES" w:bidi="es_ES"/>
@@ -11332,18 +9148,12 @@
         </w:rPr>
         <w:t xml:space="preserve">La promesa de la vida eterna modera el atractivo de la riqueza (cf. </w:t>
       </w:r>
-      <w:hyperlink r:id="rId324">
-        <w:r>
-          <w:rPr>
-            <w:lang w:val="es_ES" w:bidi="es_ES"/>
-          </w:rPr>
-          <w:rPr>
-            <w:color w:val="0000EE"/>
-            <w:u w:val="single"/>
-          </w:rPr>
-          <w:t>6:19</w:t>
-        </w:r>
-      </w:hyperlink>
+      <w:r>
+        <w:rPr>
+          <w:lang w:val="es_ES" w:bidi="es_ES"/>
+        </w:rPr>
+        <w:t>6:19</w:t>
+      </w:r>
       <w:r>
         <w:rPr>
           <w:lang w:val="es_ES" w:bidi="es_ES"/>
@@ -11398,90 +9208,60 @@
         </w:rPr>
         <w:t xml:space="preserve">Pablo enfatiza la naturaleza histórica de la obra mediadora de Cristo (ver </w:t>
       </w:r>
-      <w:hyperlink r:id="rId325">
-        <w:r>
-          <w:rPr>
-            <w:lang w:val="es_ES" w:bidi="es_ES"/>
-          </w:rPr>
-          <w:rPr>
-            <w:color w:val="0000EE"/>
-            <w:u w:val="single"/>
-          </w:rPr>
-          <w:t>2:5–6</w:t>
-        </w:r>
-      </w:hyperlink>
+      <w:r>
+        <w:rPr>
+          <w:lang w:val="es_ES" w:bidi="es_ES"/>
+        </w:rPr>
+        <w:t>2:5–6</w:t>
+      </w:r>
       <w:r>
         <w:rPr>
           <w:lang w:val="es_ES" w:bidi="es_ES"/>
         </w:rPr>
         <w:t>). El testimonio de Cristo Jesús en su juicio ante Poncio Pilato (</w:t>
       </w:r>
-      <w:hyperlink r:id="rId326">
-        <w:r>
-          <w:rPr>
-            <w:lang w:val="es_ES" w:bidi="es_ES"/>
-          </w:rPr>
-          <w:rPr>
-            <w:color w:val="0000EE"/>
-            <w:u w:val="single"/>
-          </w:rPr>
-          <w:t>Mt 27:11–14</w:t>
-        </w:r>
-      </w:hyperlink>
+      <w:r>
+        <w:rPr>
+          <w:lang w:val="es_ES" w:bidi="es_ES"/>
+        </w:rPr>
+        <w:t>Mt 27:11–14</w:t>
+      </w:r>
       <w:r>
         <w:rPr>
           <w:lang w:val="es_ES" w:bidi="es_ES"/>
         </w:rPr>
         <w:t xml:space="preserve">, </w:t>
       </w:r>
-      <w:hyperlink r:id="rId327">
-        <w:r>
-          <w:rPr>
-            <w:lang w:val="es_ES" w:bidi="es_ES"/>
-          </w:rPr>
-          <w:rPr>
-            <w:color w:val="0000EE"/>
-            <w:u w:val="single"/>
-          </w:rPr>
-          <w:t>Lc 23:1–4</w:t>
-        </w:r>
-      </w:hyperlink>
+      <w:r>
+        <w:rPr>
+          <w:lang w:val="es_ES" w:bidi="es_ES"/>
+        </w:rPr>
+        <w:t>Lc 23:1–4</w:t>
+      </w:r>
       <w:r>
         <w:rPr>
           <w:lang w:val="es_ES" w:bidi="es_ES"/>
         </w:rPr>
         <w:t xml:space="preserve">, </w:t>
       </w:r>
-      <w:hyperlink r:id="rId328">
-        <w:r>
-          <w:rPr>
-            <w:lang w:val="es_ES" w:bidi="es_ES"/>
-          </w:rPr>
-          <w:rPr>
-            <w:color w:val="0000EE"/>
-            <w:u w:val="single"/>
-          </w:rPr>
-          <w:t>Jn 18:33–38</w:t>
-        </w:r>
-      </w:hyperlink>
+      <w:r>
+        <w:rPr>
+          <w:lang w:val="es_ES" w:bidi="es_ES"/>
+        </w:rPr>
+        <w:t>Jn 18:33–38</w:t>
+      </w:r>
       <w:r>
         <w:rPr>
           <w:lang w:val="es_ES" w:bidi="es_ES"/>
         </w:rPr>
         <w:t xml:space="preserve">; </w:t>
       </w:r>
-      <w:hyperlink r:id="rId329">
-        <w:r>
-          <w:rPr>
-            <w:lang w:val="es_ES" w:bidi="es_ES"/>
-          </w:rPr>
-          <w:rPr>
-            <w:color w:val="0000EE"/>
-            <w:u w:val="single"/>
-          </w:rPr>
-          <w:t>19:9–11</w:t>
-        </w:r>
-      </w:hyperlink>
+      <w:r>
+        <w:rPr>
+          <w:lang w:val="es_ES" w:bidi="es_ES"/>
+        </w:rPr>
+        <w:t>19:9–11</w:t>
+      </w:r>
       <w:r>
         <w:rPr>
           <w:lang w:val="es_ES" w:bidi="es_ES"/>
@@ -11542,90 +9322,60 @@
         </w:rPr>
         <w:t>: Las venidas de Cristo, tanto pasadas (</w:t>
       </w:r>
-      <w:hyperlink r:id="rId330">
-        <w:r>
-          <w:rPr>
-            <w:lang w:val="es_ES" w:bidi="es_ES"/>
-          </w:rPr>
-          <w:rPr>
-            <w:color w:val="0000EE"/>
-            <w:u w:val="single"/>
-          </w:rPr>
-          <w:t>2 Tm 1:10;</w:t>
-        </w:r>
-      </w:hyperlink>
+      <w:r>
+        <w:rPr>
+          <w:lang w:val="es_ES" w:bidi="es_ES"/>
+        </w:rPr>
+        <w:t>2 Tm 1:10;</w:t>
+      </w:r>
       <w:r>
         <w:rPr>
           <w:lang w:val="es_ES" w:bidi="es_ES"/>
         </w:rPr>
         <w:t xml:space="preserve"> </w:t>
       </w:r>
-      <w:hyperlink r:id="rId331">
-        <w:r>
-          <w:rPr>
-            <w:lang w:val="es_ES" w:bidi="es_ES"/>
-          </w:rPr>
-          <w:rPr>
-            <w:color w:val="0000EE"/>
-            <w:u w:val="single"/>
-          </w:rPr>
-          <w:t>Tt 2:11</w:t>
-        </w:r>
-      </w:hyperlink>
+      <w:r>
+        <w:rPr>
+          <w:lang w:val="es_ES" w:bidi="es_ES"/>
+        </w:rPr>
+        <w:t>Tt 2:11</w:t>
+      </w:r>
       <w:r>
         <w:rPr>
           <w:lang w:val="es_ES" w:bidi="es_ES"/>
         </w:rPr>
         <w:t>) como futuras (</w:t>
       </w:r>
-      <w:hyperlink r:id="rId332">
-        <w:r>
-          <w:rPr>
-            <w:lang w:val="es_ES" w:bidi="es_ES"/>
-          </w:rPr>
-          <w:rPr>
-            <w:color w:val="0000EE"/>
-            <w:u w:val="single"/>
-          </w:rPr>
-          <w:t>2 Tm 4:1</w:t>
-        </w:r>
-      </w:hyperlink>
+      <w:r>
+        <w:rPr>
+          <w:lang w:val="es_ES" w:bidi="es_ES"/>
+        </w:rPr>
+        <w:t>2 Tm 4:1</w:t>
+      </w:r>
       <w:r>
         <w:rPr>
           <w:lang w:val="es_ES" w:bidi="es_ES"/>
         </w:rPr>
         <w:t>,</w:t>
       </w:r>
-      <w:hyperlink r:id="rId333">
-        <w:r>
-          <w:rPr>
-            <w:lang w:val="es_ES" w:bidi="es_ES"/>
-          </w:rPr>
-          <w:rPr>
-            <w:color w:val="0000EE"/>
-            <w:u w:val="single"/>
-          </w:rPr>
-          <w:t>8;</w:t>
-        </w:r>
-      </w:hyperlink>
+      <w:r>
+        <w:rPr>
+          <w:lang w:val="es_ES" w:bidi="es_ES"/>
+        </w:rPr>
+        <w:t>8;</w:t>
+      </w:r>
       <w:r>
         <w:rPr>
           <w:lang w:val="es_ES" w:bidi="es_ES"/>
         </w:rPr>
         <w:t xml:space="preserve"> </w:t>
       </w:r>
-      <w:hyperlink r:id="rId18">
-        <w:r>
-          <w:rPr>
-            <w:lang w:val="es_ES" w:bidi="es_ES"/>
-          </w:rPr>
-          <w:rPr>
-            <w:color w:val="0000EE"/>
-            <w:u w:val="single"/>
-          </w:rPr>
-          <w:t>Tt 2:13</w:t>
-        </w:r>
-      </w:hyperlink>
+      <w:r>
+        <w:rPr>
+          <w:lang w:val="es_ES" w:bidi="es_ES"/>
+        </w:rPr>
+        <w:t>Tt 2:13</w:t>
+      </w:r>
       <w:r>
         <w:rPr>
           <w:lang w:val="es_ES" w:bidi="es_ES"/>
@@ -11645,90 +9395,60 @@
         </w:rPr>
         <w:t xml:space="preserve"> es una intervención divina en un momento histórico particular. La iglesia está posicionada entre estas apariciones pasadas y futuras de Cristo. La primera epifanía salvadora de Cristo hizo posible una nueva vida; su futura epifanía logrará la salvación final. Aunque el presente es malo (los “últimos tiempos,” </w:t>
       </w:r>
-      <w:hyperlink r:id="rId334">
-        <w:r>
-          <w:rPr>
-            <w:lang w:val="es_ES" w:bidi="es_ES"/>
-          </w:rPr>
-          <w:rPr>
-            <w:color w:val="0000EE"/>
-            <w:u w:val="single"/>
-          </w:rPr>
-          <w:t>1 Tm 4:1–3;</w:t>
-        </w:r>
-      </w:hyperlink>
+      <w:r>
+        <w:rPr>
+          <w:lang w:val="es_ES" w:bidi="es_ES"/>
+        </w:rPr>
+        <w:t>1 Tm 4:1–3;</w:t>
+      </w:r>
       <w:r>
         <w:rPr>
           <w:lang w:val="es_ES" w:bidi="es_ES"/>
         </w:rPr>
         <w:t xml:space="preserve"> </w:t>
       </w:r>
-      <w:hyperlink r:id="rId335">
-        <w:r>
-          <w:rPr>
-            <w:lang w:val="es_ES" w:bidi="es_ES"/>
-          </w:rPr>
-          <w:rPr>
-            <w:color w:val="0000EE"/>
-            <w:u w:val="single"/>
-          </w:rPr>
-          <w:t>2 Tm 3:1–9</w:t>
-        </w:r>
-      </w:hyperlink>
+      <w:r>
+        <w:rPr>
+          <w:lang w:val="es_ES" w:bidi="es_ES"/>
+        </w:rPr>
+        <w:t>2 Tm 3:1–9</w:t>
+      </w:r>
       <w:r>
         <w:rPr>
           <w:lang w:val="es_ES" w:bidi="es_ES"/>
         </w:rPr>
         <w:t>), nuestra anticipación de la aparición de Cristo crea responsabilidad para vivir una vida piadosa en el presente. Por el contrario, los falsos maestros defendían comportamientos pecaminosos porque asumían que la resurrección ya había ocurrido (</w:t>
       </w:r>
-      <w:hyperlink r:id="rId311">
-        <w:r>
-          <w:rPr>
-            <w:lang w:val="es_ES" w:bidi="es_ES"/>
-          </w:rPr>
-          <w:rPr>
-            <w:color w:val="0000EE"/>
-            <w:u w:val="single"/>
-          </w:rPr>
-          <w:t>2 Tm 2:18</w:t>
-        </w:r>
-      </w:hyperlink>
+      <w:r>
+        <w:rPr>
+          <w:lang w:val="es_ES" w:bidi="es_ES"/>
+        </w:rPr>
+        <w:t>2 Tm 2:18</w:t>
+      </w:r>
       <w:r>
         <w:rPr>
           <w:lang w:val="es_ES" w:bidi="es_ES"/>
         </w:rPr>
         <w:t>). En respuesta, Pablo deja claro que la salvación ha comenzado pero aún no está completa. La conducta en el hogar de Dios requiere una vida responsable a la luz de la obra salvadora pasada, presente y futura de Cristo (</w:t>
       </w:r>
-      <w:hyperlink r:id="rId336">
-        <w:r>
-          <w:rPr>
-            <w:lang w:val="es_ES" w:bidi="es_ES"/>
-          </w:rPr>
-          <w:rPr>
-            <w:color w:val="0000EE"/>
-            <w:u w:val="single"/>
-          </w:rPr>
-          <w:t>1 Tm 3:15–16;</w:t>
-        </w:r>
-      </w:hyperlink>
+      <w:r>
+        <w:rPr>
+          <w:lang w:val="es_ES" w:bidi="es_ES"/>
+        </w:rPr>
+        <w:t>1 Tm 3:15–16;</w:t>
+      </w:r>
       <w:r>
         <w:rPr>
           <w:lang w:val="es_ES" w:bidi="es_ES"/>
         </w:rPr>
         <w:t xml:space="preserve"> </w:t>
       </w:r>
-      <w:hyperlink r:id="rId54">
-        <w:r>
-          <w:rPr>
-            <w:lang w:val="es_ES" w:bidi="es_ES"/>
-          </w:rPr>
-          <w:rPr>
-            <w:color w:val="0000EE"/>
-            <w:u w:val="single"/>
-          </w:rPr>
-          <w:t>Tt 2:11–14</w:t>
-        </w:r>
-      </w:hyperlink>
+      <w:r>
+        <w:rPr>
+          <w:lang w:val="es_ES" w:bidi="es_ES"/>
+        </w:rPr>
+        <w:t>Tt 2:11–14</w:t>
+      </w:r>
       <w:r>
         <w:rPr>
           <w:lang w:val="es_ES" w:bidi="es_ES"/>
@@ -11783,108 +9503,72 @@
         </w:rPr>
         <w:t xml:space="preserve">En el momento justo (cf. </w:t>
       </w:r>
-      <w:hyperlink r:id="rId337">
-        <w:r>
-          <w:rPr>
-            <w:lang w:val="es_ES" w:bidi="es_ES"/>
-          </w:rPr>
-          <w:rPr>
-            <w:color w:val="0000EE"/>
-            <w:u w:val="single"/>
-          </w:rPr>
-          <w:t>2:6</w:t>
-        </w:r>
-      </w:hyperlink>
+      <w:r>
+        <w:rPr>
+          <w:lang w:val="es_ES" w:bidi="es_ES"/>
+        </w:rPr>
+        <w:t>2:6</w:t>
+      </w:r>
       <w:r>
         <w:rPr>
           <w:lang w:val="es_ES" w:bidi="es_ES"/>
         </w:rPr>
         <w:t>), Dios completará la salvación prometida a nosotros antes de que el mundo comenzara (</w:t>
       </w:r>
-      <w:hyperlink r:id="rId338">
-        <w:r>
-          <w:rPr>
-            <w:lang w:val="es_ES" w:bidi="es_ES"/>
-          </w:rPr>
-          <w:rPr>
-            <w:color w:val="0000EE"/>
-            <w:u w:val="single"/>
-          </w:rPr>
-          <w:t>2 Tm 1:9</w:t>
-        </w:r>
-      </w:hyperlink>
+      <w:r>
+        <w:rPr>
+          <w:lang w:val="es_ES" w:bidi="es_ES"/>
+        </w:rPr>
+        <w:t>2 Tm 1:9</w:t>
+      </w:r>
       <w:r>
         <w:rPr>
           <w:lang w:val="es_ES" w:bidi="es_ES"/>
         </w:rPr>
         <w:t xml:space="preserve">, </w:t>
       </w:r>
-      <w:hyperlink r:id="rId339">
-        <w:r>
-          <w:rPr>
-            <w:lang w:val="es_ES" w:bidi="es_ES"/>
-          </w:rPr>
-          <w:rPr>
-            <w:color w:val="0000EE"/>
-            <w:u w:val="single"/>
-          </w:rPr>
-          <w:t>Tt 1:2</w:t>
-        </w:r>
-      </w:hyperlink>
+      <w:r>
+        <w:rPr>
+          <w:lang w:val="es_ES" w:bidi="es_ES"/>
+        </w:rPr>
+        <w:t>Tt 1:2</w:t>
+      </w:r>
       <w:r>
         <w:rPr>
           <w:lang w:val="es_ES" w:bidi="es_ES"/>
         </w:rPr>
         <w:t>), que Cristo realizó en su primera aparición (</w:t>
       </w:r>
-      <w:hyperlink r:id="rId337">
-        <w:r>
-          <w:rPr>
-            <w:lang w:val="es_ES" w:bidi="es_ES"/>
-          </w:rPr>
-          <w:rPr>
-            <w:color w:val="0000EE"/>
-            <w:u w:val="single"/>
-          </w:rPr>
-          <w:t>1 Tm 2:6</w:t>
-        </w:r>
-      </w:hyperlink>
+      <w:r>
+        <w:rPr>
+          <w:lang w:val="es_ES" w:bidi="es_ES"/>
+        </w:rPr>
+        <w:t>1 Tm 2:6</w:t>
+      </w:r>
       <w:r>
         <w:rPr>
           <w:lang w:val="es_ES" w:bidi="es_ES"/>
         </w:rPr>
         <w:t xml:space="preserve">, </w:t>
       </w:r>
-      <w:hyperlink r:id="rId340">
-        <w:r>
-          <w:rPr>
-            <w:lang w:val="es_ES" w:bidi="es_ES"/>
-          </w:rPr>
-          <w:rPr>
-            <w:color w:val="0000EE"/>
-            <w:u w:val="single"/>
-          </w:rPr>
-          <w:t>Tt 1:3</w:t>
-        </w:r>
-      </w:hyperlink>
+      <w:r>
+        <w:rPr>
+          <w:lang w:val="es_ES" w:bidi="es_ES"/>
+        </w:rPr>
+        <w:t>Tt 1:3</w:t>
+      </w:r>
       <w:r>
         <w:rPr>
           <w:lang w:val="es_ES" w:bidi="es_ES"/>
         </w:rPr>
         <w:t xml:space="preserve">). La obra salvadora de Cristo está posicionada dentro de los propósitos soberanos y eternos de Dios. Este pensamiento conduce naturalmente a la adoración de Dios nuestro Salvador (cf. </w:t>
       </w:r>
-      <w:hyperlink r:id="rId341">
-        <w:r>
-          <w:rPr>
-            <w:lang w:val="es_ES" w:bidi="es_ES"/>
-          </w:rPr>
-          <w:rPr>
-            <w:color w:val="0000EE"/>
-            <w:u w:val="single"/>
-          </w:rPr>
-          <w:t>1 Tm 1:17</w:t>
-        </w:r>
-      </w:hyperlink>
+      <w:r>
+        <w:rPr>
+          <w:lang w:val="es_ES" w:bidi="es_ES"/>
+        </w:rPr>
+        <w:t>1 Tm 1:17</w:t>
+      </w:r>
       <w:r>
         <w:rPr>
           <w:lang w:val="es_ES" w:bidi="es_ES"/>
@@ -11957,126 +9641,84 @@
         </w:rPr>
         <w:t>: la esperanza cristiana no conduce al ascetismo o al comunismo, sino a la gestión de recursos (</w:t>
       </w:r>
-      <w:hyperlink r:id="rId342">
-        <w:r>
-          <w:rPr>
-            <w:lang w:val="es_ES" w:bidi="es_ES"/>
-          </w:rPr>
-          <w:rPr>
-            <w:color w:val="0000EE"/>
-            <w:u w:val="single"/>
-          </w:rPr>
-          <w:t>Gn 1:28–30,</w:t>
-        </w:r>
-      </w:hyperlink>
+      <w:r>
+        <w:rPr>
+          <w:lang w:val="es_ES" w:bidi="es_ES"/>
+        </w:rPr>
+        <w:t>Gn 1:28–30,</w:t>
+      </w:r>
       <w:r>
         <w:rPr>
           <w:lang w:val="es_ES" w:bidi="es_ES"/>
         </w:rPr>
         <w:t xml:space="preserve"> </w:t>
       </w:r>
-      <w:hyperlink r:id="rId343">
-        <w:r>
-          <w:rPr>
-            <w:lang w:val="es_ES" w:bidi="es_ES"/>
-          </w:rPr>
-          <w:rPr>
-            <w:color w:val="0000EE"/>
-            <w:u w:val="single"/>
-          </w:rPr>
-          <w:t>2:15</w:t>
-        </w:r>
-      </w:hyperlink>
+      <w:r>
+        <w:rPr>
+          <w:lang w:val="es_ES" w:bidi="es_ES"/>
+        </w:rPr>
+        <w:t>2:15</w:t>
+      </w:r>
       <w:r>
         <w:rPr>
           <w:lang w:val="es_ES" w:bidi="es_ES"/>
         </w:rPr>
         <w:t xml:space="preserve">), que debemos usar para el disfrute (ver </w:t>
       </w:r>
-      <w:hyperlink r:id="rId344">
-        <w:r>
-          <w:rPr>
-            <w:lang w:val="es_ES" w:bidi="es_ES"/>
-          </w:rPr>
-          <w:rPr>
-            <w:color w:val="0000EE"/>
-            <w:u w:val="single"/>
-          </w:rPr>
-          <w:t>1 Tm 4:3–5;</w:t>
-        </w:r>
-      </w:hyperlink>
+      <w:r>
+        <w:rPr>
+          <w:lang w:val="es_ES" w:bidi="es_ES"/>
+        </w:rPr>
+        <w:t>1 Tm 4:3–5;</w:t>
+      </w:r>
       <w:r>
         <w:rPr>
           <w:lang w:val="es_ES" w:bidi="es_ES"/>
         </w:rPr>
         <w:t xml:space="preserve"> </w:t>
       </w:r>
-      <w:hyperlink r:id="rId345">
-        <w:r>
-          <w:rPr>
-            <w:lang w:val="es_ES" w:bidi="es_ES"/>
-          </w:rPr>
-          <w:rPr>
-            <w:color w:val="0000EE"/>
-            <w:u w:val="single"/>
-          </w:rPr>
-          <w:t>Sl 145:16;</w:t>
-        </w:r>
-      </w:hyperlink>
+      <w:r>
+        <w:rPr>
+          <w:lang w:val="es_ES" w:bidi="es_ES"/>
+        </w:rPr>
+        <w:t>Sl 145:16;</w:t>
+      </w:r>
       <w:r>
         <w:rPr>
           <w:lang w:val="es_ES" w:bidi="es_ES"/>
         </w:rPr>
         <w:t xml:space="preserve"> </w:t>
       </w:r>
-      <w:hyperlink r:id="rId346">
-        <w:r>
-          <w:rPr>
-            <w:lang w:val="es_ES" w:bidi="es_ES"/>
-          </w:rPr>
-          <w:rPr>
-            <w:color w:val="0000EE"/>
-            <w:u w:val="single"/>
-          </w:rPr>
-          <w:t>Hc 14:17</w:t>
-        </w:r>
-      </w:hyperlink>
+      <w:r>
+        <w:rPr>
+          <w:lang w:val="es_ES" w:bidi="es_ES"/>
+        </w:rPr>
+        <w:t>Hc 14:17</w:t>
+      </w:r>
       <w:r>
         <w:rPr>
           <w:lang w:val="es_ES" w:bidi="es_ES"/>
         </w:rPr>
         <w:t xml:space="preserve">) y para compartir el amor de Cristo con los demás (ver </w:t>
       </w:r>
-      <w:hyperlink r:id="rId347">
-        <w:r>
-          <w:rPr>
-            <w:lang w:val="es_ES" w:bidi="es_ES"/>
-          </w:rPr>
-          <w:rPr>
-            <w:color w:val="0000EE"/>
-            <w:u w:val="single"/>
-          </w:rPr>
-          <w:t>Lc 12:16–34;</w:t>
-        </w:r>
-      </w:hyperlink>
+      <w:r>
+        <w:rPr>
+          <w:lang w:val="es_ES" w:bidi="es_ES"/>
+        </w:rPr>
+        <w:t>Lc 12:16–34;</w:t>
+      </w:r>
       <w:r>
         <w:rPr>
           <w:lang w:val="es_ES" w:bidi="es_ES"/>
         </w:rPr>
         <w:t xml:space="preserve"> </w:t>
       </w:r>
-      <w:hyperlink r:id="rId348">
-        <w:r>
-          <w:rPr>
-            <w:lang w:val="es_ES" w:bidi="es_ES"/>
-          </w:rPr>
-          <w:rPr>
-            <w:color w:val="0000EE"/>
-            <w:u w:val="single"/>
-          </w:rPr>
-          <w:t>2 Co 8:1–9:15</w:t>
-        </w:r>
-      </w:hyperlink>
+      <w:r>
+        <w:rPr>
+          <w:lang w:val="es_ES" w:bidi="es_ES"/>
+        </w:rPr>
+        <w:t>2 Co 8:1–9:15</w:t>
+      </w:r>
       <w:r>
         <w:rPr>
           <w:lang w:val="es_ES" w:bidi="es_ES"/>
@@ -12131,54 +9773,36 @@
         </w:rPr>
         <w:t xml:space="preserve">A la luz de </w:t>
       </w:r>
-      <w:hyperlink r:id="rId349">
-        <w:r>
-          <w:rPr>
-            <w:lang w:val="es_ES" w:bidi="es_ES"/>
-          </w:rPr>
-          <w:rPr>
-            <w:color w:val="0000EE"/>
-            <w:u w:val="single"/>
-          </w:rPr>
-          <w:t>6:11–16</w:t>
-        </w:r>
-      </w:hyperlink>
+      <w:r>
+        <w:rPr>
+          <w:lang w:val="es_ES" w:bidi="es_ES"/>
+        </w:rPr>
+        <w:t>6:11–16</w:t>
+      </w:r>
       <w:r>
         <w:rPr>
           <w:lang w:val="es_ES" w:bidi="es_ES"/>
         </w:rPr>
         <w:t>, es una locura atesorar la riqueza transitoria de esta era (</w:t>
       </w:r>
-      <w:hyperlink r:id="rId350">
-        <w:r>
-          <w:rPr>
-            <w:lang w:val="es_ES" w:bidi="es_ES"/>
-          </w:rPr>
-          <w:rPr>
-            <w:color w:val="0000EE"/>
-            <w:u w:val="single"/>
-          </w:rPr>
-          <w:t>St 5:3</w:t>
-        </w:r>
-      </w:hyperlink>
+      <w:r>
+        <w:rPr>
+          <w:lang w:val="es_ES" w:bidi="es_ES"/>
+        </w:rPr>
+        <w:t>St 5:3</w:t>
+      </w:r>
       <w:r>
         <w:rPr>
           <w:lang w:val="es_ES" w:bidi="es_ES"/>
         </w:rPr>
         <w:t xml:space="preserve">). Es mejor acumular tesoros para la era venidera mediante la confianza en Dios y siendo ricos en buenas obras y generosos en amor por los demás (ver </w:t>
       </w:r>
-      <w:hyperlink r:id="rId351">
-        <w:r>
-          <w:rPr>
-            <w:lang w:val="es_ES" w:bidi="es_ES"/>
-          </w:rPr>
-          <w:rPr>
-            <w:color w:val="0000EE"/>
-            <w:u w:val="single"/>
-          </w:rPr>
-          <w:t>1 Tm 1:5</w:t>
-        </w:r>
-      </w:hyperlink>
+      <w:r>
+        <w:rPr>
+          <w:lang w:val="es_ES" w:bidi="es_ES"/>
+        </w:rPr>
+        <w:t>1 Tm 1:5</w:t>
+      </w:r>
       <w:r>
         <w:rPr>
           <w:lang w:val="es_ES" w:bidi="es_ES"/>
@@ -12252,216 +9876,144 @@
         </w:rPr>
         <w:t>): Las Buenas Nuevas son un depósito confiado a la iglesia y sus líderes para su custodia (</w:t>
       </w:r>
-      <w:hyperlink r:id="rId13">
-        <w:r>
-          <w:rPr>
-            <w:lang w:val="es_ES" w:bidi="es_ES"/>
-          </w:rPr>
-          <w:rPr>
-            <w:color w:val="0000EE"/>
-            <w:u w:val="single"/>
-          </w:rPr>
-          <w:t>1:15,</w:t>
-        </w:r>
-      </w:hyperlink>
+      <w:r>
+        <w:rPr>
+          <w:lang w:val="es_ES" w:bidi="es_ES"/>
+        </w:rPr>
+        <w:t>1:15,</w:t>
+      </w:r>
       <w:r>
         <w:rPr>
           <w:lang w:val="es_ES" w:bidi="es_ES"/>
         </w:rPr>
         <w:t xml:space="preserve"> </w:t>
       </w:r>
-      <w:hyperlink r:id="rId325">
-        <w:r>
-          <w:rPr>
-            <w:lang w:val="es_ES" w:bidi="es_ES"/>
-          </w:rPr>
-          <w:rPr>
-            <w:color w:val="0000EE"/>
-            <w:u w:val="single"/>
-          </w:rPr>
-          <w:t>2:5–6,</w:t>
-        </w:r>
-      </w:hyperlink>
+      <w:r>
+        <w:rPr>
+          <w:lang w:val="es_ES" w:bidi="es_ES"/>
+        </w:rPr>
+        <w:t>2:5–6,</w:t>
+      </w:r>
       <w:r>
         <w:rPr>
           <w:lang w:val="es_ES" w:bidi="es_ES"/>
         </w:rPr>
         <w:t xml:space="preserve"> </w:t>
       </w:r>
-      <w:hyperlink r:id="rId110">
-        <w:r>
-          <w:rPr>
-            <w:lang w:val="es_ES" w:bidi="es_ES"/>
-          </w:rPr>
-          <w:rPr>
-            <w:color w:val="0000EE"/>
-            <w:u w:val="single"/>
-          </w:rPr>
-          <w:t>3:16</w:t>
-        </w:r>
-      </w:hyperlink>
+      <w:r>
+        <w:rPr>
+          <w:lang w:val="es_ES" w:bidi="es_ES"/>
+        </w:rPr>
+        <w:t>3:16</w:t>
+      </w:r>
       <w:r>
         <w:rPr>
           <w:lang w:val="es_ES" w:bidi="es_ES"/>
         </w:rPr>
         <w:t>). Abarca todo el patrón de conducta que se deriva de ello (</w:t>
       </w:r>
-      <w:hyperlink r:id="rId352">
-        <w:r>
-          <w:rPr>
-            <w:lang w:val="es_ES" w:bidi="es_ES"/>
-          </w:rPr>
-          <w:rPr>
-            <w:color w:val="0000EE"/>
-            <w:u w:val="single"/>
-          </w:rPr>
-          <w:t>2 Tm 1:13–14,</w:t>
-        </w:r>
-      </w:hyperlink>
+      <w:r>
+        <w:rPr>
+          <w:lang w:val="es_ES" w:bidi="es_ES"/>
+        </w:rPr>
+        <w:t>2 Tm 1:13–14,</w:t>
+      </w:r>
       <w:r>
         <w:rPr>
           <w:lang w:val="es_ES" w:bidi="es_ES"/>
         </w:rPr>
         <w:t xml:space="preserve"> </w:t>
       </w:r>
-      <w:hyperlink r:id="rId240">
-        <w:r>
-          <w:rPr>
-            <w:lang w:val="es_ES" w:bidi="es_ES"/>
-          </w:rPr>
-          <w:rPr>
-            <w:color w:val="0000EE"/>
-            <w:u w:val="single"/>
-          </w:rPr>
-          <w:t>3:10–11</w:t>
-        </w:r>
-      </w:hyperlink>
+      <w:r>
+        <w:rPr>
+          <w:lang w:val="es_ES" w:bidi="es_ES"/>
+        </w:rPr>
+        <w:t>3:10–11</w:t>
+      </w:r>
       <w:r>
         <w:rPr>
           <w:lang w:val="es_ES" w:bidi="es_ES"/>
         </w:rPr>
         <w:t>). Estabiliza y purifica a la iglesia cuando es sacudida por falsificaciones en el entorno contaminado de tiempos difíciles (</w:t>
       </w:r>
-      <w:hyperlink r:id="rId353">
-        <w:r>
-          <w:rPr>
-            <w:lang w:val="es_ES" w:bidi="es_ES"/>
-          </w:rPr>
-          <w:rPr>
-            <w:color w:val="0000EE"/>
-            <w:u w:val="single"/>
-          </w:rPr>
-          <w:t>2 Tm 3:1</w:t>
-        </w:r>
-      </w:hyperlink>
+      <w:r>
+        <w:rPr>
+          <w:lang w:val="es_ES" w:bidi="es_ES"/>
+        </w:rPr>
+        <w:t>2 Tm 3:1</w:t>
+      </w:r>
       <w:r>
         <w:rPr>
           <w:lang w:val="es_ES" w:bidi="es_ES"/>
         </w:rPr>
         <w:t xml:space="preserve">). El depósito pertenece a la “tradición” de la iglesia (ver </w:t>
       </w:r>
-      <w:hyperlink r:id="rId354">
-        <w:r>
-          <w:rPr>
-            <w:lang w:val="es_ES" w:bidi="es_ES"/>
-          </w:rPr>
-          <w:rPr>
-            <w:color w:val="0000EE"/>
-            <w:u w:val="single"/>
-          </w:rPr>
-          <w:t>2 Tm 2:2;</w:t>
-        </w:r>
-      </w:hyperlink>
+      <w:r>
+        <w:rPr>
+          <w:lang w:val="es_ES" w:bidi="es_ES"/>
+        </w:rPr>
+        <w:t>2 Tm 2:2;</w:t>
+      </w:r>
       <w:r>
         <w:rPr>
           <w:lang w:val="es_ES" w:bidi="es_ES"/>
         </w:rPr>
         <w:t xml:space="preserve"> </w:t>
       </w:r>
-      <w:hyperlink r:id="rId355">
-        <w:r>
-          <w:rPr>
-            <w:lang w:val="es_ES" w:bidi="es_ES"/>
-          </w:rPr>
-          <w:rPr>
-            <w:color w:val="0000EE"/>
-            <w:u w:val="single"/>
-          </w:rPr>
-          <w:t>1 Co 11:23–25,</w:t>
-        </w:r>
-      </w:hyperlink>
+      <w:r>
+        <w:rPr>
+          <w:lang w:val="es_ES" w:bidi="es_ES"/>
+        </w:rPr>
+        <w:t>1 Co 11:23–25,</w:t>
+      </w:r>
       <w:r>
         <w:rPr>
           <w:lang w:val="es_ES" w:bidi="es_ES"/>
         </w:rPr>
         <w:t xml:space="preserve"> </w:t>
       </w:r>
-      <w:hyperlink r:id="rId356">
-        <w:r>
-          <w:rPr>
-            <w:lang w:val="es_ES" w:bidi="es_ES"/>
-          </w:rPr>
-          <w:rPr>
-            <w:color w:val="0000EE"/>
-            <w:u w:val="single"/>
-          </w:rPr>
-          <w:t>15:1–8;</w:t>
-        </w:r>
-      </w:hyperlink>
+      <w:r>
+        <w:rPr>
+          <w:lang w:val="es_ES" w:bidi="es_ES"/>
+        </w:rPr>
+        <w:t>15:1–8;</w:t>
+      </w:r>
       <w:r>
         <w:rPr>
           <w:lang w:val="es_ES" w:bidi="es_ES"/>
         </w:rPr>
         <w:t xml:space="preserve"> </w:t>
       </w:r>
-      <w:hyperlink r:id="rId357">
-        <w:r>
-          <w:rPr>
-            <w:lang w:val="es_ES" w:bidi="es_ES"/>
-          </w:rPr>
-          <w:rPr>
-            <w:color w:val="0000EE"/>
-            <w:u w:val="single"/>
-          </w:rPr>
-          <w:t>2 Ts 2:15,</w:t>
-        </w:r>
-      </w:hyperlink>
+      <w:r>
+        <w:rPr>
+          <w:lang w:val="es_ES" w:bidi="es_ES"/>
+        </w:rPr>
+        <w:t>2 Ts 2:15,</w:t>
+      </w:r>
       <w:r>
         <w:rPr>
           <w:lang w:val="es_ES" w:bidi="es_ES"/>
         </w:rPr>
         <w:t xml:space="preserve"> </w:t>
       </w:r>
-      <w:hyperlink r:id="rId358">
-        <w:r>
-          <w:rPr>
-            <w:lang w:val="es_ES" w:bidi="es_ES"/>
-          </w:rPr>
-          <w:rPr>
-            <w:color w:val="0000EE"/>
-            <w:u w:val="single"/>
-          </w:rPr>
-          <w:t>3:6</w:t>
-        </w:r>
-      </w:hyperlink>
+      <w:r>
+        <w:rPr>
+          <w:lang w:val="es_ES" w:bidi="es_ES"/>
+        </w:rPr>
+        <w:t>3:6</w:t>
+      </w:r>
       <w:r>
         <w:rPr>
           <w:lang w:val="es_ES" w:bidi="es_ES"/>
         </w:rPr>
         <w:t xml:space="preserve">). Requiere interpretación creativa y fiel para enfrentar circunstancias y problemas cambiantes (ver </w:t>
       </w:r>
-      <w:hyperlink r:id="rId359">
-        <w:r>
-          <w:rPr>
-            <w:lang w:val="es_ES" w:bidi="es_ES"/>
-          </w:rPr>
-          <w:rPr>
-            <w:color w:val="0000EE"/>
-            <w:u w:val="single"/>
-          </w:rPr>
-          <w:t>2 Tm 1:12–14</w:t>
-        </w:r>
-      </w:hyperlink>
+      <w:r>
+        <w:rPr>
+          <w:lang w:val="es_ES" w:bidi="es_ES"/>
+        </w:rPr>
+        <w:t>2 Tm 1:12–14</w:t>
+      </w:r>
       <w:r>
         <w:rPr>
           <w:lang w:val="es_ES" w:bidi="es_ES"/>
@@ -12516,36 +10068,24 @@
         </w:rPr>
         <w:t xml:space="preserve">Esta breve pero contundente exhortación resume y muestra la importancia de la tarea de Timoteo en Éfeso (cf. </w:t>
       </w:r>
-      <w:hyperlink r:id="rId67">
-        <w:r>
-          <w:rPr>
-            <w:lang w:val="es_ES" w:bidi="es_ES"/>
-          </w:rPr>
-          <w:rPr>
-            <w:color w:val="0000EE"/>
-            <w:u w:val="single"/>
-          </w:rPr>
-          <w:t>1:18–20</w:t>
-        </w:r>
-      </w:hyperlink>
+      <w:r>
+        <w:rPr>
+          <w:lang w:val="es_ES" w:bidi="es_ES"/>
+        </w:rPr>
+        <w:t>1:18–20</w:t>
+      </w:r>
       <w:r>
         <w:rPr>
           <w:lang w:val="es_ES" w:bidi="es_ES"/>
         </w:rPr>
         <w:t xml:space="preserve">, </w:t>
       </w:r>
-      <w:hyperlink r:id="rId352">
-        <w:r>
-          <w:rPr>
-            <w:lang w:val="es_ES" w:bidi="es_ES"/>
-          </w:rPr>
-          <w:rPr>
-            <w:color w:val="0000EE"/>
-            <w:u w:val="single"/>
-          </w:rPr>
-          <w:t>2 Tm 1:13–14</w:t>
-        </w:r>
-      </w:hyperlink>
+      <w:r>
+        <w:rPr>
+          <w:lang w:val="es_ES" w:bidi="es_ES"/>
+        </w:rPr>
+        <w:t>2 Tm 1:13–14</w:t>
+      </w:r>
       <w:r>
         <w:rPr>
           <w:lang w:val="es_ES" w:bidi="es_ES"/>
@@ -12600,54 +10140,36 @@
         </w:rPr>
         <w:t xml:space="preserve">La carta se cierra abruptamente. Evidentemente, no había necesidad de instrucciones para la misión (cf. </w:t>
       </w:r>
-      <w:hyperlink r:id="rId360">
-        <w:r>
-          <w:rPr>
-            <w:lang w:val="es_ES" w:bidi="es_ES"/>
-          </w:rPr>
-          <w:rPr>
-            <w:color w:val="0000EE"/>
-            <w:u w:val="single"/>
-          </w:rPr>
-          <w:t>Tt 3:12–14</w:t>
-        </w:r>
-      </w:hyperlink>
+      <w:r>
+        <w:rPr>
+          <w:lang w:val="es_ES" w:bidi="es_ES"/>
+        </w:rPr>
+        <w:t>Tt 3:12–14</w:t>
+      </w:r>
       <w:r>
         <w:rPr>
           <w:lang w:val="es_ES" w:bidi="es_ES"/>
         </w:rPr>
         <w:t xml:space="preserve">) y los saludos eran innecesarios o inadecuados (cf. </w:t>
       </w:r>
-      <w:hyperlink r:id="rId361">
-        <w:r>
-          <w:rPr>
-            <w:lang w:val="es_ES" w:bidi="es_ES"/>
-          </w:rPr>
-          <w:rPr>
-            <w:color w:val="0000EE"/>
-            <w:u w:val="single"/>
-          </w:rPr>
-          <w:t>Tt 3:15,</w:t>
-        </w:r>
-      </w:hyperlink>
+      <w:r>
+        <w:rPr>
+          <w:lang w:val="es_ES" w:bidi="es_ES"/>
+        </w:rPr>
+        <w:t>Tt 3:15,</w:t>
+      </w:r>
       <w:r>
         <w:rPr>
           <w:lang w:val="es_ES" w:bidi="es_ES"/>
         </w:rPr>
         <w:t xml:space="preserve"> </w:t>
       </w:r>
-      <w:hyperlink r:id="rId362">
-        <w:r>
-          <w:rPr>
-            <w:lang w:val="es_ES" w:bidi="es_ES"/>
-          </w:rPr>
-          <w:rPr>
-            <w:color w:val="0000EE"/>
-            <w:u w:val="single"/>
-          </w:rPr>
-          <w:t>Ro 16:3–16</w:t>
-        </w:r>
-      </w:hyperlink>
+      <w:r>
+        <w:rPr>
+          <w:lang w:val="es_ES" w:bidi="es_ES"/>
+        </w:rPr>
+        <w:t>Ro 16:3–16</w:t>
+      </w:r>
       <w:r>
         <w:rPr>
           <w:lang w:val="es_ES" w:bidi="es_ES"/>
